--- a/app/templates/template_demanda.docx
+++ b/app/templates/template_demanda.docx
@@ -98,7 +98,33 @@
           <w:szCs w:val="24"/>
         </w:rPr>
         <w:tab/>
-        <w:t xml:space="preserve">DESPIDO INDIRECTO, INFORMALIDAD, NULIDAD DEL DESPIDO, SOLIDARIDAD Y COBRO DE PRESTACIONES ADEUDADAS. </w:t>
+      </w:r>
+      <w:r>
+        <w:rPr>
+          <w:rFonts w:cstheme="minorHAnsi"/>
+          <w:b/>
+          <w:sz w:val="24"/>
+          <w:szCs w:val="24"/>
+        </w:rPr>
+        <w:t>+++demanda.materias</w:t>
+      </w:r>
+      <w:r>
+        <w:rPr>
+          <w:rFonts w:cstheme="minorHAnsi"/>
+          <w:b/>
+          <w:sz w:val="24"/>
+          <w:szCs w:val="24"/>
+        </w:rPr>
+        <w:t>+++</w:t>
+      </w:r>
+      <w:r>
+        <w:rPr>
+          <w:rFonts w:cstheme="minorHAnsi"/>
+          <w:b/>
+          <w:sz w:val="24"/>
+          <w:szCs w:val="24"/>
+        </w:rPr>
+        <w:t xml:space="preserve">. </w:t>
       </w:r>
     </w:p>
     <w:p>
@@ -158,18 +184,78 @@
         </w:rPr>
         <w:t>+++</w:t>
       </w:r>
-      <w:proofErr w:type="spellStart"/>
-      <w:r>
-        <w:rPr>
-          <w:rFonts w:cstheme="minorHAnsi"/>
-          <w:b/>
-          <w:sz w:val="24"/>
-          <w:szCs w:val="24"/>
-          <w:lang w:val="es-419"/>
-        </w:rPr>
-        <w:t>nombre_cliente</w:t>
-      </w:r>
-      <w:proofErr w:type="spellEnd"/>
+      <w:r>
+        <w:rPr>
+          <w:rFonts w:cstheme="minorHAnsi"/>
+          <w:b/>
+          <w:sz w:val="24"/>
+          <w:szCs w:val="24"/>
+        </w:rPr>
+        <w:t>demanda.nombres</w:t>
+      </w:r>
+      <w:r>
+        <w:rPr>
+          <w:rFonts w:cstheme="minorHAnsi"/>
+          <w:b/>
+          <w:sz w:val="24"/>
+          <w:szCs w:val="24"/>
+        </w:rPr>
+        <w:t xml:space="preserve">+++ </w:t>
+      </w:r>
+      <w:r>
+        <w:rPr>
+          <w:rFonts w:cstheme="minorHAnsi"/>
+          <w:b/>
+          <w:sz w:val="24"/>
+          <w:szCs w:val="24"/>
+        </w:rPr>
+        <w:t>+++</w:t>
+      </w:r>
+      <w:r>
+        <w:rPr>
+          <w:rFonts w:cstheme="minorHAnsi"/>
+          <w:b/>
+          <w:sz w:val="24"/>
+          <w:szCs w:val="24"/>
+        </w:rPr>
+        <w:t>demanda.apPaterno</w:t>
+      </w:r>
+      <w:r>
+        <w:rPr>
+          <w:rFonts w:cstheme="minorHAnsi"/>
+          <w:b/>
+          <w:sz w:val="24"/>
+          <w:szCs w:val="24"/>
+        </w:rPr>
+        <w:t>+++</w:t>
+      </w:r>
+      <w:r>
+        <w:rPr>
+          <w:rFonts w:cstheme="minorHAnsi"/>
+          <w:b/>
+          <w:sz w:val="24"/>
+          <w:szCs w:val="24"/>
+        </w:rPr>
+        <w:t xml:space="preserve"> </w:t>
+      </w:r>
+      <w:r>
+        <w:rPr>
+          <w:rFonts w:cstheme="minorHAnsi"/>
+          <w:b/>
+          <w:sz w:val="24"/>
+          <w:szCs w:val="24"/>
+        </w:rPr>
+        <w:t>+++</w:t>
+      </w:r>
+      <w:r>
+        <w:rPr>
+          <w:rFonts w:cstheme="minorHAnsi"/>
+          <w:b/>
+          <w:sz w:val="24"/>
+          <w:szCs w:val="24"/>
+        </w:rPr>
+        <w:t>demanda.apMaterno</w:t>
+      </w:r>
       <w:r>
         <w:rPr>
           <w:rFonts w:cstheme="minorHAnsi"/>
@@ -263,17 +349,15 @@
         </w:rPr>
         <w:t>+++</w:t>
       </w:r>
-      <w:proofErr w:type="spellStart"/>
-      <w:r>
-        <w:rPr>
-          <w:rFonts w:cstheme="minorHAnsi"/>
-          <w:b/>
-          <w:sz w:val="24"/>
-          <w:szCs w:val="24"/>
-        </w:rPr>
-        <w:t>run_cliente</w:t>
-      </w:r>
-      <w:proofErr w:type="spellEnd"/>
+      <w:r>
+        <w:rPr>
+          <w:rFonts w:cstheme="minorHAnsi"/>
+          <w:b/>
+          <w:sz w:val="24"/>
+          <w:szCs w:val="24"/>
+        </w:rPr>
+        <w:t>demanda.run</w:t>
+      </w:r>
       <w:r>
         <w:rPr>
           <w:rFonts w:cstheme="minorHAnsi"/>
@@ -347,16 +431,7 @@
           <w:sz w:val="24"/>
           <w:szCs w:val="24"/>
         </w:rPr>
-        <w:t>falta agregar la variable</w:t>
-      </w:r>
-      <w:r>
-        <w:rPr>
-          <w:rFonts w:cstheme="minorHAnsi"/>
-          <w:b/>
-          <w:sz w:val="24"/>
-          <w:szCs w:val="24"/>
-        </w:rPr>
-        <w:t>.</w:t>
+        <w:t>Pendiente.</w:t>
       </w:r>
     </w:p>
     <w:p>
@@ -468,6 +543,7 @@
     </w:p>
     <w:p>
       <w:pPr>
+        <w:ind w:left="2835" w:hanging="2835"/>
         <w:jc w:val="both"/>
         <w:rPr>
           <w:rFonts w:cstheme="minorHAnsi"/>
@@ -501,16 +577,6 @@
           <w:sz w:val="24"/>
           <w:szCs w:val="24"/>
         </w:rPr>
-        <w:tab/>
-      </w:r>
-      <w:r>
-        <w:rPr>
-          <w:rFonts w:cstheme="minorHAnsi"/>
-          <w:b/>
-          <w:sz w:val="24"/>
-          <w:szCs w:val="24"/>
-        </w:rPr>
-        <w:tab/>
         <w:t xml:space="preserve">: </w:t>
       </w:r>
       <w:r>
@@ -521,27 +587,7 @@
           <w:szCs w:val="24"/>
         </w:rPr>
         <w:tab/>
-        <w:t xml:space="preserve">14 DE FEBRERO </w:t>
-      </w:r>
-      <w:proofErr w:type="spellStart"/>
-      <w:r>
-        <w:rPr>
-          <w:rFonts w:cstheme="minorHAnsi"/>
-          <w:b/>
-          <w:sz w:val="24"/>
-          <w:szCs w:val="24"/>
-        </w:rPr>
-        <w:t>N°</w:t>
-      </w:r>
-      <w:proofErr w:type="spellEnd"/>
-      <w:r>
-        <w:rPr>
-          <w:rFonts w:cstheme="minorHAnsi"/>
-          <w:b/>
-          <w:sz w:val="24"/>
-          <w:szCs w:val="24"/>
-        </w:rPr>
-        <w:t xml:space="preserve"> 1822, OFICINA 11, SEGUNDO PISO, EDIFICIO CUMBRES; ANTOFAGASTA</w:t>
+        <w:t>14 DE FEBRERO N° 1822, OFICINA 11, SEGUNDO PISO, EDIFICIO CUMBRES; ANTOFAGASTA</w:t>
       </w:r>
     </w:p>
     <w:p>
@@ -607,16 +653,7 @@
           <w:sz w:val="24"/>
           <w:szCs w:val="24"/>
         </w:rPr>
-        <w:t>falta agregar la variable</w:t>
-      </w:r>
-      <w:r>
-        <w:rPr>
-          <w:rFonts w:cstheme="minorHAnsi"/>
-          <w:b/>
-          <w:sz w:val="24"/>
-          <w:szCs w:val="24"/>
-        </w:rPr>
-        <w:t>.</w:t>
+        <w:t>+++demanda.nombreRazonSocial+++</w:t>
       </w:r>
     </w:p>
     <w:p>
@@ -691,16 +728,7 @@
           <w:sz w:val="24"/>
           <w:szCs w:val="24"/>
         </w:rPr>
-        <w:t>falta agregar la variable</w:t>
-      </w:r>
-      <w:r>
-        <w:rPr>
-          <w:rFonts w:cstheme="minorHAnsi"/>
-          <w:b/>
-          <w:sz w:val="24"/>
-          <w:szCs w:val="24"/>
-        </w:rPr>
-        <w:t>.</w:t>
+        <w:t>+++demanda.rutRazonSocial+++</w:t>
       </w:r>
     </w:p>
     <w:p>
@@ -766,16 +794,7 @@
           <w:sz w:val="24"/>
           <w:szCs w:val="24"/>
         </w:rPr>
-        <w:t>falta agregar la variable</w:t>
-      </w:r>
-      <w:r>
-        <w:rPr>
-          <w:rFonts w:cstheme="minorHAnsi"/>
-          <w:b/>
-          <w:sz w:val="24"/>
-          <w:szCs w:val="24"/>
-        </w:rPr>
-        <w:t>.</w:t>
+        <w:t>+++demanda.domicilioRazonSocial+++</w:t>
       </w:r>
     </w:p>
     <w:p>
@@ -795,44 +814,35 @@
           <w:sz w:val="24"/>
           <w:szCs w:val="24"/>
         </w:rPr>
-        <w:t>DEMANDADO SOLIDARIO</w:t>
-      </w:r>
-      <w:r>
-        <w:rPr>
-          <w:rFonts w:cstheme="minorHAnsi"/>
-          <w:b/>
-          <w:sz w:val="24"/>
-          <w:szCs w:val="24"/>
-        </w:rPr>
-        <w:tab/>
-        <w:t>:</w:t>
-      </w:r>
-      <w:r>
-        <w:rPr>
-          <w:rFonts w:cstheme="minorHAnsi"/>
-          <w:b/>
-          <w:sz w:val="24"/>
-          <w:szCs w:val="24"/>
-        </w:rPr>
-        <w:tab/>
-      </w:r>
-      <w:r>
-        <w:rPr>
-          <w:rFonts w:cstheme="minorHAnsi"/>
-          <w:b/>
-          <w:sz w:val="24"/>
-          <w:szCs w:val="24"/>
-        </w:rPr>
-        <w:t>falta agregar la variable</w:t>
-      </w:r>
-      <w:r>
-        <w:rPr>
-          <w:rFonts w:cstheme="minorHAnsi"/>
-          <w:b/>
-          <w:sz w:val="24"/>
-          <w:szCs w:val="24"/>
-        </w:rPr>
-        <w:t>.</w:t>
+        <w:t>+++IF (</w:t>
+      </w:r>
+      <w:r>
+        <w:rPr>
+          <w:rFonts w:cstheme="minorHAnsi"/>
+          <w:b/>
+          <w:sz w:val="24"/>
+          <w:szCs w:val="24"/>
+          <w:lang w:val="es-419"/>
+        </w:rPr>
+        <w:t>demandadoSolidarios</w:t>
+      </w:r>
+      <w:r>
+        <w:rPr>
+          <w:rFonts w:cstheme="minorHAnsi"/>
+          <w:b/>
+          <w:sz w:val="24"/>
+          <w:szCs w:val="24"/>
+        </w:rPr>
+        <w:t xml:space="preserve"> </w:t>
+      </w:r>
+      <w:r>
+        <w:rPr>
+          <w:rFonts w:cstheme="minorHAnsi"/>
+          <w:b/>
+          <w:sz w:val="24"/>
+          <w:szCs w:val="24"/>
+        </w:rPr>
+        <w:t>|| []).length === 0+++</w:t>
       </w:r>
     </w:p>
     <w:p>
@@ -852,71 +862,7 @@
           <w:sz w:val="24"/>
           <w:szCs w:val="24"/>
         </w:rPr>
-        <w:t>RUT</w:t>
-      </w:r>
-      <w:r>
-        <w:rPr>
-          <w:rFonts w:cstheme="minorHAnsi"/>
-          <w:b/>
-          <w:sz w:val="24"/>
-          <w:szCs w:val="24"/>
-        </w:rPr>
-        <w:tab/>
-      </w:r>
-      <w:r>
-        <w:rPr>
-          <w:rFonts w:cstheme="minorHAnsi"/>
-          <w:b/>
-          <w:sz w:val="24"/>
-          <w:szCs w:val="24"/>
-        </w:rPr>
-        <w:tab/>
-      </w:r>
-      <w:r>
-        <w:rPr>
-          <w:rFonts w:cstheme="minorHAnsi"/>
-          <w:b/>
-          <w:sz w:val="24"/>
-          <w:szCs w:val="24"/>
-        </w:rPr>
-        <w:tab/>
-      </w:r>
-      <w:r>
-        <w:rPr>
-          <w:rFonts w:cstheme="minorHAnsi"/>
-          <w:b/>
-          <w:sz w:val="24"/>
-          <w:szCs w:val="24"/>
-        </w:rPr>
-        <w:tab/>
-        <w:t>:</w:t>
-      </w:r>
-      <w:r>
-        <w:rPr>
-          <w:rFonts w:cstheme="minorHAnsi"/>
-          <w:b/>
-          <w:sz w:val="24"/>
-          <w:szCs w:val="24"/>
-        </w:rPr>
-        <w:tab/>
-      </w:r>
-      <w:r>
-        <w:rPr>
-          <w:rFonts w:cstheme="minorHAnsi"/>
-          <w:b/>
-          <w:sz w:val="24"/>
-          <w:szCs w:val="24"/>
-        </w:rPr>
-        <w:t>falta agregar la variable</w:t>
-      </w:r>
-      <w:r>
-        <w:rPr>
-          <w:rFonts w:cstheme="minorHAnsi"/>
-          <w:b/>
-          <w:sz w:val="24"/>
-          <w:szCs w:val="24"/>
-        </w:rPr>
-        <w:t>.</w:t>
+        <w:t>(Sin demandados solidarios)</w:t>
       </w:r>
     </w:p>
     <w:p>
@@ -936,6 +882,490 @@
           <w:sz w:val="24"/>
           <w:szCs w:val="24"/>
         </w:rPr>
+        <w:t>+++END-IF+++</w:t>
+      </w:r>
+    </w:p>
+    <w:p>
+      <w:pPr>
+        <w:jc w:val="both"/>
+        <w:rPr>
+          <w:rFonts w:cstheme="minorHAnsi"/>
+          <w:b/>
+          <w:sz w:val="24"/>
+          <w:szCs w:val="24"/>
+        </w:rPr>
+      </w:pPr>
+      <w:r>
+        <w:rPr>
+          <w:rFonts w:cstheme="minorHAnsi"/>
+          <w:b/>
+          <w:sz w:val="24"/>
+          <w:szCs w:val="24"/>
+        </w:rPr>
+        <w:t xml:space="preserve">+++FOR d IN </w:t>
+      </w:r>
+      <w:r>
+        <w:rPr>
+          <w:rFonts w:cstheme="minorHAnsi"/>
+          <w:b/>
+          <w:sz w:val="24"/>
+          <w:szCs w:val="24"/>
+          <w:lang w:val="es-419"/>
+        </w:rPr>
+        <w:t>demandadoSolidarios</w:t>
+      </w:r>
+      <w:r>
+        <w:rPr>
+          <w:rFonts w:cstheme="minorHAnsi"/>
+          <w:b/>
+          <w:sz w:val="24"/>
+          <w:szCs w:val="24"/>
+        </w:rPr>
+        <w:t xml:space="preserve"> +++</w:t>
+      </w:r>
+      <w:r>
+        <w:rPr>
+          <w:rFonts w:cstheme="minorHAnsi"/>
+          <w:b/>
+          <w:sz w:val="24"/>
+          <w:szCs w:val="24"/>
+        </w:rPr>
+        <w:t xml:space="preserve"> </w:t>
+      </w:r>
+    </w:p>
+    <w:p>
+      <w:pPr>
+        <w:jc w:val="both"/>
+        <w:rPr>
+          <w:rFonts w:cstheme="minorHAnsi"/>
+          <w:b/>
+          <w:sz w:val="24"/>
+          <w:szCs w:val="24"/>
+        </w:rPr>
+      </w:pPr>
+      <w:r>
+        <w:rPr>
+          <w:rFonts w:cstheme="minorHAnsi"/>
+          <w:b/>
+          <w:sz w:val="24"/>
+          <w:szCs w:val="24"/>
+        </w:rPr>
+        <w:t>DEMANDADO SOLIDARIO</w:t>
+      </w:r>
+      <w:r>
+        <w:rPr>
+          <w:rFonts w:cstheme="minorHAnsi"/>
+          <w:b/>
+          <w:sz w:val="24"/>
+          <w:szCs w:val="24"/>
+        </w:rPr>
+        <w:tab/>
+        <w:t>:</w:t>
+      </w:r>
+      <w:r>
+        <w:rPr>
+          <w:rFonts w:cstheme="minorHAnsi"/>
+          <w:b/>
+          <w:sz w:val="24"/>
+          <w:szCs w:val="24"/>
+        </w:rPr>
+        <w:tab/>
+      </w:r>
+      <w:r>
+        <w:rPr>
+          <w:rFonts w:cstheme="minorHAnsi"/>
+          <w:b/>
+          <w:sz w:val="24"/>
+          <w:szCs w:val="24"/>
+        </w:rPr>
+        <w:t>+++</w:t>
+      </w:r>
+      <w:r>
+        <w:rPr>
+          <w:rFonts w:cstheme="minorHAnsi"/>
+          <w:b/>
+          <w:sz w:val="24"/>
+          <w:szCs w:val="24"/>
+          <w:lang w:val="es-419"/>
+        </w:rPr>
+        <w:t>nombre</w:t>
+      </w:r>
+      <w:r>
+        <w:rPr>
+          <w:rFonts w:cstheme="minorHAnsi"/>
+          <w:b/>
+          <w:sz w:val="24"/>
+          <w:szCs w:val="24"/>
+        </w:rPr>
+        <w:t>+++</w:t>
+      </w:r>
+    </w:p>
+    <w:p>
+      <w:pPr>
+        <w:jc w:val="both"/>
+        <w:rPr>
+          <w:rFonts w:cstheme="minorHAnsi"/>
+          <w:b/>
+          <w:sz w:val="24"/>
+          <w:szCs w:val="24"/>
+        </w:rPr>
+      </w:pPr>
+      <w:r>
+        <w:rPr>
+          <w:rFonts w:cstheme="minorHAnsi"/>
+          <w:b/>
+          <w:sz w:val="24"/>
+          <w:szCs w:val="24"/>
+        </w:rPr>
+        <w:t>RUT</w:t>
+      </w:r>
+      <w:r>
+        <w:rPr>
+          <w:rFonts w:cstheme="minorHAnsi"/>
+          <w:b/>
+          <w:sz w:val="24"/>
+          <w:szCs w:val="24"/>
+        </w:rPr>
+        <w:tab/>
+      </w:r>
+      <w:r>
+        <w:rPr>
+          <w:rFonts w:cstheme="minorHAnsi"/>
+          <w:b/>
+          <w:sz w:val="24"/>
+          <w:szCs w:val="24"/>
+        </w:rPr>
+        <w:tab/>
+      </w:r>
+      <w:r>
+        <w:rPr>
+          <w:rFonts w:cstheme="minorHAnsi"/>
+          <w:b/>
+          <w:sz w:val="24"/>
+          <w:szCs w:val="24"/>
+        </w:rPr>
+        <w:tab/>
+      </w:r>
+      <w:r>
+        <w:rPr>
+          <w:rFonts w:cstheme="minorHAnsi"/>
+          <w:b/>
+          <w:sz w:val="24"/>
+          <w:szCs w:val="24"/>
+        </w:rPr>
+        <w:tab/>
+        <w:t>:</w:t>
+      </w:r>
+      <w:r>
+        <w:rPr>
+          <w:rFonts w:cstheme="minorHAnsi"/>
+          <w:b/>
+          <w:sz w:val="24"/>
+          <w:szCs w:val="24"/>
+        </w:rPr>
+        <w:tab/>
+      </w:r>
+      <w:r>
+        <w:rPr>
+          <w:rFonts w:cstheme="minorHAnsi"/>
+          <w:b/>
+          <w:sz w:val="24"/>
+          <w:szCs w:val="24"/>
+        </w:rPr>
+        <w:t>+++</w:t>
+      </w:r>
+      <w:r>
+        <w:rPr>
+          <w:rFonts w:cstheme="minorHAnsi"/>
+          <w:b/>
+          <w:sz w:val="24"/>
+          <w:szCs w:val="24"/>
+          <w:lang w:val="es-419"/>
+        </w:rPr>
+        <w:t>rut</w:t>
+      </w:r>
+      <w:r>
+        <w:rPr>
+          <w:rFonts w:cstheme="minorHAnsi"/>
+          <w:b/>
+          <w:sz w:val="24"/>
+          <w:szCs w:val="24"/>
+        </w:rPr>
+        <w:t xml:space="preserve">+++     </w:t>
+      </w:r>
+    </w:p>
+    <w:p>
+      <w:pPr>
+        <w:jc w:val="both"/>
+        <w:rPr>
+          <w:rFonts w:cstheme="minorHAnsi"/>
+          <w:b/>
+          <w:sz w:val="24"/>
+          <w:szCs w:val="24"/>
+        </w:rPr>
+      </w:pPr>
+      <w:r>
+        <w:rPr>
+          <w:rFonts w:cstheme="minorHAnsi"/>
+          <w:b/>
+          <w:sz w:val="24"/>
+          <w:szCs w:val="24"/>
+        </w:rPr>
+        <w:t>DOMICILIO</w:t>
+      </w:r>
+      <w:r>
+        <w:rPr>
+          <w:rFonts w:cstheme="minorHAnsi"/>
+          <w:b/>
+          <w:sz w:val="24"/>
+          <w:szCs w:val="24"/>
+        </w:rPr>
+        <w:tab/>
+      </w:r>
+      <w:r>
+        <w:rPr>
+          <w:rFonts w:cstheme="minorHAnsi"/>
+          <w:b/>
+          <w:sz w:val="24"/>
+          <w:szCs w:val="24"/>
+        </w:rPr>
+        <w:tab/>
+      </w:r>
+      <w:r>
+        <w:rPr>
+          <w:rFonts w:cstheme="minorHAnsi"/>
+          <w:b/>
+          <w:sz w:val="24"/>
+          <w:szCs w:val="24"/>
+        </w:rPr>
+        <w:tab/>
+        <w:t>:</w:t>
+      </w:r>
+      <w:r>
+        <w:rPr>
+          <w:rFonts w:cstheme="minorHAnsi"/>
+          <w:b/>
+          <w:sz w:val="24"/>
+          <w:szCs w:val="24"/>
+        </w:rPr>
+        <w:tab/>
+      </w:r>
+      <w:r>
+        <w:rPr>
+          <w:rFonts w:cstheme="minorHAnsi"/>
+          <w:b/>
+          <w:sz w:val="24"/>
+          <w:szCs w:val="24"/>
+        </w:rPr>
+        <w:t>+++</w:t>
+      </w:r>
+      <w:r>
+        <w:rPr>
+          <w:rFonts w:cstheme="minorHAnsi"/>
+          <w:b/>
+          <w:sz w:val="24"/>
+          <w:szCs w:val="24"/>
+          <w:lang w:val="es-419"/>
+        </w:rPr>
+        <w:t>domicilio</w:t>
+      </w:r>
+      <w:r>
+        <w:rPr>
+          <w:rFonts w:cstheme="minorHAnsi"/>
+          <w:b/>
+          <w:sz w:val="24"/>
+          <w:szCs w:val="24"/>
+        </w:rPr>
+        <w:t>+++</w:t>
+      </w:r>
+    </w:p>
+    <w:p>
+      <w:pPr>
+        <w:jc w:val="both"/>
+        <w:rPr>
+          <w:rFonts w:cstheme="minorHAnsi"/>
+          <w:b/>
+          <w:sz w:val="24"/>
+          <w:szCs w:val="24"/>
+        </w:rPr>
+      </w:pPr>
+      <w:r>
+        <w:rPr>
+          <w:rFonts w:cstheme="minorHAnsi"/>
+          <w:b/>
+          <w:sz w:val="24"/>
+          <w:szCs w:val="24"/>
+        </w:rPr>
+        <w:t>+++END-FOR d+++</w:t>
+      </w:r>
+      <w:r>
+        <w:rPr>
+          <w:rFonts w:cstheme="minorHAnsi"/>
+          <w:b/>
+          <w:sz w:val="24"/>
+          <w:szCs w:val="24"/>
+        </w:rPr>
+        <w:t xml:space="preserve"> </w:t>
+      </w:r>
+    </w:p>
+    <w:p>
+      <w:pPr>
+        <w:jc w:val="both"/>
+        <w:rPr>
+          <w:rFonts w:cstheme="minorHAnsi"/>
+          <w:b/>
+          <w:sz w:val="24"/>
+          <w:szCs w:val="24"/>
+        </w:rPr>
+      </w:pPr>
+      <w:r>
+        <w:rPr>
+          <w:rFonts w:cstheme="minorHAnsi"/>
+          <w:b/>
+          <w:sz w:val="24"/>
+          <w:szCs w:val="24"/>
+        </w:rPr>
+        <w:t>DEMANDADO SOLIDARIO</w:t>
+      </w:r>
+      <w:r>
+        <w:rPr>
+          <w:rFonts w:cstheme="minorHAnsi"/>
+          <w:b/>
+          <w:sz w:val="24"/>
+          <w:szCs w:val="24"/>
+        </w:rPr>
+        <w:tab/>
+        <w:t>:</w:t>
+      </w:r>
+      <w:r>
+        <w:rPr>
+          <w:rFonts w:cstheme="minorHAnsi"/>
+          <w:b/>
+          <w:sz w:val="24"/>
+          <w:szCs w:val="24"/>
+        </w:rPr>
+        <w:tab/>
+      </w:r>
+      <w:r>
+        <w:rPr>
+          <w:rFonts w:cstheme="minorHAnsi"/>
+          <w:b/>
+          <w:sz w:val="24"/>
+          <w:szCs w:val="24"/>
+        </w:rPr>
+        <w:t>falta agregar la variable</w:t>
+      </w:r>
+      <w:r>
+        <w:rPr>
+          <w:rFonts w:cstheme="minorHAnsi"/>
+          <w:b/>
+          <w:sz w:val="24"/>
+          <w:szCs w:val="24"/>
+        </w:rPr>
+        <w:t>.</w:t>
+      </w:r>
+    </w:p>
+    <w:p>
+      <w:pPr>
+        <w:jc w:val="both"/>
+        <w:rPr>
+          <w:rFonts w:cstheme="minorHAnsi"/>
+          <w:b/>
+          <w:sz w:val="24"/>
+          <w:szCs w:val="24"/>
+        </w:rPr>
+      </w:pPr>
+      <w:r>
+        <w:rPr>
+          <w:rFonts w:cstheme="minorHAnsi"/>
+          <w:b/>
+          <w:sz w:val="24"/>
+          <w:szCs w:val="24"/>
+        </w:rPr>
+        <w:t>RUT</w:t>
+      </w:r>
+      <w:r>
+        <w:rPr>
+          <w:rFonts w:cstheme="minorHAnsi"/>
+          <w:b/>
+          <w:sz w:val="24"/>
+          <w:szCs w:val="24"/>
+        </w:rPr>
+        <w:tab/>
+      </w:r>
+      <w:r>
+        <w:rPr>
+          <w:rFonts w:cstheme="minorHAnsi"/>
+          <w:b/>
+          <w:sz w:val="24"/>
+          <w:szCs w:val="24"/>
+        </w:rPr>
+        <w:tab/>
+      </w:r>
+      <w:r>
+        <w:rPr>
+          <w:rFonts w:cstheme="minorHAnsi"/>
+          <w:b/>
+          <w:sz w:val="24"/>
+          <w:szCs w:val="24"/>
+        </w:rPr>
+        <w:tab/>
+      </w:r>
+      <w:r>
+        <w:rPr>
+          <w:rFonts w:cstheme="minorHAnsi"/>
+          <w:b/>
+          <w:sz w:val="24"/>
+          <w:szCs w:val="24"/>
+        </w:rPr>
+        <w:tab/>
+        <w:t>:</w:t>
+      </w:r>
+      <w:r>
+        <w:rPr>
+          <w:rFonts w:cstheme="minorHAnsi"/>
+          <w:b/>
+          <w:sz w:val="24"/>
+          <w:szCs w:val="24"/>
+        </w:rPr>
+        <w:tab/>
+      </w:r>
+      <w:r>
+        <w:rPr>
+          <w:rFonts w:cstheme="minorHAnsi"/>
+          <w:b/>
+          <w:sz w:val="24"/>
+          <w:szCs w:val="24"/>
+        </w:rPr>
+        <w:t>falta agregar la variable</w:t>
+      </w:r>
+      <w:r>
+        <w:rPr>
+          <w:rFonts w:cstheme="minorHAnsi"/>
+          <w:b/>
+          <w:sz w:val="24"/>
+          <w:szCs w:val="24"/>
+        </w:rPr>
+        <w:t>.</w:t>
+      </w:r>
+    </w:p>
+    <w:p>
+      <w:pPr>
+        <w:jc w:val="both"/>
+        <w:rPr>
+          <w:rFonts w:cstheme="minorHAnsi"/>
+          <w:b/>
+          <w:sz w:val="24"/>
+          <w:szCs w:val="24"/>
+        </w:rPr>
+      </w:pPr>
+      <w:r>
+        <w:rPr>
+          <w:rFonts w:cstheme="minorHAnsi"/>
+          <w:b/>
+          <w:sz w:val="24"/>
+          <w:szCs w:val="24"/>
+        </w:rPr>
         <w:t>DOMICILIO</w:t>
       </w:r>
       <w:r>
@@ -1049,16 +1479,7 @@
           <w:sz w:val="24"/>
           <w:szCs w:val="24"/>
         </w:rPr>
-        <w:t>falta agregar la variable</w:t>
-      </w:r>
-      <w:r>
-        <w:rPr>
-          <w:rFonts w:cstheme="minorHAnsi"/>
-          <w:b/>
-          <w:sz w:val="24"/>
-          <w:szCs w:val="24"/>
-        </w:rPr>
-        <w:t>.</w:t>
+        <w:t>+++demanda.representanteLegal+++</w:t>
       </w:r>
     </w:p>
     <w:p>
@@ -1133,16 +1554,7 @@
           <w:sz w:val="24"/>
           <w:szCs w:val="24"/>
         </w:rPr>
-        <w:t>falta agregar la variable</w:t>
-      </w:r>
-      <w:r>
-        <w:rPr>
-          <w:rFonts w:cstheme="minorHAnsi"/>
-          <w:b/>
-          <w:sz w:val="24"/>
-          <w:szCs w:val="24"/>
-        </w:rPr>
-        <w:t>.</w:t>
+        <w:t>+++demanda.runRepresentanteLegal+++</w:t>
       </w:r>
     </w:p>
     <w:p>
@@ -1419,7 +1831,6 @@
           <w:sz w:val="24"/>
           <w:szCs w:val="24"/>
         </w:rPr>
-        <w:lastRenderedPageBreak/>
         <w:t>+++</w:t>
       </w:r>
       <w:r>
@@ -1428,22 +1839,54 @@
           <w:b/>
           <w:sz w:val="24"/>
           <w:szCs w:val="24"/>
-          <w:lang w:val="es-419"/>
+        </w:rPr>
+        <w:t>demanda.nombres</w:t>
+      </w:r>
+      <w:r>
+        <w:rPr>
+          <w:rFonts w:cstheme="minorHAnsi"/>
+          <w:b/>
+          <w:sz w:val="24"/>
+          <w:szCs w:val="24"/>
+        </w:rPr>
+        <w:t>+++</w:t>
+      </w:r>
+      <w:r>
+        <w:rPr>
+          <w:rFonts w:cstheme="minorHAnsi"/>
+          <w:b/>
+          <w:sz w:val="24"/>
+          <w:szCs w:val="24"/>
         </w:rPr>
         <w:t xml:space="preserve"> </w:t>
       </w:r>
-      <w:proofErr w:type="spellStart"/>
-      <w:r>
-        <w:rPr>
-          <w:rFonts w:cstheme="minorHAnsi"/>
-          <w:b/>
-          <w:sz w:val="24"/>
-          <w:szCs w:val="24"/>
-          <w:lang w:val="es-419"/>
-        </w:rPr>
-        <w:t>nombre_cliente</w:t>
-      </w:r>
-      <w:proofErr w:type="spellEnd"/>
+      <w:r>
+        <w:rPr>
+          <w:rFonts w:cstheme="minorHAnsi"/>
+          <w:b/>
+          <w:sz w:val="24"/>
+          <w:szCs w:val="24"/>
+        </w:rPr>
+        <w:t>+++</w:t>
+      </w:r>
+      <w:r>
+        <w:rPr>
+          <w:rFonts w:cstheme="minorHAnsi"/>
+          <w:b/>
+          <w:sz w:val="24"/>
+          <w:szCs w:val="24"/>
+        </w:rPr>
+        <w:t>demanda.apPaterno</w:t>
+      </w:r>
+      <w:r>
+        <w:rPr>
+          <w:rFonts w:cstheme="minorHAnsi"/>
+          <w:b/>
+          <w:sz w:val="24"/>
+          <w:szCs w:val="24"/>
+        </w:rPr>
+        <w:t>+++</w:t>
+      </w:r>
       <w:r>
         <w:rPr>
           <w:rFonts w:cstheme="minorHAnsi"/>
@@ -1469,16 +1912,43 @@
           <w:sz w:val="24"/>
           <w:szCs w:val="24"/>
         </w:rPr>
-        <w:t xml:space="preserve">, RUN: </w:t>
-      </w:r>
-      <w:r>
-        <w:rPr>
-          <w:rFonts w:cstheme="minorHAnsi"/>
-          <w:b/>
-          <w:sz w:val="24"/>
-          <w:szCs w:val="24"/>
-        </w:rPr>
-        <w:t>15.679.887-8</w:t>
+        <w:t>demanda.apMaterno</w:t>
+      </w:r>
+      <w:r>
+        <w:rPr>
+          <w:rFonts w:cstheme="minorHAnsi"/>
+          <w:b/>
+          <w:sz w:val="24"/>
+          <w:szCs w:val="24"/>
+        </w:rPr>
+        <w:t>+++</w:t>
+      </w:r>
+      <w:r>
+        <w:rPr>
+          <w:rFonts w:cstheme="minorHAnsi"/>
+          <w:b/>
+          <w:sz w:val="24"/>
+          <w:szCs w:val="24"/>
+        </w:rPr>
+        <w:t xml:space="preserve"> </w:t>
+      </w:r>
+      <w:r>
+        <w:rPr>
+          <w:rFonts w:cstheme="minorHAnsi"/>
+          <w:b/>
+          <w:sz w:val="24"/>
+          <w:szCs w:val="24"/>
+        </w:rPr>
+        <w:t xml:space="preserve">RUN: </w:t>
+      </w:r>
+      <w:r>
+        <w:rPr>
+          <w:rFonts w:cstheme="minorHAnsi"/>
+          <w:b/>
+          <w:sz w:val="24"/>
+          <w:szCs w:val="24"/>
+        </w:rPr>
+        <w:t>+++demanda.run+++</w:t>
       </w:r>
       <w:r>
         <w:rPr>
@@ -2713,15 +3183,6 @@
 </file>
 
 <file path=customXml/item2.xml><?xml version="1.0" encoding="utf-8"?>
-<?mso-contentType ?>
-<FormTemplates xmlns="http://schemas.microsoft.com/sharepoint/v3/contenttype/forms">
-  <Display>DocumentLibraryForm</Display>
-  <Edit>DocumentLibraryForm</Edit>
-  <New>DocumentLibraryForm</New>
-</FormTemplates>
-</file>
-
-<file path=customXml/item3.xml><?xml version="1.0" encoding="utf-8"?>
 <ct:contentTypeSchema xmlns:ct="http://schemas.microsoft.com/office/2006/metadata/contentType" xmlns:ma="http://schemas.microsoft.com/office/2006/metadata/properties/metaAttributes" ct:_="" ma:_="" ma:contentTypeName="Documento" ma:contentTypeID="0x010100DC20F5CE375BD545946F4E4CB781E9B9" ma:contentTypeVersion="13" ma:contentTypeDescription="Crear nuevo documento." ma:contentTypeScope="" ma:versionID="2f464b1efc709f67729e0856ba1989c2">
   <xsd:schema xmlns:xsd="http://www.w3.org/2001/XMLSchema" xmlns:xs="http://www.w3.org/2001/XMLSchema" xmlns:p="http://schemas.microsoft.com/office/2006/metadata/properties" xmlns:ns2="2dd5cc6d-f845-4b74-a9d4-0c2932b01156" xmlns:ns3="fe7e8eae-8f19-43b5-a199-e3dfa6648a7c" targetNamespace="http://schemas.microsoft.com/office/2006/metadata/properties" ma:root="true" ma:fieldsID="8b3ee78c931ac2d017defb4694144b56" ns2:_="" ns3:_="">
     <xsd:import namespace="2dd5cc6d-f845-4b74-a9d4-0c2932b01156"/>
@@ -2928,6 +3389,15 @@
 </ct:contentTypeSchema>
 </file>
 
+<file path=customXml/item3.xml><?xml version="1.0" encoding="utf-8"?>
+<?mso-contentType ?>
+<FormTemplates xmlns="http://schemas.microsoft.com/sharepoint/v3/contenttype/forms">
+  <Display>DocumentLibraryForm</Display>
+  <Edit>DocumentLibraryForm</Edit>
+  <New>DocumentLibraryForm</New>
+</FormTemplates>
+</file>
+
 <file path=customXml/itemProps1.xml><?xml version="1.0" encoding="utf-8"?>
 <ds:datastoreItem xmlns:ds="http://schemas.openxmlformats.org/officeDocument/2006/customXml" ds:itemID="{42A9E0C2-AB1C-48D2-B720-396EA4581806}">
   <ds:schemaRefs>
@@ -2940,14 +3410,6 @@
 </file>
 
 <file path=customXml/itemProps2.xml><?xml version="1.0" encoding="utf-8"?>
-<ds:datastoreItem xmlns:ds="http://schemas.openxmlformats.org/officeDocument/2006/customXml" ds:itemID="{A9FEAF85-3C16-4730-9AF2-6067570A11B0}">
-  <ds:schemaRefs>
-    <ds:schemaRef ds:uri="http://schemas.microsoft.com/sharepoint/v3/contenttype/forms"/>
-  </ds:schemaRefs>
-</ds:datastoreItem>
-</file>
-
-<file path=customXml/itemProps3.xml><?xml version="1.0" encoding="utf-8"?>
 <ds:datastoreItem xmlns:ds="http://schemas.openxmlformats.org/officeDocument/2006/customXml" ds:itemID="{53D61617-D55B-4DC6-AFA5-B9988BEE44B9}">
   <ds:schemaRefs>
     <ds:schemaRef ds:uri="http://schemas.microsoft.com/office/2006/metadata/contentType"/>
@@ -2964,4 +3426,12 @@
     <ds:schemaRef ds:uri="http://schemas.microsoft.com/internal/obd"/>
   </ds:schemaRefs>
 </ds:datastoreItem>
+</file>
+
+<file path=customXml/itemProps3.xml><?xml version="1.0" encoding="utf-8"?>
+<ds:datastoreItem xmlns:ds="http://schemas.openxmlformats.org/officeDocument/2006/customXml" ds:itemID="{A9FEAF85-3C16-4730-9AF2-6067570A11B0}">
+  <ds:schemaRefs>
+    <ds:schemaRef ds:uri="http://schemas.microsoft.com/sharepoint/v3/contenttype/forms"/>
+  </ds:schemaRefs>
+</ds:datastoreItem>
 </file>
--- a/app/templates/template_demanda.docx
+++ b/app/templates/template_demanda.docx
@@ -129,6 +129,7 @@
     </w:p>
     <w:p>
       <w:pPr>
+        <w:ind w:left="2832" w:hanging="2832"/>
         <w:jc w:val="both"/>
         <w:rPr>
           <w:rFonts w:cstheme="minorHAnsi"/>
@@ -155,15 +156,6 @@
           <w:szCs w:val="24"/>
         </w:rPr>
         <w:tab/>
-      </w:r>
-      <w:r>
-        <w:rPr>
-          <w:rFonts w:cstheme="minorHAnsi"/>
-          <w:b/>
-          <w:sz w:val="24"/>
-          <w:szCs w:val="24"/>
-        </w:rPr>
-        <w:tab/>
         <w:t xml:space="preserve">: </w:t>
       </w:r>
       <w:r>
@@ -191,88 +183,16 @@
           <w:sz w:val="24"/>
           <w:szCs w:val="24"/>
         </w:rPr>
-        <w:t>demanda.nombres</w:t>
-      </w:r>
-      <w:r>
-        <w:rPr>
-          <w:rFonts w:cstheme="minorHAnsi"/>
-          <w:b/>
-          <w:sz w:val="24"/>
-          <w:szCs w:val="24"/>
-        </w:rPr>
-        <w:t xml:space="preserve">+++ </w:t>
-      </w:r>
-      <w:r>
-        <w:rPr>
-          <w:rFonts w:cstheme="minorHAnsi"/>
-          <w:b/>
-          <w:sz w:val="24"/>
-          <w:szCs w:val="24"/>
-        </w:rPr>
-        <w:t>+++</w:t>
-      </w:r>
-      <w:r>
-        <w:rPr>
-          <w:rFonts w:cstheme="minorHAnsi"/>
-          <w:b/>
-          <w:sz w:val="24"/>
-          <w:szCs w:val="24"/>
-        </w:rPr>
-        <w:t>demanda.apPaterno</w:t>
-      </w:r>
-      <w:r>
-        <w:rPr>
-          <w:rFonts w:cstheme="minorHAnsi"/>
-          <w:b/>
-          <w:sz w:val="24"/>
-          <w:szCs w:val="24"/>
-        </w:rPr>
-        <w:t>+++</w:t>
-      </w:r>
-      <w:r>
-        <w:rPr>
-          <w:rFonts w:cstheme="minorHAnsi"/>
-          <w:b/>
-          <w:sz w:val="24"/>
-          <w:szCs w:val="24"/>
-        </w:rPr>
-        <w:t xml:space="preserve"> </w:t>
-      </w:r>
-      <w:r>
-        <w:rPr>
-          <w:rFonts w:cstheme="minorHAnsi"/>
-          <w:b/>
-          <w:sz w:val="24"/>
-          <w:szCs w:val="24"/>
-        </w:rPr>
-        <w:t>+++</w:t>
-      </w:r>
-      <w:r>
-        <w:rPr>
-          <w:rFonts w:cstheme="minorHAnsi"/>
-          <w:b/>
-          <w:sz w:val="24"/>
-          <w:szCs w:val="24"/>
-        </w:rPr>
-        <w:t>demanda.apMaterno</w:t>
-      </w:r>
-      <w:r>
-        <w:rPr>
-          <w:rFonts w:cstheme="minorHAnsi"/>
-          <w:b/>
-          <w:sz w:val="24"/>
-          <w:szCs w:val="24"/>
-        </w:rPr>
-        <w:t>+++</w:t>
-      </w:r>
-      <w:r>
-        <w:rPr>
-          <w:rFonts w:cstheme="minorHAnsi"/>
-          <w:b/>
-          <w:sz w:val="24"/>
-          <w:szCs w:val="24"/>
-        </w:rPr>
-        <w:t>.</w:t>
+        <w:t>demandaFmt.nombres_upper</w:t>
+      </w:r>
+      <w:r>
+        <w:rPr>
+          <w:rFonts w:cstheme="minorHAnsi"/>
+          <w:b/>
+          <w:sz w:val="24"/>
+          <w:szCs w:val="24"/>
+        </w:rPr>
+        <w:t>+++.</w:t>
       </w:r>
     </w:p>
     <w:p>
@@ -347,25 +267,7 @@
           <w:sz w:val="24"/>
           <w:szCs w:val="24"/>
         </w:rPr>
-        <w:t>+++</w:t>
-      </w:r>
-      <w:r>
-        <w:rPr>
-          <w:rFonts w:cstheme="minorHAnsi"/>
-          <w:b/>
-          <w:sz w:val="24"/>
-          <w:szCs w:val="24"/>
-        </w:rPr>
-        <w:t>demanda.run</w:t>
-      </w:r>
-      <w:r>
-        <w:rPr>
-          <w:rFonts w:cstheme="minorHAnsi"/>
-          <w:b/>
-          <w:sz w:val="24"/>
-          <w:szCs w:val="24"/>
-        </w:rPr>
-        <w:t>+++</w:t>
+        <w:t>+++demandaFmt.run_fmt+++</w:t>
       </w:r>
     </w:p>
     <w:p>
@@ -431,7 +333,7 @@
           <w:sz w:val="24"/>
           <w:szCs w:val="24"/>
         </w:rPr>
-        <w:t>Pendiente.</w:t>
+        <w:t>+++demanda.domicilioParticular+++</w:t>
       </w:r>
     </w:p>
     <w:p>
@@ -799,6 +701,7 @@
     </w:p>
     <w:p>
       <w:pPr>
+        <w:ind w:left="708" w:hanging="708"/>
         <w:jc w:val="both"/>
         <w:rPr>
           <w:rFonts w:cstheme="minorHAnsi"/>
@@ -814,35 +717,36 @@
           <w:sz w:val="24"/>
           <w:szCs w:val="24"/>
         </w:rPr>
-        <w:t>+++IF (</w:t>
-      </w:r>
-      <w:r>
-        <w:rPr>
-          <w:rFonts w:cstheme="minorHAnsi"/>
-          <w:b/>
-          <w:sz w:val="24"/>
-          <w:szCs w:val="24"/>
-          <w:lang w:val="es-419"/>
-        </w:rPr>
-        <w:t>demandadoSolidarios</w:t>
-      </w:r>
-      <w:r>
-        <w:rPr>
-          <w:rFonts w:cstheme="minorHAnsi"/>
-          <w:b/>
-          <w:sz w:val="24"/>
-          <w:szCs w:val="24"/>
-        </w:rPr>
-        <w:t xml:space="preserve"> </w:t>
-      </w:r>
-      <w:r>
-        <w:rPr>
-          <w:rFonts w:cstheme="minorHAnsi"/>
-          <w:b/>
-          <w:sz w:val="24"/>
-          <w:szCs w:val="24"/>
-        </w:rPr>
-        <w:t>|| []).length === 0+++</w:t>
+        <w:t>DEMANDADO SOLIDARIO</w:t>
+      </w:r>
+      <w:r>
+        <w:rPr>
+          <w:rFonts w:cstheme="minorHAnsi"/>
+          <w:b/>
+          <w:sz w:val="24"/>
+          <w:szCs w:val="24"/>
+        </w:rPr>
+        <w:tab/>
+        <w:t>:</w:t>
+      </w:r>
+      <w:r>
+        <w:rPr>
+          <w:rFonts w:cstheme="minorHAnsi"/>
+          <w:b/>
+          <w:sz w:val="24"/>
+          <w:szCs w:val="24"/>
+        </w:rPr>
+        <w:tab/>
+      </w:r>
+      <w:r>
+        <w:rPr>
+          <w:rFonts w:cstheme="minorHAnsi"/>
+          <w:b/>
+          <w:sz w:val="24"/>
+          <w:szCs w:val="24"/>
+          <w:highlight w:val="yellow"/>
+        </w:rPr>
+        <w:t>pendiente.</w:t>
       </w:r>
     </w:p>
     <w:p>
@@ -862,7 +766,63 @@
           <w:sz w:val="24"/>
           <w:szCs w:val="24"/>
         </w:rPr>
-        <w:t>(Sin demandados solidarios)</w:t>
+        <w:t>RUT</w:t>
+      </w:r>
+      <w:r>
+        <w:rPr>
+          <w:rFonts w:cstheme="minorHAnsi"/>
+          <w:b/>
+          <w:sz w:val="24"/>
+          <w:szCs w:val="24"/>
+        </w:rPr>
+        <w:tab/>
+      </w:r>
+      <w:r>
+        <w:rPr>
+          <w:rFonts w:cstheme="minorHAnsi"/>
+          <w:b/>
+          <w:sz w:val="24"/>
+          <w:szCs w:val="24"/>
+        </w:rPr>
+        <w:tab/>
+      </w:r>
+      <w:r>
+        <w:rPr>
+          <w:rFonts w:cstheme="minorHAnsi"/>
+          <w:b/>
+          <w:sz w:val="24"/>
+          <w:szCs w:val="24"/>
+        </w:rPr>
+        <w:tab/>
+      </w:r>
+      <w:r>
+        <w:rPr>
+          <w:rFonts w:cstheme="minorHAnsi"/>
+          <w:b/>
+          <w:sz w:val="24"/>
+          <w:szCs w:val="24"/>
+        </w:rPr>
+        <w:tab/>
+        <w:t>:</w:t>
+      </w:r>
+      <w:r>
+        <w:rPr>
+          <w:rFonts w:cstheme="minorHAnsi"/>
+          <w:b/>
+          <w:sz w:val="24"/>
+          <w:szCs w:val="24"/>
+        </w:rPr>
+        <w:tab/>
+      </w:r>
+      <w:r>
+        <w:rPr>
+          <w:rFonts w:cstheme="minorHAnsi"/>
+          <w:b/>
+          <w:sz w:val="24"/>
+          <w:szCs w:val="24"/>
+          <w:highlight w:val="yellow"/>
+        </w:rPr>
+        <w:t>pendiente.</w:t>
       </w:r>
     </w:p>
     <w:p>
@@ -882,75 +842,25 @@
           <w:sz w:val="24"/>
           <w:szCs w:val="24"/>
         </w:rPr>
-        <w:t>+++END-IF+++</w:t>
-      </w:r>
-    </w:p>
-    <w:p>
-      <w:pPr>
-        <w:jc w:val="both"/>
-        <w:rPr>
-          <w:rFonts w:cstheme="minorHAnsi"/>
-          <w:b/>
-          <w:sz w:val="24"/>
-          <w:szCs w:val="24"/>
-        </w:rPr>
-      </w:pPr>
-      <w:r>
-        <w:rPr>
-          <w:rFonts w:cstheme="minorHAnsi"/>
-          <w:b/>
-          <w:sz w:val="24"/>
-          <w:szCs w:val="24"/>
-        </w:rPr>
-        <w:t xml:space="preserve">+++FOR d IN </w:t>
-      </w:r>
-      <w:r>
-        <w:rPr>
-          <w:rFonts w:cstheme="minorHAnsi"/>
-          <w:b/>
-          <w:sz w:val="24"/>
-          <w:szCs w:val="24"/>
-          <w:lang w:val="es-419"/>
-        </w:rPr>
-        <w:t>demandadoSolidarios</w:t>
-      </w:r>
-      <w:r>
-        <w:rPr>
-          <w:rFonts w:cstheme="minorHAnsi"/>
-          <w:b/>
-          <w:sz w:val="24"/>
-          <w:szCs w:val="24"/>
-        </w:rPr>
-        <w:t xml:space="preserve"> +++</w:t>
-      </w:r>
-      <w:r>
-        <w:rPr>
-          <w:rFonts w:cstheme="minorHAnsi"/>
-          <w:b/>
-          <w:sz w:val="24"/>
-          <w:szCs w:val="24"/>
-        </w:rPr>
-        <w:t xml:space="preserve"> </w:t>
-      </w:r>
-    </w:p>
-    <w:p>
-      <w:pPr>
-        <w:jc w:val="both"/>
-        <w:rPr>
-          <w:rFonts w:cstheme="minorHAnsi"/>
-          <w:b/>
-          <w:sz w:val="24"/>
-          <w:szCs w:val="24"/>
-        </w:rPr>
-      </w:pPr>
-      <w:r>
-        <w:rPr>
-          <w:rFonts w:cstheme="minorHAnsi"/>
-          <w:b/>
-          <w:sz w:val="24"/>
-          <w:szCs w:val="24"/>
-        </w:rPr>
-        <w:t>DEMANDADO SOLIDARIO</w:t>
+        <w:t>DOMICILIO</w:t>
+      </w:r>
+      <w:r>
+        <w:rPr>
+          <w:rFonts w:cstheme="minorHAnsi"/>
+          <w:b/>
+          <w:sz w:val="24"/>
+          <w:szCs w:val="24"/>
+        </w:rPr>
+        <w:tab/>
+      </w:r>
+      <w:r>
+        <w:rPr>
+          <w:rFonts w:cstheme="minorHAnsi"/>
+          <w:b/>
+          <w:sz w:val="24"/>
+          <w:szCs w:val="24"/>
+        </w:rPr>
+        <w:tab/>
       </w:r>
       <w:r>
         <w:rPr>
@@ -977,451 +887,9 @@
           <w:b/>
           <w:sz w:val="24"/>
           <w:szCs w:val="24"/>
-        </w:rPr>
-        <w:t>+++</w:t>
-      </w:r>
-      <w:r>
-        <w:rPr>
-          <w:rFonts w:cstheme="minorHAnsi"/>
-          <w:b/>
-          <w:sz w:val="24"/>
-          <w:szCs w:val="24"/>
-          <w:lang w:val="es-419"/>
-        </w:rPr>
-        <w:t>nombre</w:t>
-      </w:r>
-      <w:r>
-        <w:rPr>
-          <w:rFonts w:cstheme="minorHAnsi"/>
-          <w:b/>
-          <w:sz w:val="24"/>
-          <w:szCs w:val="24"/>
-        </w:rPr>
-        <w:t>+++</w:t>
-      </w:r>
-    </w:p>
-    <w:p>
-      <w:pPr>
-        <w:jc w:val="both"/>
-        <w:rPr>
-          <w:rFonts w:cstheme="minorHAnsi"/>
-          <w:b/>
-          <w:sz w:val="24"/>
-          <w:szCs w:val="24"/>
-        </w:rPr>
-      </w:pPr>
-      <w:r>
-        <w:rPr>
-          <w:rFonts w:cstheme="minorHAnsi"/>
-          <w:b/>
-          <w:sz w:val="24"/>
-          <w:szCs w:val="24"/>
-        </w:rPr>
-        <w:t>RUT</w:t>
-      </w:r>
-      <w:r>
-        <w:rPr>
-          <w:rFonts w:cstheme="minorHAnsi"/>
-          <w:b/>
-          <w:sz w:val="24"/>
-          <w:szCs w:val="24"/>
-        </w:rPr>
-        <w:tab/>
-      </w:r>
-      <w:r>
-        <w:rPr>
-          <w:rFonts w:cstheme="minorHAnsi"/>
-          <w:b/>
-          <w:sz w:val="24"/>
-          <w:szCs w:val="24"/>
-        </w:rPr>
-        <w:tab/>
-      </w:r>
-      <w:r>
-        <w:rPr>
-          <w:rFonts w:cstheme="minorHAnsi"/>
-          <w:b/>
-          <w:sz w:val="24"/>
-          <w:szCs w:val="24"/>
-        </w:rPr>
-        <w:tab/>
-      </w:r>
-      <w:r>
-        <w:rPr>
-          <w:rFonts w:cstheme="minorHAnsi"/>
-          <w:b/>
-          <w:sz w:val="24"/>
-          <w:szCs w:val="24"/>
-        </w:rPr>
-        <w:tab/>
-        <w:t>:</w:t>
-      </w:r>
-      <w:r>
-        <w:rPr>
-          <w:rFonts w:cstheme="minorHAnsi"/>
-          <w:b/>
-          <w:sz w:val="24"/>
-          <w:szCs w:val="24"/>
-        </w:rPr>
-        <w:tab/>
-      </w:r>
-      <w:r>
-        <w:rPr>
-          <w:rFonts w:cstheme="minorHAnsi"/>
-          <w:b/>
-          <w:sz w:val="24"/>
-          <w:szCs w:val="24"/>
-        </w:rPr>
-        <w:t>+++</w:t>
-      </w:r>
-      <w:r>
-        <w:rPr>
-          <w:rFonts w:cstheme="minorHAnsi"/>
-          <w:b/>
-          <w:sz w:val="24"/>
-          <w:szCs w:val="24"/>
-          <w:lang w:val="es-419"/>
-        </w:rPr>
-        <w:t>rut</w:t>
-      </w:r>
-      <w:r>
-        <w:rPr>
-          <w:rFonts w:cstheme="minorHAnsi"/>
-          <w:b/>
-          <w:sz w:val="24"/>
-          <w:szCs w:val="24"/>
-        </w:rPr>
-        <w:t xml:space="preserve">+++     </w:t>
-      </w:r>
-    </w:p>
-    <w:p>
-      <w:pPr>
-        <w:jc w:val="both"/>
-        <w:rPr>
-          <w:rFonts w:cstheme="minorHAnsi"/>
-          <w:b/>
-          <w:sz w:val="24"/>
-          <w:szCs w:val="24"/>
-        </w:rPr>
-      </w:pPr>
-      <w:r>
-        <w:rPr>
-          <w:rFonts w:cstheme="minorHAnsi"/>
-          <w:b/>
-          <w:sz w:val="24"/>
-          <w:szCs w:val="24"/>
-        </w:rPr>
-        <w:t>DOMICILIO</w:t>
-      </w:r>
-      <w:r>
-        <w:rPr>
-          <w:rFonts w:cstheme="minorHAnsi"/>
-          <w:b/>
-          <w:sz w:val="24"/>
-          <w:szCs w:val="24"/>
-        </w:rPr>
-        <w:tab/>
-      </w:r>
-      <w:r>
-        <w:rPr>
-          <w:rFonts w:cstheme="minorHAnsi"/>
-          <w:b/>
-          <w:sz w:val="24"/>
-          <w:szCs w:val="24"/>
-        </w:rPr>
-        <w:tab/>
-      </w:r>
-      <w:r>
-        <w:rPr>
-          <w:rFonts w:cstheme="minorHAnsi"/>
-          <w:b/>
-          <w:sz w:val="24"/>
-          <w:szCs w:val="24"/>
-        </w:rPr>
-        <w:tab/>
-        <w:t>:</w:t>
-      </w:r>
-      <w:r>
-        <w:rPr>
-          <w:rFonts w:cstheme="minorHAnsi"/>
-          <w:b/>
-          <w:sz w:val="24"/>
-          <w:szCs w:val="24"/>
-        </w:rPr>
-        <w:tab/>
-      </w:r>
-      <w:r>
-        <w:rPr>
-          <w:rFonts w:cstheme="minorHAnsi"/>
-          <w:b/>
-          <w:sz w:val="24"/>
-          <w:szCs w:val="24"/>
-        </w:rPr>
-        <w:t>+++</w:t>
-      </w:r>
-      <w:r>
-        <w:rPr>
-          <w:rFonts w:cstheme="minorHAnsi"/>
-          <w:b/>
-          <w:sz w:val="24"/>
-          <w:szCs w:val="24"/>
-          <w:lang w:val="es-419"/>
-        </w:rPr>
-        <w:t>domicilio</w:t>
-      </w:r>
-      <w:r>
-        <w:rPr>
-          <w:rFonts w:cstheme="minorHAnsi"/>
-          <w:b/>
-          <w:sz w:val="24"/>
-          <w:szCs w:val="24"/>
-        </w:rPr>
-        <w:t>+++</w:t>
-      </w:r>
-    </w:p>
-    <w:p>
-      <w:pPr>
-        <w:jc w:val="both"/>
-        <w:rPr>
-          <w:rFonts w:cstheme="minorHAnsi"/>
-          <w:b/>
-          <w:sz w:val="24"/>
-          <w:szCs w:val="24"/>
-        </w:rPr>
-      </w:pPr>
-      <w:r>
-        <w:rPr>
-          <w:rFonts w:cstheme="minorHAnsi"/>
-          <w:b/>
-          <w:sz w:val="24"/>
-          <w:szCs w:val="24"/>
-        </w:rPr>
-        <w:t>+++END-FOR d+++</w:t>
-      </w:r>
-      <w:r>
-        <w:rPr>
-          <w:rFonts w:cstheme="minorHAnsi"/>
-          <w:b/>
-          <w:sz w:val="24"/>
-          <w:szCs w:val="24"/>
-        </w:rPr>
-        <w:t xml:space="preserve"> </w:t>
-      </w:r>
-    </w:p>
-    <w:p>
-      <w:pPr>
-        <w:jc w:val="both"/>
-        <w:rPr>
-          <w:rFonts w:cstheme="minorHAnsi"/>
-          <w:b/>
-          <w:sz w:val="24"/>
-          <w:szCs w:val="24"/>
-        </w:rPr>
-      </w:pPr>
-      <w:r>
-        <w:rPr>
-          <w:rFonts w:cstheme="minorHAnsi"/>
-          <w:b/>
-          <w:sz w:val="24"/>
-          <w:szCs w:val="24"/>
-        </w:rPr>
-        <w:t>DEMANDADO SOLIDARIO</w:t>
-      </w:r>
-      <w:r>
-        <w:rPr>
-          <w:rFonts w:cstheme="minorHAnsi"/>
-          <w:b/>
-          <w:sz w:val="24"/>
-          <w:szCs w:val="24"/>
-        </w:rPr>
-        <w:tab/>
-        <w:t>:</w:t>
-      </w:r>
-      <w:r>
-        <w:rPr>
-          <w:rFonts w:cstheme="minorHAnsi"/>
-          <w:b/>
-          <w:sz w:val="24"/>
-          <w:szCs w:val="24"/>
-        </w:rPr>
-        <w:tab/>
-      </w:r>
-      <w:r>
-        <w:rPr>
-          <w:rFonts w:cstheme="minorHAnsi"/>
-          <w:b/>
-          <w:sz w:val="24"/>
-          <w:szCs w:val="24"/>
-        </w:rPr>
-        <w:t>falta agregar la variable</w:t>
-      </w:r>
-      <w:r>
-        <w:rPr>
-          <w:rFonts w:cstheme="minorHAnsi"/>
-          <w:b/>
-          <w:sz w:val="24"/>
-          <w:szCs w:val="24"/>
-        </w:rPr>
-        <w:t>.</w:t>
-      </w:r>
-    </w:p>
-    <w:p>
-      <w:pPr>
-        <w:jc w:val="both"/>
-        <w:rPr>
-          <w:rFonts w:cstheme="minorHAnsi"/>
-          <w:b/>
-          <w:sz w:val="24"/>
-          <w:szCs w:val="24"/>
-        </w:rPr>
-      </w:pPr>
-      <w:r>
-        <w:rPr>
-          <w:rFonts w:cstheme="minorHAnsi"/>
-          <w:b/>
-          <w:sz w:val="24"/>
-          <w:szCs w:val="24"/>
-        </w:rPr>
-        <w:t>RUT</w:t>
-      </w:r>
-      <w:r>
-        <w:rPr>
-          <w:rFonts w:cstheme="minorHAnsi"/>
-          <w:b/>
-          <w:sz w:val="24"/>
-          <w:szCs w:val="24"/>
-        </w:rPr>
-        <w:tab/>
-      </w:r>
-      <w:r>
-        <w:rPr>
-          <w:rFonts w:cstheme="minorHAnsi"/>
-          <w:b/>
-          <w:sz w:val="24"/>
-          <w:szCs w:val="24"/>
-        </w:rPr>
-        <w:tab/>
-      </w:r>
-      <w:r>
-        <w:rPr>
-          <w:rFonts w:cstheme="minorHAnsi"/>
-          <w:b/>
-          <w:sz w:val="24"/>
-          <w:szCs w:val="24"/>
-        </w:rPr>
-        <w:tab/>
-      </w:r>
-      <w:r>
-        <w:rPr>
-          <w:rFonts w:cstheme="minorHAnsi"/>
-          <w:b/>
-          <w:sz w:val="24"/>
-          <w:szCs w:val="24"/>
-        </w:rPr>
-        <w:tab/>
-        <w:t>:</w:t>
-      </w:r>
-      <w:r>
-        <w:rPr>
-          <w:rFonts w:cstheme="minorHAnsi"/>
-          <w:b/>
-          <w:sz w:val="24"/>
-          <w:szCs w:val="24"/>
-        </w:rPr>
-        <w:tab/>
-      </w:r>
-      <w:r>
-        <w:rPr>
-          <w:rFonts w:cstheme="minorHAnsi"/>
-          <w:b/>
-          <w:sz w:val="24"/>
-          <w:szCs w:val="24"/>
-        </w:rPr>
-        <w:t>falta agregar la variable</w:t>
-      </w:r>
-      <w:r>
-        <w:rPr>
-          <w:rFonts w:cstheme="minorHAnsi"/>
-          <w:b/>
-          <w:sz w:val="24"/>
-          <w:szCs w:val="24"/>
-        </w:rPr>
-        <w:t>.</w:t>
-      </w:r>
-    </w:p>
-    <w:p>
-      <w:pPr>
-        <w:jc w:val="both"/>
-        <w:rPr>
-          <w:rFonts w:cstheme="minorHAnsi"/>
-          <w:b/>
-          <w:sz w:val="24"/>
-          <w:szCs w:val="24"/>
-        </w:rPr>
-      </w:pPr>
-      <w:r>
-        <w:rPr>
-          <w:rFonts w:cstheme="minorHAnsi"/>
-          <w:b/>
-          <w:sz w:val="24"/>
-          <w:szCs w:val="24"/>
-        </w:rPr>
-        <w:t>DOMICILIO</w:t>
-      </w:r>
-      <w:r>
-        <w:rPr>
-          <w:rFonts w:cstheme="minorHAnsi"/>
-          <w:b/>
-          <w:sz w:val="24"/>
-          <w:szCs w:val="24"/>
-        </w:rPr>
-        <w:tab/>
-      </w:r>
-      <w:r>
-        <w:rPr>
-          <w:rFonts w:cstheme="minorHAnsi"/>
-          <w:b/>
-          <w:sz w:val="24"/>
-          <w:szCs w:val="24"/>
-        </w:rPr>
-        <w:tab/>
-      </w:r>
-      <w:r>
-        <w:rPr>
-          <w:rFonts w:cstheme="minorHAnsi"/>
-          <w:b/>
-          <w:sz w:val="24"/>
-          <w:szCs w:val="24"/>
-        </w:rPr>
-        <w:tab/>
-        <w:t>:</w:t>
-      </w:r>
-      <w:r>
-        <w:rPr>
-          <w:rFonts w:cstheme="minorHAnsi"/>
-          <w:b/>
-          <w:sz w:val="24"/>
-          <w:szCs w:val="24"/>
-        </w:rPr>
-        <w:tab/>
-      </w:r>
-      <w:r>
-        <w:rPr>
-          <w:rFonts w:cstheme="minorHAnsi"/>
-          <w:b/>
-          <w:sz w:val="24"/>
-          <w:szCs w:val="24"/>
-        </w:rPr>
-        <w:t>falta agregar la variable</w:t>
-      </w:r>
-      <w:r>
-        <w:rPr>
-          <w:rFonts w:cstheme="minorHAnsi"/>
-          <w:b/>
-          <w:sz w:val="24"/>
-          <w:szCs w:val="24"/>
-        </w:rPr>
-        <w:t>.</w:t>
+          <w:highlight w:val="yellow"/>
+        </w:rPr>
+        <w:t>pendiente.</w:t>
       </w:r>
       <w:r>
         <w:rPr>
@@ -1608,7 +1076,32 @@
           <w:sz w:val="24"/>
           <w:szCs w:val="24"/>
         </w:rPr>
-        <w:t xml:space="preserve"> Demanda en procedimiento de aplicación general por Despido indirecto, Informalidad, Nulidad del despido, solidaridad y cobro de prestaciones adeudadas; </w:t>
+        <w:t xml:space="preserve"> Demanda en procedimiento de aplicación general por</w:t>
+      </w:r>
+      <w:r>
+        <w:rPr>
+          <w:rFonts w:cstheme="minorHAnsi"/>
+          <w:sz w:val="24"/>
+          <w:szCs w:val="24"/>
+        </w:rPr>
+        <w:t xml:space="preserve"> </w:t>
+      </w:r>
+      <w:r>
+        <w:rPr>
+          <w:rFonts w:cstheme="minorHAnsi"/>
+          <w:b/>
+          <w:sz w:val="24"/>
+          <w:szCs w:val="24"/>
+        </w:rPr>
+        <w:t>+++demanda.materias+++</w:t>
+      </w:r>
+      <w:r>
+        <w:rPr>
+          <w:rFonts w:cstheme="minorHAnsi"/>
+          <w:sz w:val="24"/>
+          <w:szCs w:val="24"/>
+        </w:rPr>
+        <w:t xml:space="preserve">; </w:t>
       </w:r>
       <w:r>
         <w:rPr>
@@ -1819,18 +1312,18 @@
         <w:jc w:val="both"/>
         <w:rPr>
           <w:rFonts w:cstheme="minorHAnsi"/>
-          <w:b/>
-          <w:sz w:val="24"/>
-          <w:szCs w:val="24"/>
-        </w:rPr>
-      </w:pPr>
-      <w:r>
-        <w:rPr>
-          <w:rFonts w:cstheme="minorHAnsi"/>
-          <w:b/>
-          <w:sz w:val="24"/>
-          <w:szCs w:val="24"/>
-        </w:rPr>
+          <w:sz w:val="24"/>
+          <w:szCs w:val="24"/>
+        </w:rPr>
+      </w:pPr>
+      <w:r>
+        <w:rPr>
+          <w:rFonts w:cstheme="minorHAnsi"/>
+          <w:b/>
+          <w:sz w:val="24"/>
+          <w:szCs w:val="24"/>
+        </w:rPr>
+        <w:lastRenderedPageBreak/>
         <w:t>+++</w:t>
       </w:r>
       <w:r>
@@ -1965,7 +1458,7 @@
           <w:sz w:val="24"/>
           <w:szCs w:val="24"/>
         </w:rPr>
-        <w:t>chofer</w:t>
+        <w:t>+++demanda.funciones+++</w:t>
       </w:r>
       <w:r>
         <w:rPr>
@@ -1982,7 +1475,7 @@
           <w:sz w:val="24"/>
           <w:szCs w:val="24"/>
         </w:rPr>
-        <w:t>falta agregar la variable</w:t>
+        <w:t>+++demanda.domicilioParticular+++</w:t>
       </w:r>
       <w:r>
         <w:rPr>
@@ -1992,6 +1485,467 @@
         </w:rPr>
         <w:t>, a S.S., con el debido respeto digo:</w:t>
       </w:r>
+    </w:p>
+    <w:p>
+      <w:pPr>
+        <w:spacing w:after="841"/>
+        <w:ind w:left="-15" w:firstLine="723"/>
+        <w:rPr>
+          <w:color w:val="000000" w:themeColor="text1"/>
+        </w:rPr>
+      </w:pPr>
+      <w:r>
+        <w:rPr>
+          <w:color w:val="000000" w:themeColor="text1"/>
+        </w:rPr>
+        <w:t xml:space="preserve">Que,  en  tiempo  y  forma,  de  conformidad  a  lo  dispuesto  en  los  artículos  63,  41,  47,  162,  171,  425,  485,  489,  496,  500  y  demás  pertinentes  al  Código  del  Trabajo,  vengo  en  interponer  demanda  en  Procedimiento  de  Aplicación  General  por +++demanda.materias+++ en  contra  de </w:t>
+      </w:r>
+      <w:r>
+        <w:rPr>
+          <w:b/>
+          <w:color w:val="000000" w:themeColor="text1"/>
+        </w:rPr>
+        <w:t xml:space="preserve"> </w:t>
+      </w:r>
+      <w:r>
+        <w:rPr>
+          <w:rFonts w:cstheme="minorHAnsi"/>
+          <w:b/>
+          <w:sz w:val="24"/>
+          <w:szCs w:val="24"/>
+        </w:rPr>
+        <w:t>+++demanda.nombreRazonSocial+++</w:t>
+      </w:r>
+      <w:r>
+        <w:rPr>
+          <w:b/>
+          <w:color w:val="000000" w:themeColor="text1"/>
+        </w:rPr>
+        <w:t xml:space="preserve">, </w:t>
+      </w:r>
+      <w:r>
+        <w:rPr>
+          <w:color w:val="000000" w:themeColor="text1"/>
+        </w:rPr>
+        <w:t xml:space="preserve"> con  domicilio  en </w:t>
+      </w:r>
+      <w:r>
+        <w:rPr>
+          <w:b/>
+          <w:color w:val="000000" w:themeColor="text1"/>
+        </w:rPr>
+        <w:t xml:space="preserve"> </w:t>
+      </w:r>
+      <w:r>
+        <w:rPr>
+          <w:rFonts w:cstheme="minorHAnsi"/>
+          <w:b/>
+          <w:sz w:val="24"/>
+          <w:szCs w:val="24"/>
+        </w:rPr>
+        <w:t>+++demanda.domicilioRazonSocial+++</w:t>
+      </w:r>
+      <w:r>
+        <w:rPr>
+          <w:b/>
+          <w:color w:val="000000" w:themeColor="text1"/>
+        </w:rPr>
+        <w:t xml:space="preserve">,  RUT:  </w:t>
+      </w:r>
+      <w:r>
+        <w:rPr>
+          <w:rFonts w:cstheme="minorHAnsi"/>
+          <w:b/>
+          <w:sz w:val="24"/>
+          <w:szCs w:val="24"/>
+        </w:rPr>
+        <w:t>+++demanda.rutRazonSocial+++</w:t>
+      </w:r>
+      <w:r>
+        <w:rPr>
+          <w:color w:val="000000" w:themeColor="text1"/>
+        </w:rPr>
+        <w:t xml:space="preserve">,  y  solidariamente  en  contra  de </w:t>
+      </w:r>
+      <w:r>
+        <w:rPr>
+          <w:b/>
+          <w:color w:val="000000" w:themeColor="text1"/>
+        </w:rPr>
+        <w:t xml:space="preserve"> </w:t>
+      </w:r>
+      <w:r>
+        <w:rPr>
+          <w:rFonts w:cstheme="minorHAnsi"/>
+          <w:b/>
+          <w:sz w:val="24"/>
+          <w:szCs w:val="24"/>
+          <w:lang w:val="es-419"/>
+        </w:rPr>
+        <w:t>nombre</w:t>
+      </w:r>
+      <w:r>
+        <w:rPr>
+          <w:rFonts w:cstheme="minorHAnsi"/>
+          <w:b/>
+          <w:sz w:val="24"/>
+          <w:szCs w:val="24"/>
+        </w:rPr>
+        <w:t>Solidario1</w:t>
+      </w:r>
+      <w:r>
+        <w:rPr>
+          <w:b/>
+          <w:color w:val="000000" w:themeColor="text1"/>
+        </w:rPr>
+        <w:t xml:space="preserve">,  RUT:  </w:t>
+      </w:r>
+      <w:r>
+        <w:rPr>
+          <w:rFonts w:cstheme="minorHAnsi"/>
+          <w:b/>
+          <w:sz w:val="24"/>
+          <w:szCs w:val="24"/>
+        </w:rPr>
+        <w:t>rutSolidario1</w:t>
+      </w:r>
+      <w:r>
+        <w:rPr>
+          <w:rFonts w:cstheme="minorHAnsi"/>
+          <w:b/>
+          <w:sz w:val="24"/>
+          <w:szCs w:val="24"/>
+        </w:rPr>
+        <w:t xml:space="preserve"> </w:t>
+      </w:r>
+      <w:r>
+        <w:rPr>
+          <w:color w:val="000000" w:themeColor="text1"/>
+        </w:rPr>
+        <w:t xml:space="preserve">representada  por  don </w:t>
+      </w:r>
+      <w:r>
+        <w:rPr>
+          <w:b/>
+          <w:color w:val="000000" w:themeColor="text1"/>
+        </w:rPr>
+        <w:t xml:space="preserve"> </w:t>
+      </w:r>
+      <w:r>
+        <w:rPr>
+          <w:b/>
+          <w:color w:val="000000" w:themeColor="text1"/>
+          <w:highlight w:val="yellow"/>
+        </w:rPr>
+        <w:t>RUBÉN  FERNANDO  MONARDEZ  VALDIVIA,  RUT:  8.911.440-3</w:t>
+      </w:r>
+      <w:r>
+        <w:rPr>
+          <w:color w:val="000000" w:themeColor="text1"/>
+        </w:rPr>
+        <w:t xml:space="preserve"> ,  o  por  quien  a  la  época  de  la  notificación  de  la  demanda  ejerza  dichas  funciones,  conforme  a  lo  dispuesto  en  el  Artículo  4°  del  Código  del  Trabajo;  ambos  con  domicilio  en </w:t>
+      </w:r>
+      <w:r>
+        <w:rPr>
+          <w:b/>
+          <w:color w:val="000000" w:themeColor="text1"/>
+        </w:rPr>
+        <w:t xml:space="preserve"> ARTURO  PRAT  #461,  ANTOFAGASTA </w:t>
+      </w:r>
+      <w:r>
+        <w:rPr>
+          <w:color w:val="000000" w:themeColor="text1"/>
+        </w:rPr>
+        <w:t xml:space="preserve"> o  en  subsidio,  para  el  improbable  evento  en  que  no  se  dé  lugar  a  la  solidaridad,  en  virtud  de  lo  dispuesto  por  el  Artículo  183-D  del  ya  citado  Código  del  ramo,  subsidiariedad,  con  base  a  los  siguientes  fundamentos de hecho y de Derecho que a continuación expongo: </w:t>
+      </w:r>
+    </w:p>
+    <w:p>
+      <w:pPr>
+        <w:tabs>
+          <w:tab w:val="center" w:pos="429"/>
+          <w:tab w:val="center" w:pos="3410"/>
+        </w:tabs>
+        <w:spacing w:after="551" w:line="265" w:lineRule="auto"/>
+      </w:pPr>
+      <w:r>
+        <w:rPr>
+          <w:b/>
+          <w:u w:val="single" w:color="000000"/>
+        </w:rPr>
+        <w:t xml:space="preserve">I- </w:t>
+      </w:r>
+      <w:r>
+        <w:rPr>
+          <w:b/>
+          <w:u w:val="single" w:color="000000"/>
+        </w:rPr>
+        <w:tab/>
+        <w:t xml:space="preserve"> RELACIÓN CIRCUNSTANCIADA DE LOS HECHOS:</w:t>
+      </w:r>
+      <w:r>
+        <w:rPr>
+          <w:b/>
+        </w:rPr>
+        <w:t xml:space="preserve"> </w:t>
+      </w:r>
+    </w:p>
+    <w:p>
+      <w:pPr>
+        <w:ind w:left="-15" w:firstLine="360"/>
+      </w:pPr>
+      <w:r>
+        <w:t xml:space="preserve"> El </w:t>
+      </w:r>
+      <w:r>
+        <w:t>+++demandaFmt.fechaInicioRelacionLaboral_larga+++</w:t>
+      </w:r>
+      <w:r>
+        <w:t xml:space="preserve"> </w:t>
+      </w:r>
+      <w:r>
+        <w:t xml:space="preserve">comencé a prestar servicio para mi empleador el Sr. </w:t>
+      </w:r>
+      <w:r>
+        <w:rPr>
+          <w:b/>
+        </w:rPr>
+        <w:t xml:space="preserve"> </w:t>
+      </w:r>
+      <w:r>
+        <w:rPr>
+          <w:rFonts w:cstheme="minorHAnsi"/>
+          <w:b/>
+          <w:sz w:val="24"/>
+          <w:szCs w:val="24"/>
+        </w:rPr>
+        <w:t>+++demanda.nombreRazonSocial+++</w:t>
+      </w:r>
+      <w:r>
+        <w:t xml:space="preserve">, bajo términos de subordinación y dependencia. </w:t>
+      </w:r>
+    </w:p>
+    <w:p>
+      <w:pPr>
+        <w:ind w:left="-15" w:firstLine="360"/>
+      </w:pPr>
+      <w:r>
+        <w:t xml:space="preserve"> Las funciones eran de</w:t>
+      </w:r>
+      <w:r>
+        <w:rPr>
+          <w:b/>
+        </w:rPr>
+        <w:t xml:space="preserve"> </w:t>
+      </w:r>
+      <w:r>
+        <w:rPr>
+          <w:rFonts w:cstheme="minorHAnsi"/>
+          <w:b/>
+          <w:bCs/>
+          <w:sz w:val="24"/>
+          <w:szCs w:val="24"/>
+        </w:rPr>
+        <w:t>+++demanda.funciones+++</w:t>
+      </w:r>
+      <w:r>
+        <w:t xml:space="preserve">, que consistía en transportar trabajadores desde Antofagasta hasta compañía Minera Sierra Atacama como por ejemplo mecánicos, supervisores u otros. </w:t>
+      </w:r>
+    </w:p>
+    <w:p>
+      <w:pPr>
+        <w:ind w:left="-15" w:firstLine="360"/>
+      </w:pPr>
+      <w:r>
+        <w:t xml:space="preserve"> La jornada de trabajo consistía en trabajar de </w:t>
+      </w:r>
+      <w:r>
+        <w:t>+++demanda.jornada+++</w:t>
+      </w:r>
+      <w:r>
+        <w:t xml:space="preserve">, en los siguientes horarios: </w:t>
+      </w:r>
+    </w:p>
+    <w:p>
+      <w:pPr>
+        <w:spacing w:after="210"/>
+        <w:ind w:left="-15" w:firstLine="360"/>
+        <w:rPr>
+          <w:highlight w:val="yellow"/>
+        </w:rPr>
+      </w:pPr>
+      <w:r>
+        <w:rPr>
+          <w:b/>
+        </w:rPr>
+        <w:t xml:space="preserve"> </w:t>
+      </w:r>
+      <w:r>
+        <w:rPr>
+          <w:b/>
+          <w:highlight w:val="yellow"/>
+        </w:rPr>
+        <w:t xml:space="preserve">1.- </w:t>
+      </w:r>
+      <w:r>
+        <w:rPr>
+          <w:b/>
+          <w:i/>
+          <w:highlight w:val="yellow"/>
+        </w:rPr>
+        <w:t xml:space="preserve"> Retiraba  a  los  trabajadores  de  la  Minera  Sierra  Atacama  a  las  06:00  am  del  hotel  marina  para  subirlos  a  faena,  llegando  a  destino  a  las  07:30  am,  para  esperar  a  otros  trabajadores  salientes  de  turno  de  noche,  esperaba  1  hora,  para  llevarlos  a  las  08:30  am  al hotel marina, llegando a este a las 10:00 am. </w:t>
+      </w:r>
+    </w:p>
+    <w:p>
+      <w:pPr>
+        <w:spacing w:after="210"/>
+        <w:ind w:left="-15" w:firstLine="360"/>
+        <w:rPr>
+          <w:highlight w:val="yellow"/>
+        </w:rPr>
+      </w:pPr>
+      <w:r>
+        <w:rPr>
+          <w:b/>
+          <w:i/>
+          <w:highlight w:val="yellow"/>
+        </w:rPr>
+        <w:t xml:space="preserve"> 2.-  Luego  repite  las  labores  desde  las  18:00  pm  subiendo  con  trabajadores  llegando  a  faena  19:30  pm,  para  a  las  20:30  pm  bajando  con  contraturno  dejando  a  las  22:00  pm  dejando a trabajadores en Hotel.” </w:t>
+      </w:r>
+    </w:p>
+    <w:p>
+      <w:pPr>
+        <w:ind w:left="-15" w:firstLine="360"/>
+        <w:rPr>
+          <w:highlight w:val="yellow"/>
+        </w:rPr>
+      </w:pPr>
+      <w:r>
+        <w:rPr>
+          <w:highlight w:val="yellow"/>
+        </w:rPr>
+        <w:lastRenderedPageBreak/>
+        <w:t xml:space="preserve"> Cada  viaje  era  documentado  a  través  de  un  registro  de  entrada  y  salida  de  faena  en  la  garita,  además  se  registraba  (</w:t>
+      </w:r>
+      <w:r>
+        <w:rPr>
+          <w:i/>
+          <w:highlight w:val="yellow"/>
+        </w:rPr>
+        <w:t xml:space="preserve"> pistoleaba</w:t>
+      </w:r>
+      <w:r>
+        <w:rPr>
+          <w:highlight w:val="yellow"/>
+        </w:rPr>
+        <w:t xml:space="preserve"> )  la  cédula  de  identidad  o  en  su  defecto  una  hoja  planilla covid como lo demuestran las imágenes que acompaño en autos. </w:t>
+      </w:r>
+    </w:p>
+    <w:p>
+      <w:pPr>
+        <w:ind w:left="-15" w:firstLine="360"/>
+        <w:rPr>
+          <w:highlight w:val="yellow"/>
+        </w:rPr>
+      </w:pPr>
+      <w:r>
+        <w:rPr>
+          <w:highlight w:val="yellow"/>
+        </w:rPr>
+        <w:t xml:space="preserve"> El  vehículo  que  utilizaba  era  un  Mercedes  Benz  Sprinter  416  proporcionado  por  empresa además de la bencina y sus mantenciones. </w:t>
+      </w:r>
+    </w:p>
+    <w:p>
+      <w:pPr>
+        <w:ind w:left="-15" w:firstLine="360"/>
+      </w:pPr>
+      <w:r>
+        <w:rPr>
+          <w:highlight w:val="yellow"/>
+        </w:rPr>
+        <w:t xml:space="preserve"> La  empresa  me  entrego  una  polera  para  trabajar,  pero  no  zapatos  de  seguridad  y  tampoco pantalones u otra indumentaria para realizar mis labores</w:t>
+      </w:r>
+      <w:r>
+        <w:t xml:space="preserve">. </w:t>
+      </w:r>
+    </w:p>
+    <w:p>
+      <w:pPr>
+        <w:ind w:left="-15" w:firstLine="360"/>
+      </w:pPr>
+      <w:r>
+        <w:t xml:space="preserve"> La  remuneración  mensual  </w:t>
+      </w:r>
+      <w:r>
+        <w:t xml:space="preserve">era </w:t>
+      </w:r>
+      <w:r>
+        <w:t>+++demandaFmt.remuneracion_clp+++</w:t>
+      </w:r>
+      <w:r>
+        <w:t xml:space="preserve">. </w:t>
+      </w:r>
+    </w:p>
+    <w:p>
+      <w:pPr>
+        <w:ind w:left="-15" w:firstLine="360"/>
+        <w:rPr>
+          <w:highlight w:val="yellow"/>
+        </w:rPr>
+      </w:pPr>
+      <w:r>
+        <w:t xml:space="preserve"> </w:t>
+      </w:r>
+      <w:r>
+        <w:rPr>
+          <w:highlight w:val="yellow"/>
+        </w:rPr>
+        <w:t xml:space="preserve">Acompañaré  en  autos  fotografías  de  comprobante  de  transferencia  de  pagos  mes  de  noviembre $2.329.762 y diciembre por $2.395.575. </w:t>
+      </w:r>
+    </w:p>
+    <w:p>
+      <w:pPr>
+        <w:ind w:left="-15" w:firstLine="360"/>
+      </w:pPr>
+      <w:r>
+        <w:rPr>
+          <w:highlight w:val="yellow"/>
+        </w:rPr>
+        <w:t xml:space="preserve"> No  existió  pago  de  leyes  sociales  AFP,  FONASA  ni  AFC  durante  toda  la  vigencia  del  vínculo contractual, es decir, desde enero de 2022 a enero de 2023.</w:t>
+      </w:r>
+      <w:r>
+        <w:t xml:space="preserve"> </w:t>
+      </w:r>
+    </w:p>
+    <w:p>
+      <w:pPr>
+        <w:spacing w:after="841"/>
+        <w:ind w:left="-15" w:firstLine="723"/>
+        <w:rPr>
+          <w:color w:val="000000" w:themeColor="text1"/>
+        </w:rPr>
+      </w:pPr>
+      <w:r>
+        <w:t xml:space="preserve"> El contrato era de naturaleza </w:t>
+      </w:r>
+      <w:r>
+        <w:t>+++demanda.naturalezaContrato+++</w:t>
+      </w:r>
+      <w:r>
+        <w:t>.</w:t>
+      </w:r>
+    </w:p>
+    <w:p>
+      <w:pPr>
+        <w:spacing w:after="0" w:line="360" w:lineRule="auto"/>
+        <w:ind w:firstLine="708"/>
+        <w:jc w:val="both"/>
+        <w:rPr>
+          <w:rFonts w:cstheme="minorHAnsi"/>
+          <w:b/>
+          <w:sz w:val="24"/>
+          <w:szCs w:val="24"/>
+        </w:rPr>
+      </w:pPr>
     </w:p>
     <w:sectPr>
       <w:pgSz w:w="12240" w:h="15840"/>
@@ -3172,14 +3126,12 @@
 </file>
 
 <file path=customXml/item1.xml><?xml version="1.0" encoding="utf-8"?>
-<p:properties xmlns:p="http://schemas.microsoft.com/office/2006/metadata/properties" xmlns:xsi="http://www.w3.org/2001/XMLSchema-instance" xmlns:pc="http://schemas.microsoft.com/office/infopath/2007/PartnerControls">
-  <documentManagement>
-    <lcf76f155ced4ddcb4097134ff3c332f xmlns="2dd5cc6d-f845-4b74-a9d4-0c2932b01156">
-      <Terms xmlns="http://schemas.microsoft.com/office/infopath/2007/PartnerControls"/>
-    </lcf76f155ced4ddcb4097134ff3c332f>
-    <TaxCatchAll xmlns="fe7e8eae-8f19-43b5-a199-e3dfa6648a7c" xsi:nil="true"/>
-  </documentManagement>
-</p:properties>
+<?mso-contentType ?>
+<FormTemplates xmlns="http://schemas.microsoft.com/sharepoint/v3/contenttype/forms">
+  <Display>DocumentLibraryForm</Display>
+  <Edit>DocumentLibraryForm</Edit>
+  <New>DocumentLibraryForm</New>
+</FormTemplates>
 </file>
 
 <file path=customXml/item2.xml><?xml version="1.0" encoding="utf-8"?>
@@ -3390,21 +3342,20 @@
 </file>
 
 <file path=customXml/item3.xml><?xml version="1.0" encoding="utf-8"?>
-<?mso-contentType ?>
-<FormTemplates xmlns="http://schemas.microsoft.com/sharepoint/v3/contenttype/forms">
-  <Display>DocumentLibraryForm</Display>
-  <Edit>DocumentLibraryForm</Edit>
-  <New>DocumentLibraryForm</New>
-</FormTemplates>
+<p:properties xmlns:p="http://schemas.microsoft.com/office/2006/metadata/properties" xmlns:xsi="http://www.w3.org/2001/XMLSchema-instance" xmlns:pc="http://schemas.microsoft.com/office/infopath/2007/PartnerControls">
+  <documentManagement>
+    <lcf76f155ced4ddcb4097134ff3c332f xmlns="2dd5cc6d-f845-4b74-a9d4-0c2932b01156">
+      <Terms xmlns="http://schemas.microsoft.com/office/infopath/2007/PartnerControls"/>
+    </lcf76f155ced4ddcb4097134ff3c332f>
+    <TaxCatchAll xmlns="fe7e8eae-8f19-43b5-a199-e3dfa6648a7c" xsi:nil="true"/>
+  </documentManagement>
+</p:properties>
 </file>
 
 <file path=customXml/itemProps1.xml><?xml version="1.0" encoding="utf-8"?>
-<ds:datastoreItem xmlns:ds="http://schemas.openxmlformats.org/officeDocument/2006/customXml" ds:itemID="{42A9E0C2-AB1C-48D2-B720-396EA4581806}">
+<ds:datastoreItem xmlns:ds="http://schemas.openxmlformats.org/officeDocument/2006/customXml" ds:itemID="{A9FEAF85-3C16-4730-9AF2-6067570A11B0}">
   <ds:schemaRefs>
-    <ds:schemaRef ds:uri="http://schemas.microsoft.com/office/2006/metadata/properties"/>
-    <ds:schemaRef ds:uri="http://schemas.microsoft.com/office/infopath/2007/PartnerControls"/>
-    <ds:schemaRef ds:uri="2dd5cc6d-f845-4b74-a9d4-0c2932b01156"/>
-    <ds:schemaRef ds:uri="fe7e8eae-8f19-43b5-a199-e3dfa6648a7c"/>
+    <ds:schemaRef ds:uri="http://schemas.microsoft.com/sharepoint/v3/contenttype/forms"/>
   </ds:schemaRefs>
 </ds:datastoreItem>
 </file>
@@ -3429,9 +3380,12 @@
 </file>
 
 <file path=customXml/itemProps3.xml><?xml version="1.0" encoding="utf-8"?>
-<ds:datastoreItem xmlns:ds="http://schemas.openxmlformats.org/officeDocument/2006/customXml" ds:itemID="{A9FEAF85-3C16-4730-9AF2-6067570A11B0}">
+<ds:datastoreItem xmlns:ds="http://schemas.openxmlformats.org/officeDocument/2006/customXml" ds:itemID="{42A9E0C2-AB1C-48D2-B720-396EA4581806}">
   <ds:schemaRefs>
-    <ds:schemaRef ds:uri="http://schemas.microsoft.com/sharepoint/v3/contenttype/forms"/>
+    <ds:schemaRef ds:uri="http://schemas.microsoft.com/office/2006/metadata/properties"/>
+    <ds:schemaRef ds:uri="http://schemas.microsoft.com/office/infopath/2007/PartnerControls"/>
+    <ds:schemaRef ds:uri="2dd5cc6d-f845-4b74-a9d4-0c2932b01156"/>
+    <ds:schemaRef ds:uri="fe7e8eae-8f19-43b5-a199-e3dfa6648a7c"/>
   </ds:schemaRefs>
 </ds:datastoreItem>
 </file>
--- a/app/templates/template_demanda.docx
+++ b/app/templates/template_demanda.docx
@@ -105,15 +105,47 @@
           <w:b/>
           <w:sz w:val="24"/>
           <w:szCs w:val="24"/>
-        </w:rPr>
-        <w:t>+++demanda.materias</w:t>
-      </w:r>
-      <w:r>
-        <w:rPr>
-          <w:rFonts w:cstheme="minorHAnsi"/>
-          <w:b/>
-          <w:sz w:val="24"/>
-          <w:szCs w:val="24"/>
+          <w:highlight w:val="green"/>
+        </w:rPr>
+        <w:t>+++demanda</w:t>
+      </w:r>
+      <w:r>
+        <w:rPr>
+          <w:rFonts w:cstheme="minorHAnsi"/>
+          <w:b/>
+          <w:sz w:val="24"/>
+          <w:szCs w:val="24"/>
+          <w:highlight w:val="green"/>
+        </w:rPr>
+        <w:t>Fmt</w:t>
+      </w:r>
+      <w:r>
+        <w:rPr>
+          <w:rFonts w:cstheme="minorHAnsi"/>
+          <w:b/>
+          <w:sz w:val="24"/>
+          <w:szCs w:val="24"/>
+          <w:highlight w:val="green"/>
+        </w:rPr>
+        <w:t>.materias</w:t>
+      </w:r>
+      <w:r>
+        <w:rPr>
+          <w:rFonts w:cstheme="minorHAnsi"/>
+          <w:b/>
+          <w:sz w:val="24"/>
+          <w:szCs w:val="24"/>
+          <w:highlight w:val="green"/>
+        </w:rPr>
+        <w:t>_texto</w:t>
+      </w:r>
+      <w:r>
+        <w:rPr>
+          <w:rFonts w:cstheme="minorHAnsi"/>
+          <w:b/>
+          <w:sz w:val="24"/>
+          <w:szCs w:val="24"/>
+          <w:highlight w:val="green"/>
         </w:rPr>
         <w:t>+++</w:t>
       </w:r>
@@ -123,8 +155,18 @@
           <w:b/>
           <w:sz w:val="24"/>
           <w:szCs w:val="24"/>
-        </w:rPr>
-        <w:t xml:space="preserve">. </w:t>
+          <w:highlight w:val="green"/>
+        </w:rPr>
+        <w:t>.</w:t>
+      </w:r>
+      <w:r>
+        <w:rPr>
+          <w:rFonts w:cstheme="minorHAnsi"/>
+          <w:b/>
+          <w:sz w:val="24"/>
+          <w:szCs w:val="24"/>
+        </w:rPr>
+        <w:t xml:space="preserve"> </w:t>
       </w:r>
     </w:p>
     <w:p>
@@ -173,167 +215,192 @@
           <w:b/>
           <w:sz w:val="24"/>
           <w:szCs w:val="24"/>
+          <w:highlight w:val="green"/>
+        </w:rPr>
+        <w:t>+++demandaFmt.nombres_upper+++.</w:t>
+      </w:r>
+    </w:p>
+    <w:p>
+      <w:pPr>
+        <w:jc w:val="both"/>
+        <w:rPr>
+          <w:rFonts w:cstheme="minorHAnsi"/>
+          <w:b/>
+          <w:sz w:val="24"/>
+          <w:szCs w:val="24"/>
+        </w:rPr>
+      </w:pPr>
+      <w:r>
+        <w:rPr>
+          <w:rFonts w:cstheme="minorHAnsi"/>
+          <w:b/>
+          <w:sz w:val="24"/>
+          <w:szCs w:val="24"/>
+        </w:rPr>
+        <w:t>RUN</w:t>
+      </w:r>
+      <w:r>
+        <w:rPr>
+          <w:rFonts w:cstheme="minorHAnsi"/>
+          <w:b/>
+          <w:sz w:val="24"/>
+          <w:szCs w:val="24"/>
+        </w:rPr>
+        <w:tab/>
+      </w:r>
+      <w:r>
+        <w:rPr>
+          <w:rFonts w:cstheme="minorHAnsi"/>
+          <w:b/>
+          <w:sz w:val="24"/>
+          <w:szCs w:val="24"/>
+        </w:rPr>
+        <w:tab/>
+      </w:r>
+      <w:r>
+        <w:rPr>
+          <w:rFonts w:cstheme="minorHAnsi"/>
+          <w:b/>
+          <w:sz w:val="24"/>
+          <w:szCs w:val="24"/>
+        </w:rPr>
+        <w:tab/>
+      </w:r>
+      <w:r>
+        <w:rPr>
+          <w:rFonts w:cstheme="minorHAnsi"/>
+          <w:b/>
+          <w:sz w:val="24"/>
+          <w:szCs w:val="24"/>
+        </w:rPr>
+        <w:tab/>
+        <w:t>:</w:t>
+      </w:r>
+      <w:r>
+        <w:rPr>
+          <w:rFonts w:cstheme="minorHAnsi"/>
+          <w:b/>
+          <w:sz w:val="24"/>
+          <w:szCs w:val="24"/>
+        </w:rPr>
+        <w:tab/>
+      </w:r>
+      <w:r>
+        <w:rPr>
+          <w:rFonts w:cstheme="minorHAnsi"/>
+          <w:b/>
+          <w:sz w:val="24"/>
+          <w:szCs w:val="24"/>
+          <w:highlight w:val="green"/>
+        </w:rPr>
+        <w:t>+++demandaFmt.run_fmt+++</w:t>
+      </w:r>
+    </w:p>
+    <w:p>
+      <w:pPr>
+        <w:jc w:val="both"/>
+        <w:rPr>
+          <w:rFonts w:cstheme="minorHAnsi"/>
+          <w:b/>
+          <w:sz w:val="24"/>
+          <w:szCs w:val="24"/>
+        </w:rPr>
+      </w:pPr>
+      <w:r>
+        <w:rPr>
+          <w:rFonts w:cstheme="minorHAnsi"/>
+          <w:b/>
+          <w:sz w:val="24"/>
+          <w:szCs w:val="24"/>
+        </w:rPr>
+        <w:t>DOMICILIO</w:t>
+      </w:r>
+      <w:r>
+        <w:rPr>
+          <w:rFonts w:cstheme="minorHAnsi"/>
+          <w:b/>
+          <w:sz w:val="24"/>
+          <w:szCs w:val="24"/>
+        </w:rPr>
+        <w:tab/>
+      </w:r>
+      <w:r>
+        <w:rPr>
+          <w:rFonts w:cstheme="minorHAnsi"/>
+          <w:b/>
+          <w:sz w:val="24"/>
+          <w:szCs w:val="24"/>
+        </w:rPr>
+        <w:tab/>
+      </w:r>
+      <w:r>
+        <w:rPr>
+          <w:rFonts w:cstheme="minorHAnsi"/>
+          <w:b/>
+          <w:sz w:val="24"/>
+          <w:szCs w:val="24"/>
+        </w:rPr>
+        <w:tab/>
+        <w:t>:</w:t>
+      </w:r>
+      <w:r>
+        <w:rPr>
+          <w:rFonts w:cstheme="minorHAnsi"/>
+          <w:b/>
+          <w:sz w:val="24"/>
+          <w:szCs w:val="24"/>
+        </w:rPr>
+        <w:tab/>
+      </w:r>
+      <w:r>
+        <w:rPr>
+          <w:rFonts w:cstheme="minorHAnsi"/>
+          <w:b/>
+          <w:sz w:val="24"/>
+          <w:szCs w:val="24"/>
+          <w:highlight w:val="green"/>
+        </w:rPr>
+        <w:t>+++demanda</w:t>
+      </w:r>
+      <w:r>
+        <w:rPr>
+          <w:rFonts w:cstheme="minorHAnsi"/>
+          <w:b/>
+          <w:sz w:val="24"/>
+          <w:szCs w:val="24"/>
+          <w:highlight w:val="green"/>
+        </w:rPr>
+        <w:t>Fmt</w:t>
+      </w:r>
+      <w:r>
+        <w:rPr>
+          <w:rFonts w:cstheme="minorHAnsi"/>
+          <w:b/>
+          <w:sz w:val="24"/>
+          <w:szCs w:val="24"/>
+          <w:highlight w:val="green"/>
+        </w:rPr>
+        <w:t>.domicilioParticular</w:t>
+      </w:r>
+      <w:r>
+        <w:rPr>
+          <w:rFonts w:cstheme="minorHAnsi"/>
+          <w:b/>
+          <w:sz w:val="24"/>
+          <w:szCs w:val="24"/>
+          <w:highlight w:val="green"/>
+        </w:rPr>
+        <w:t>_upper</w:t>
+      </w:r>
+      <w:r>
+        <w:rPr>
+          <w:rFonts w:cstheme="minorHAnsi"/>
+          <w:b/>
+          <w:sz w:val="24"/>
+          <w:szCs w:val="24"/>
+          <w:highlight w:val="green"/>
         </w:rPr>
         <w:t>+++</w:t>
-      </w:r>
-      <w:r>
-        <w:rPr>
-          <w:rFonts w:cstheme="minorHAnsi"/>
-          <w:b/>
-          <w:sz w:val="24"/>
-          <w:szCs w:val="24"/>
-        </w:rPr>
-        <w:t>demandaFmt.nombres_upper</w:t>
-      </w:r>
-      <w:r>
-        <w:rPr>
-          <w:rFonts w:cstheme="minorHAnsi"/>
-          <w:b/>
-          <w:sz w:val="24"/>
-          <w:szCs w:val="24"/>
-        </w:rPr>
-        <w:t>+++.</w:t>
-      </w:r>
-    </w:p>
-    <w:p>
-      <w:pPr>
-        <w:jc w:val="both"/>
-        <w:rPr>
-          <w:rFonts w:cstheme="minorHAnsi"/>
-          <w:b/>
-          <w:sz w:val="24"/>
-          <w:szCs w:val="24"/>
-        </w:rPr>
-      </w:pPr>
-      <w:r>
-        <w:rPr>
-          <w:rFonts w:cstheme="minorHAnsi"/>
-          <w:b/>
-          <w:sz w:val="24"/>
-          <w:szCs w:val="24"/>
-        </w:rPr>
-        <w:t>RUN</w:t>
-      </w:r>
-      <w:r>
-        <w:rPr>
-          <w:rFonts w:cstheme="minorHAnsi"/>
-          <w:b/>
-          <w:sz w:val="24"/>
-          <w:szCs w:val="24"/>
-        </w:rPr>
-        <w:tab/>
-      </w:r>
-      <w:r>
-        <w:rPr>
-          <w:rFonts w:cstheme="minorHAnsi"/>
-          <w:b/>
-          <w:sz w:val="24"/>
-          <w:szCs w:val="24"/>
-        </w:rPr>
-        <w:tab/>
-      </w:r>
-      <w:r>
-        <w:rPr>
-          <w:rFonts w:cstheme="minorHAnsi"/>
-          <w:b/>
-          <w:sz w:val="24"/>
-          <w:szCs w:val="24"/>
-        </w:rPr>
-        <w:tab/>
-      </w:r>
-      <w:r>
-        <w:rPr>
-          <w:rFonts w:cstheme="minorHAnsi"/>
-          <w:b/>
-          <w:sz w:val="24"/>
-          <w:szCs w:val="24"/>
-        </w:rPr>
-        <w:tab/>
-        <w:t>:</w:t>
-      </w:r>
-      <w:r>
-        <w:rPr>
-          <w:rFonts w:cstheme="minorHAnsi"/>
-          <w:b/>
-          <w:sz w:val="24"/>
-          <w:szCs w:val="24"/>
-        </w:rPr>
-        <w:tab/>
-      </w:r>
-      <w:r>
-        <w:rPr>
-          <w:rFonts w:cstheme="minorHAnsi"/>
-          <w:b/>
-          <w:sz w:val="24"/>
-          <w:szCs w:val="24"/>
-        </w:rPr>
-        <w:t>+++demandaFmt.run_fmt+++</w:t>
-      </w:r>
-    </w:p>
-    <w:p>
-      <w:pPr>
-        <w:jc w:val="both"/>
-        <w:rPr>
-          <w:rFonts w:cstheme="minorHAnsi"/>
-          <w:b/>
-          <w:sz w:val="24"/>
-          <w:szCs w:val="24"/>
-        </w:rPr>
-      </w:pPr>
-      <w:r>
-        <w:rPr>
-          <w:rFonts w:cstheme="minorHAnsi"/>
-          <w:b/>
-          <w:sz w:val="24"/>
-          <w:szCs w:val="24"/>
-        </w:rPr>
-        <w:t>DOMICILIO</w:t>
-      </w:r>
-      <w:r>
-        <w:rPr>
-          <w:rFonts w:cstheme="minorHAnsi"/>
-          <w:b/>
-          <w:sz w:val="24"/>
-          <w:szCs w:val="24"/>
-        </w:rPr>
-        <w:tab/>
-      </w:r>
-      <w:r>
-        <w:rPr>
-          <w:rFonts w:cstheme="minorHAnsi"/>
-          <w:b/>
-          <w:sz w:val="24"/>
-          <w:szCs w:val="24"/>
-        </w:rPr>
-        <w:tab/>
-      </w:r>
-      <w:r>
-        <w:rPr>
-          <w:rFonts w:cstheme="minorHAnsi"/>
-          <w:b/>
-          <w:sz w:val="24"/>
-          <w:szCs w:val="24"/>
-        </w:rPr>
-        <w:tab/>
-        <w:t>:</w:t>
-      </w:r>
-      <w:r>
-        <w:rPr>
-          <w:rFonts w:cstheme="minorHAnsi"/>
-          <w:b/>
-          <w:sz w:val="24"/>
-          <w:szCs w:val="24"/>
-        </w:rPr>
-        <w:tab/>
-      </w:r>
-      <w:r>
-        <w:rPr>
-          <w:rFonts w:cstheme="minorHAnsi"/>
-          <w:b/>
-          <w:sz w:val="24"/>
-          <w:szCs w:val="24"/>
-        </w:rPr>
-        <w:t>+++demanda.domicilioParticular+++</w:t>
       </w:r>
     </w:p>
     <w:p>
@@ -554,8 +621,49 @@
           <w:b/>
           <w:sz w:val="24"/>
           <w:szCs w:val="24"/>
-        </w:rPr>
-        <w:t>+++demanda.nombreRazonSocial+++</w:t>
+          <w:highlight w:val="green"/>
+        </w:rPr>
+        <w:t>+++demanda</w:t>
+      </w:r>
+      <w:r>
+        <w:rPr>
+          <w:rFonts w:cstheme="minorHAnsi"/>
+          <w:b/>
+          <w:sz w:val="24"/>
+          <w:szCs w:val="24"/>
+          <w:highlight w:val="green"/>
+        </w:rPr>
+        <w:t>Fmt</w:t>
+      </w:r>
+      <w:r>
+        <w:rPr>
+          <w:rFonts w:cstheme="minorHAnsi"/>
+          <w:b/>
+          <w:sz w:val="24"/>
+          <w:szCs w:val="24"/>
+          <w:highlight w:val="green"/>
+        </w:rPr>
+        <w:t>.nombreRazonSocial</w:t>
+      </w:r>
+      <w:r>
+        <w:rPr>
+          <w:rFonts w:cstheme="minorHAnsi"/>
+          <w:b/>
+          <w:sz w:val="24"/>
+          <w:szCs w:val="24"/>
+          <w:highlight w:val="green"/>
+        </w:rPr>
+        <w:t>_upper</w:t>
+      </w:r>
+      <w:r>
+        <w:rPr>
+          <w:rFonts w:cstheme="minorHAnsi"/>
+          <w:b/>
+          <w:sz w:val="24"/>
+          <w:szCs w:val="24"/>
+          <w:highlight w:val="green"/>
+        </w:rPr>
+        <w:t>+++</w:t>
       </w:r>
     </w:p>
     <w:p>
@@ -629,8 +737,49 @@
           <w:b/>
           <w:sz w:val="24"/>
           <w:szCs w:val="24"/>
-        </w:rPr>
-        <w:t>+++demanda.rutRazonSocial+++</w:t>
+          <w:highlight w:val="green"/>
+        </w:rPr>
+        <w:t>+++demanda</w:t>
+      </w:r>
+      <w:r>
+        <w:rPr>
+          <w:rFonts w:cstheme="minorHAnsi"/>
+          <w:b/>
+          <w:sz w:val="24"/>
+          <w:szCs w:val="24"/>
+          <w:highlight w:val="green"/>
+        </w:rPr>
+        <w:t>Fmt</w:t>
+      </w:r>
+      <w:r>
+        <w:rPr>
+          <w:rFonts w:cstheme="minorHAnsi"/>
+          <w:b/>
+          <w:sz w:val="24"/>
+          <w:szCs w:val="24"/>
+          <w:highlight w:val="green"/>
+        </w:rPr>
+        <w:t>.rutRazonSocial</w:t>
+      </w:r>
+      <w:r>
+        <w:rPr>
+          <w:rFonts w:cstheme="minorHAnsi"/>
+          <w:b/>
+          <w:sz w:val="24"/>
+          <w:szCs w:val="24"/>
+          <w:highlight w:val="green"/>
+        </w:rPr>
+        <w:t>_fmt</w:t>
+      </w:r>
+      <w:r>
+        <w:rPr>
+          <w:rFonts w:cstheme="minorHAnsi"/>
+          <w:b/>
+          <w:sz w:val="24"/>
+          <w:szCs w:val="24"/>
+          <w:highlight w:val="green"/>
+        </w:rPr>
+        <w:t>+++</w:t>
       </w:r>
     </w:p>
     <w:p>
@@ -695,8 +844,89 @@
           <w:b/>
           <w:sz w:val="24"/>
           <w:szCs w:val="24"/>
-        </w:rPr>
-        <w:t>+++demanda.domicilioRazonSocial+++</w:t>
+          <w:highlight w:val="green"/>
+        </w:rPr>
+        <w:t>+++demanda</w:t>
+      </w:r>
+      <w:r>
+        <w:rPr>
+          <w:rFonts w:cstheme="minorHAnsi"/>
+          <w:b/>
+          <w:sz w:val="24"/>
+          <w:szCs w:val="24"/>
+          <w:highlight w:val="green"/>
+        </w:rPr>
+        <w:t>Fmt</w:t>
+      </w:r>
+      <w:r>
+        <w:rPr>
+          <w:rFonts w:cstheme="minorHAnsi"/>
+          <w:b/>
+          <w:sz w:val="24"/>
+          <w:szCs w:val="24"/>
+          <w:highlight w:val="green"/>
+        </w:rPr>
+        <w:t>.domicilioRazonSocial</w:t>
+      </w:r>
+      <w:r>
+        <w:rPr>
+          <w:rFonts w:cstheme="minorHAnsi"/>
+          <w:b/>
+          <w:sz w:val="24"/>
+          <w:szCs w:val="24"/>
+          <w:highlight w:val="green"/>
+        </w:rPr>
+        <w:t>_upper</w:t>
+      </w:r>
+      <w:r>
+        <w:rPr>
+          <w:rFonts w:cstheme="minorHAnsi"/>
+          <w:b/>
+          <w:sz w:val="24"/>
+          <w:szCs w:val="24"/>
+          <w:highlight w:val="green"/>
+        </w:rPr>
+        <w:t>+++</w:t>
+      </w:r>
+    </w:p>
+    <w:p>
+      <w:pPr>
+        <w:jc w:val="both"/>
+        <w:rPr>
+          <w:rFonts w:cstheme="minorHAnsi"/>
+          <w:b/>
+          <w:sz w:val="24"/>
+          <w:szCs w:val="24"/>
+        </w:rPr>
+      </w:pPr>
+      <w:r>
+        <w:rPr>
+          <w:rFonts w:cstheme="minorHAnsi"/>
+          <w:b/>
+          <w:sz w:val="24"/>
+          <w:szCs w:val="24"/>
+        </w:rPr>
+        <w:t>+++IF hasDemandadoSolidarios+++</w:t>
+      </w:r>
+    </w:p>
+    <w:p>
+      <w:pPr>
+        <w:jc w:val="both"/>
+        <w:rPr>
+          <w:rFonts w:cstheme="minorHAnsi"/>
+          <w:b/>
+          <w:sz w:val="24"/>
+          <w:szCs w:val="24"/>
+        </w:rPr>
+      </w:pPr>
+      <w:r>
+        <w:rPr>
+          <w:rFonts w:cstheme="minorHAnsi"/>
+          <w:b/>
+          <w:sz w:val="24"/>
+          <w:szCs w:val="24"/>
+        </w:rPr>
+        <w:t>+++FOR d IN demandadoSolidariosFmt+++</w:t>
       </w:r>
     </w:p>
     <w:p>
@@ -744,9 +974,29 @@
           <w:b/>
           <w:sz w:val="24"/>
           <w:szCs w:val="24"/>
-          <w:highlight w:val="yellow"/>
-        </w:rPr>
-        <w:t>pendiente.</w:t>
+          <w:highlight w:val="green"/>
+        </w:rPr>
+        <w:t>+++</w:t>
+      </w:r>
+      <w:r>
+        <w:rPr>
+          <w:rFonts w:cstheme="minorHAnsi"/>
+          <w:b/>
+          <w:sz w:val="24"/>
+          <w:szCs w:val="24"/>
+          <w:highlight w:val="green"/>
+        </w:rPr>
+        <w:t>$d.</w:t>
+      </w:r>
+      <w:r>
+        <w:rPr>
+          <w:rFonts w:cstheme="minorHAnsi"/>
+          <w:b/>
+          <w:sz w:val="24"/>
+          <w:szCs w:val="24"/>
+          <w:highlight w:val="green"/>
+        </w:rPr>
+        <w:t>nombre_upper+++.</w:t>
       </w:r>
     </w:p>
     <w:p>
@@ -820,9 +1070,29 @@
           <w:b/>
           <w:sz w:val="24"/>
           <w:szCs w:val="24"/>
-          <w:highlight w:val="yellow"/>
-        </w:rPr>
-        <w:t>pendiente.</w:t>
+          <w:highlight w:val="green"/>
+        </w:rPr>
+        <w:t>+++</w:t>
+      </w:r>
+      <w:r>
+        <w:rPr>
+          <w:rFonts w:cstheme="minorHAnsi"/>
+          <w:b/>
+          <w:sz w:val="24"/>
+          <w:szCs w:val="24"/>
+          <w:highlight w:val="green"/>
+        </w:rPr>
+        <w:t>$d.</w:t>
+      </w:r>
+      <w:r>
+        <w:rPr>
+          <w:rFonts w:cstheme="minorHAnsi"/>
+          <w:b/>
+          <w:sz w:val="24"/>
+          <w:szCs w:val="24"/>
+          <w:highlight w:val="green"/>
+        </w:rPr>
+        <w:t>rut_fmt+++.</w:t>
       </w:r>
     </w:p>
     <w:p>
@@ -887,19 +1157,38 @@
           <w:b/>
           <w:sz w:val="24"/>
           <w:szCs w:val="24"/>
-          <w:highlight w:val="yellow"/>
-        </w:rPr>
-        <w:t>pendiente.</w:t>
-      </w:r>
-      <w:r>
-        <w:rPr>
-          <w:rFonts w:cstheme="minorHAnsi"/>
-          <w:b/>
-          <w:sz w:val="24"/>
-          <w:szCs w:val="24"/>
-        </w:rPr>
-        <w:br/>
-        <w:t xml:space="preserve">                                                                 </w:t>
+          <w:highlight w:val="green"/>
+        </w:rPr>
+        <w:t>+++</w:t>
+      </w:r>
+      <w:r>
+        <w:rPr>
+          <w:rFonts w:cstheme="minorHAnsi"/>
+          <w:b/>
+          <w:sz w:val="24"/>
+          <w:szCs w:val="24"/>
+          <w:highlight w:val="green"/>
+        </w:rPr>
+        <w:t>$d.</w:t>
+      </w:r>
+      <w:r>
+        <w:rPr>
+          <w:rFonts w:cstheme="minorHAnsi"/>
+          <w:b/>
+          <w:sz w:val="24"/>
+          <w:szCs w:val="24"/>
+          <w:highlight w:val="green"/>
+        </w:rPr>
+        <w:t>domicilio_upper+++.</w:t>
+      </w:r>
+      <w:r>
+        <w:rPr>
+          <w:rFonts w:cstheme="minorHAnsi"/>
+          <w:b/>
+          <w:sz w:val="24"/>
+          <w:szCs w:val="24"/>
+        </w:rPr>
+        <w:t xml:space="preserve">                                                          </w:t>
       </w:r>
     </w:p>
     <w:p>
@@ -910,6 +1199,7 @@
           <w:b/>
           <w:sz w:val="24"/>
           <w:szCs w:val="24"/>
+          <w:lang w:val="es-419"/>
         </w:rPr>
       </w:pPr>
       <w:r>
@@ -946,8 +1236,30 @@
           <w:b/>
           <w:sz w:val="24"/>
           <w:szCs w:val="24"/>
-        </w:rPr>
-        <w:t>+++demanda.representanteLegal+++</w:t>
+          <w:highlight w:val="green"/>
+        </w:rPr>
+        <w:t>+++</w:t>
+      </w:r>
+      <w:r>
+        <w:rPr>
+          <w:rFonts w:cstheme="minorHAnsi"/>
+          <w:b/>
+          <w:sz w:val="24"/>
+          <w:szCs w:val="24"/>
+          <w:highlight w:val="green"/>
+        </w:rPr>
+        <w:t>$d.</w:t>
+      </w:r>
+      <w:r>
+        <w:rPr>
+          <w:rFonts w:cstheme="minorHAnsi"/>
+          <w:b/>
+          <w:sz w:val="24"/>
+          <w:szCs w:val="24"/>
+          <w:highlight w:val="green"/>
+          <w:lang w:val="es-419"/>
+        </w:rPr>
+        <w:t>representanteLegal_upper+++</w:t>
       </w:r>
     </w:p>
     <w:p>
@@ -958,6 +1270,7 @@
           <w:b/>
           <w:sz w:val="24"/>
           <w:szCs w:val="24"/>
+          <w:lang w:val="es-419"/>
         </w:rPr>
       </w:pPr>
       <w:r>
@@ -1021,21 +1334,92 @@
           <w:b/>
           <w:sz w:val="24"/>
           <w:szCs w:val="24"/>
-        </w:rPr>
-        <w:t>+++demanda.runRepresentanteLegal+++</w:t>
-      </w:r>
-    </w:p>
-    <w:p>
-      <w:pPr>
-        <w:pBdr>
-          <w:bottom w:val="single" w:sz="12" w:space="1" w:color="auto"/>
-        </w:pBdr>
+          <w:highlight w:val="green"/>
+        </w:rPr>
+        <w:t>+++</w:t>
+      </w:r>
+      <w:r>
+        <w:rPr>
+          <w:rFonts w:cstheme="minorHAnsi"/>
+          <w:b/>
+          <w:sz w:val="24"/>
+          <w:szCs w:val="24"/>
+          <w:highlight w:val="green"/>
+        </w:rPr>
+        <w:t>$d.</w:t>
+      </w:r>
+      <w:r>
+        <w:rPr>
+          <w:rFonts w:cstheme="minorHAnsi"/>
+          <w:b/>
+          <w:sz w:val="24"/>
+          <w:szCs w:val="24"/>
+          <w:highlight w:val="green"/>
+          <w:lang w:val="es-419"/>
+        </w:rPr>
+        <w:t>runRepresentanteLegal_fmt++</w:t>
+      </w:r>
+      <w:r>
+        <w:rPr>
+          <w:rFonts w:cstheme="minorHAnsi"/>
+          <w:b/>
+          <w:sz w:val="24"/>
+          <w:szCs w:val="24"/>
+          <w:highlight w:val="green"/>
+          <w:lang w:val="es-419"/>
+        </w:rPr>
+        <w:t>+</w:t>
+      </w:r>
+    </w:p>
+    <w:p>
+      <w:pPr>
         <w:jc w:val="both"/>
         <w:rPr>
+          <w:rFonts w:cstheme="minorHAnsi"/>
+          <w:b/>
+          <w:sz w:val="24"/>
+          <w:szCs w:val="24"/>
+        </w:rPr>
+      </w:pPr>
+      <w:r>
+        <w:rPr>
+          <w:rFonts w:cstheme="minorHAnsi"/>
+          <w:b/>
+          <w:sz w:val="24"/>
+          <w:szCs w:val="24"/>
+        </w:rPr>
+        <w:t>+++END-FOR d+++</w:t>
+      </w:r>
+    </w:p>
+    <w:p>
+      <w:pPr>
+        <w:jc w:val="both"/>
+        <w:rPr>
+          <w:rFonts w:cstheme="minorHAnsi"/>
+          <w:b/>
+          <w:sz w:val="24"/>
+          <w:szCs w:val="24"/>
+        </w:rPr>
+      </w:pPr>
+      <w:r>
+        <w:rPr>
+          <w:rFonts w:cstheme="minorHAnsi"/>
+          <w:b/>
+          <w:sz w:val="24"/>
+          <w:szCs w:val="24"/>
+        </w:rPr>
+        <w:t>+++END-IF+++</w:t>
+      </w:r>
+    </w:p>
+    <w:p>
+      <w:pPr>
+        <w:jc w:val="both"/>
+        <w:rPr>
           <w:rFonts w:ascii="Arial" w:hAnsi="Arial" w:cs="Arial"/>
           <w:b/>
           <w:sz w:val="24"/>
           <w:szCs w:val="24"/>
+          <w:u w:val="single"/>
         </w:rPr>
       </w:pPr>
     </w:p>
@@ -1043,31 +1427,19 @@
       <w:pPr>
         <w:jc w:val="both"/>
         <w:rPr>
-          <w:rFonts w:ascii="Arial" w:hAnsi="Arial" w:cs="Arial"/>
+          <w:rFonts w:cstheme="minorHAnsi"/>
+          <w:sz w:val="24"/>
+          <w:szCs w:val="24"/>
+        </w:rPr>
+      </w:pPr>
+      <w:r>
+        <w:rPr>
+          <w:rFonts w:cstheme="minorHAnsi"/>
           <w:b/>
           <w:sz w:val="24"/>
           <w:szCs w:val="24"/>
           <w:u w:val="single"/>
         </w:rPr>
-      </w:pPr>
-    </w:p>
-    <w:p>
-      <w:pPr>
-        <w:jc w:val="both"/>
-        <w:rPr>
-          <w:rFonts w:cstheme="minorHAnsi"/>
-          <w:sz w:val="24"/>
-          <w:szCs w:val="24"/>
-        </w:rPr>
-      </w:pPr>
-      <w:r>
-        <w:rPr>
-          <w:rFonts w:cstheme="minorHAnsi"/>
-          <w:b/>
-          <w:sz w:val="24"/>
-          <w:szCs w:val="24"/>
-          <w:u w:val="single"/>
-        </w:rPr>
         <w:t>EN LO PRINCIPAL:</w:t>
       </w:r>
       <w:r>
@@ -1092,16 +1464,56 @@
           <w:b/>
           <w:sz w:val="24"/>
           <w:szCs w:val="24"/>
-        </w:rPr>
-        <w:t>+++demanda.materias+++</w:t>
-      </w:r>
-      <w:r>
-        <w:rPr>
-          <w:rFonts w:cstheme="minorHAnsi"/>
-          <w:sz w:val="24"/>
-          <w:szCs w:val="24"/>
-        </w:rPr>
-        <w:t xml:space="preserve">; </w:t>
+          <w:highlight w:val="green"/>
+        </w:rPr>
+        <w:t>+++demandaFmt.materias_texto</w:t>
+      </w:r>
+      <w:r>
+        <w:rPr>
+          <w:rFonts w:cstheme="minorHAnsi"/>
+          <w:b/>
+          <w:sz w:val="24"/>
+          <w:szCs w:val="24"/>
+          <w:highlight w:val="green"/>
+        </w:rPr>
+        <w:t>_</w:t>
+      </w:r>
+      <w:r>
+        <w:rPr>
+          <w:rFonts w:cstheme="minorHAnsi"/>
+          <w:b/>
+          <w:sz w:val="24"/>
+          <w:szCs w:val="24"/>
+          <w:highlight w:val="green"/>
+        </w:rPr>
+        <w:t>2</w:t>
+      </w:r>
+      <w:r>
+        <w:rPr>
+          <w:rFonts w:cstheme="minorHAnsi"/>
+          <w:b/>
+          <w:sz w:val="24"/>
+          <w:szCs w:val="24"/>
+          <w:highlight w:val="green"/>
+        </w:rPr>
+        <w:t>+++</w:t>
+      </w:r>
+      <w:r>
+        <w:rPr>
+          <w:rFonts w:cstheme="minorHAnsi"/>
+          <w:sz w:val="24"/>
+          <w:szCs w:val="24"/>
+          <w:highlight w:val="green"/>
+        </w:rPr>
+        <w:t>;</w:t>
+      </w:r>
+      <w:r>
+        <w:rPr>
+          <w:rFonts w:cstheme="minorHAnsi"/>
+          <w:sz w:val="24"/>
+          <w:szCs w:val="24"/>
+        </w:rPr>
+        <w:t xml:space="preserve"> </w:t>
       </w:r>
       <w:r>
         <w:rPr>
@@ -1322,8 +1734,36 @@
           <w:b/>
           <w:sz w:val="24"/>
           <w:szCs w:val="24"/>
-        </w:rPr>
-        <w:lastRenderedPageBreak/>
+          <w:highlight w:val="green"/>
+        </w:rPr>
+        <w:t>+++demandaFmt.nombres_upper+++</w:t>
+      </w:r>
+      <w:r>
+        <w:rPr>
+          <w:rFonts w:cstheme="minorHAnsi"/>
+          <w:b/>
+          <w:sz w:val="24"/>
+          <w:szCs w:val="24"/>
+        </w:rPr>
+        <w:t xml:space="preserve"> </w:t>
+      </w:r>
+      <w:r>
+        <w:rPr>
+          <w:rFonts w:cstheme="minorHAnsi"/>
+          <w:b/>
+          <w:sz w:val="24"/>
+          <w:szCs w:val="24"/>
+        </w:rPr>
+        <w:t xml:space="preserve">RUN: </w:t>
+      </w:r>
+      <w:r>
+        <w:rPr>
+          <w:rFonts w:cstheme="minorHAnsi"/>
+          <w:b/>
+          <w:sz w:val="24"/>
+          <w:szCs w:val="24"/>
+          <w:highlight w:val="green"/>
+        </w:rPr>
         <w:t>+++</w:t>
       </w:r>
       <w:r>
@@ -1332,15 +1772,17 @@
           <w:b/>
           <w:sz w:val="24"/>
           <w:szCs w:val="24"/>
-        </w:rPr>
-        <w:t>demanda.nombres</w:t>
-      </w:r>
-      <w:r>
-        <w:rPr>
-          <w:rFonts w:cstheme="minorHAnsi"/>
-          <w:b/>
-          <w:sz w:val="24"/>
-          <w:szCs w:val="24"/>
+          <w:highlight w:val="green"/>
+        </w:rPr>
+        <w:t>demandaFmt.run_fmt</w:t>
+      </w:r>
+      <w:r>
+        <w:rPr>
+          <w:rFonts w:cstheme="minorHAnsi"/>
+          <w:b/>
+          <w:sz w:val="24"/>
+          <w:szCs w:val="24"/>
+          <w:highlight w:val="green"/>
         </w:rPr>
         <w:t>+++</w:t>
       </w:r>
@@ -1350,140 +1792,111 @@
           <w:b/>
           <w:sz w:val="24"/>
           <w:szCs w:val="24"/>
+          <w:highlight w:val="green"/>
+        </w:rPr>
+        <w:t>,</w:t>
+      </w:r>
+      <w:r>
+        <w:rPr>
+          <w:rFonts w:cstheme="minorHAnsi"/>
+          <w:b/>
+          <w:sz w:val="24"/>
+          <w:szCs w:val="24"/>
         </w:rPr>
         <w:t xml:space="preserve"> </w:t>
       </w:r>
       <w:r>
         <w:rPr>
           <w:rFonts w:cstheme="minorHAnsi"/>
-          <w:b/>
-          <w:sz w:val="24"/>
-          <w:szCs w:val="24"/>
+          <w:sz w:val="24"/>
+          <w:szCs w:val="24"/>
+          <w:highlight w:val="green"/>
+        </w:rPr>
+        <w:t>+++demanda.funciones+++</w:t>
+      </w:r>
+      <w:r>
+        <w:rPr>
+          <w:rFonts w:cstheme="minorHAnsi"/>
+          <w:sz w:val="24"/>
+          <w:szCs w:val="24"/>
+          <w:highlight w:val="green"/>
+        </w:rPr>
+        <w:t>,</w:t>
+      </w:r>
+      <w:r>
+        <w:rPr>
+          <w:rFonts w:cstheme="minorHAnsi"/>
+          <w:sz w:val="24"/>
+          <w:szCs w:val="24"/>
+        </w:rPr>
+        <w:t xml:space="preserve"> domiciliado para estos efectos en </w:t>
+      </w:r>
+      <w:r>
+        <w:rPr>
+          <w:rFonts w:cstheme="minorHAnsi"/>
+          <w:b/>
+          <w:sz w:val="24"/>
+          <w:szCs w:val="24"/>
+          <w:highlight w:val="green"/>
+        </w:rPr>
+        <w:t>+++demanda</w:t>
+      </w:r>
+      <w:r>
+        <w:rPr>
+          <w:rFonts w:cstheme="minorHAnsi"/>
+          <w:b/>
+          <w:sz w:val="24"/>
+          <w:szCs w:val="24"/>
+          <w:highlight w:val="green"/>
+        </w:rPr>
+        <w:t>Fmt</w:t>
+      </w:r>
+      <w:r>
+        <w:rPr>
+          <w:rFonts w:cstheme="minorHAnsi"/>
+          <w:b/>
+          <w:sz w:val="24"/>
+          <w:szCs w:val="24"/>
+          <w:highlight w:val="green"/>
+        </w:rPr>
+        <w:t>.domicilioParticular</w:t>
+      </w:r>
+      <w:r>
+        <w:rPr>
+          <w:rFonts w:cstheme="minorHAnsi"/>
+          <w:b/>
+          <w:sz w:val="24"/>
+          <w:szCs w:val="24"/>
+          <w:highlight w:val="green"/>
+        </w:rPr>
+        <w:t>_upper</w:t>
+      </w:r>
+      <w:r>
+        <w:rPr>
+          <w:rFonts w:cstheme="minorHAnsi"/>
+          <w:b/>
+          <w:sz w:val="24"/>
+          <w:szCs w:val="24"/>
+          <w:highlight w:val="green"/>
         </w:rPr>
         <w:t>+++</w:t>
       </w:r>
       <w:r>
         <w:rPr>
           <w:rFonts w:cstheme="minorHAnsi"/>
-          <w:b/>
-          <w:sz w:val="24"/>
-          <w:szCs w:val="24"/>
-        </w:rPr>
-        <w:t>demanda.apPaterno</w:t>
-      </w:r>
-      <w:r>
-        <w:rPr>
-          <w:rFonts w:cstheme="minorHAnsi"/>
-          <w:b/>
-          <w:sz w:val="24"/>
-          <w:szCs w:val="24"/>
-        </w:rPr>
-        <w:t>+++</w:t>
-      </w:r>
-      <w:r>
-        <w:rPr>
-          <w:rFonts w:cstheme="minorHAnsi"/>
-          <w:b/>
-          <w:sz w:val="24"/>
-          <w:szCs w:val="24"/>
-        </w:rPr>
-        <w:t xml:space="preserve"> </w:t>
-      </w:r>
-      <w:r>
-        <w:rPr>
-          <w:rFonts w:cstheme="minorHAnsi"/>
-          <w:b/>
-          <w:sz w:val="24"/>
-          <w:szCs w:val="24"/>
-        </w:rPr>
-        <w:t>+++</w:t>
-      </w:r>
-      <w:r>
-        <w:rPr>
-          <w:rFonts w:cstheme="minorHAnsi"/>
-          <w:b/>
-          <w:sz w:val="24"/>
-          <w:szCs w:val="24"/>
-        </w:rPr>
-        <w:t>demanda.apMaterno</w:t>
-      </w:r>
-      <w:r>
-        <w:rPr>
-          <w:rFonts w:cstheme="minorHAnsi"/>
-          <w:b/>
-          <w:sz w:val="24"/>
-          <w:szCs w:val="24"/>
-        </w:rPr>
-        <w:t>+++</w:t>
-      </w:r>
-      <w:r>
-        <w:rPr>
-          <w:rFonts w:cstheme="minorHAnsi"/>
-          <w:b/>
-          <w:sz w:val="24"/>
-          <w:szCs w:val="24"/>
-        </w:rPr>
-        <w:t xml:space="preserve"> </w:t>
-      </w:r>
-      <w:r>
-        <w:rPr>
-          <w:rFonts w:cstheme="minorHAnsi"/>
-          <w:b/>
-          <w:sz w:val="24"/>
-          <w:szCs w:val="24"/>
-        </w:rPr>
-        <w:t xml:space="preserve">RUN: </w:t>
-      </w:r>
-      <w:r>
-        <w:rPr>
-          <w:rFonts w:cstheme="minorHAnsi"/>
-          <w:b/>
-          <w:sz w:val="24"/>
-          <w:szCs w:val="24"/>
-        </w:rPr>
-        <w:t>+++demanda.run+++</w:t>
-      </w:r>
-      <w:r>
-        <w:rPr>
-          <w:rFonts w:cstheme="minorHAnsi"/>
-          <w:b/>
-          <w:sz w:val="24"/>
-          <w:szCs w:val="24"/>
-        </w:rPr>
-        <w:t xml:space="preserve">, </w:t>
-      </w:r>
-      <w:r>
-        <w:rPr>
-          <w:rFonts w:cstheme="minorHAnsi"/>
-          <w:sz w:val="24"/>
-          <w:szCs w:val="24"/>
-        </w:rPr>
-        <w:t>+++demanda.funciones+++</w:t>
-      </w:r>
-      <w:r>
-        <w:rPr>
-          <w:rFonts w:cstheme="minorHAnsi"/>
-          <w:sz w:val="24"/>
-          <w:szCs w:val="24"/>
-        </w:rPr>
-        <w:t xml:space="preserve">, domiciliado para estos efectos en </w:t>
-      </w:r>
-      <w:r>
-        <w:rPr>
-          <w:rFonts w:cstheme="minorHAnsi"/>
-          <w:b/>
-          <w:sz w:val="24"/>
-          <w:szCs w:val="24"/>
-        </w:rPr>
-        <w:t>+++demanda.domicilioParticular+++</w:t>
-      </w:r>
-      <w:r>
-        <w:rPr>
-          <w:rFonts w:cstheme="minorHAnsi"/>
-          <w:sz w:val="24"/>
-          <w:szCs w:val="24"/>
-        </w:rPr>
-        <w:t>, a S.S., con el debido respeto digo:</w:t>
+          <w:sz w:val="24"/>
+          <w:szCs w:val="24"/>
+          <w:highlight w:val="green"/>
+        </w:rPr>
+        <w:t>,</w:t>
+      </w:r>
+      <w:r>
+        <w:rPr>
+          <w:rFonts w:cstheme="minorHAnsi"/>
+          <w:sz w:val="24"/>
+          <w:szCs w:val="24"/>
+        </w:rPr>
+        <w:t xml:space="preserve"> a S.S., con el debido respeto digo:</w:t>
       </w:r>
     </w:p>
     <w:p>
@@ -1498,12 +1911,67 @@
         <w:rPr>
           <w:color w:val="000000" w:themeColor="text1"/>
         </w:rPr>
-        <w:t xml:space="preserve">Que,  en  tiempo  y  forma,  de  conformidad  a  lo  dispuesto  en  los  artículos  63,  41,  47,  162,  171,  425,  485,  489,  496,  500  y  demás  pertinentes  al  Código  del  Trabajo,  vengo  en  interponer  demanda  en  Procedimiento  de  Aplicación  General  por +++demanda.materias+++ en  contra  de </w:t>
-      </w:r>
-      <w:r>
-        <w:rPr>
-          <w:b/>
+        <w:t xml:space="preserve">Que,  en  tiempo  y  forma,  de  conformidad  a  lo  dispuesto  en  los  artículos  63,  41,  47,  162,  171,  425,  485,  489,  496,  500  y  demás  pertinentes  al  Código  del  Trabajo,  vengo  en  interponer  demanda  en  Procedimiento  de  Aplicación  General  por </w:t>
+      </w:r>
+      <w:r>
+        <w:rPr>
           <w:color w:val="000000" w:themeColor="text1"/>
+          <w:highlight w:val="green"/>
+        </w:rPr>
+        <w:t>+++demanda</w:t>
+      </w:r>
+      <w:r>
+        <w:rPr>
+          <w:color w:val="000000" w:themeColor="text1"/>
+          <w:highlight w:val="green"/>
+        </w:rPr>
+        <w:t>Fmt</w:t>
+      </w:r>
+      <w:r>
+        <w:rPr>
+          <w:color w:val="000000" w:themeColor="text1"/>
+          <w:highlight w:val="green"/>
+        </w:rPr>
+        <w:t>.materias</w:t>
+      </w:r>
+      <w:r>
+        <w:rPr>
+          <w:color w:val="000000" w:themeColor="text1"/>
+          <w:highlight w:val="green"/>
+        </w:rPr>
+        <w:t>_texto</w:t>
+      </w:r>
+      <w:r>
+        <w:rPr>
+          <w:color w:val="000000" w:themeColor="text1"/>
+          <w:highlight w:val="green"/>
+        </w:rPr>
+        <w:t>_</w:t>
+      </w:r>
+      <w:r>
+        <w:rPr>
+          <w:color w:val="000000" w:themeColor="text1"/>
+          <w:highlight w:val="green"/>
+        </w:rPr>
+        <w:t>2</w:t>
+      </w:r>
+      <w:r>
+        <w:rPr>
+          <w:color w:val="000000" w:themeColor="text1"/>
+          <w:highlight w:val="green"/>
+        </w:rPr>
+        <w:t>+++</w:t>
+      </w:r>
+      <w:r>
+        <w:rPr>
+          <w:color w:val="000000" w:themeColor="text1"/>
+        </w:rPr>
+        <w:t xml:space="preserve"> en  contra  de </w:t>
+      </w:r>
+      <w:r>
+        <w:rPr>
+          <w:b/>
+          <w:color w:val="000000" w:themeColor="text1"/>
         </w:rPr>
         <w:t xml:space="preserve"> </w:t>
       </w:r>
@@ -1513,20 +1981,69 @@
           <w:b/>
           <w:sz w:val="24"/>
           <w:szCs w:val="24"/>
-        </w:rPr>
-        <w:t>+++demanda.nombreRazonSocial+++</w:t>
+          <w:highlight w:val="green"/>
+        </w:rPr>
+        <w:t>+++demanda</w:t>
+      </w:r>
+      <w:r>
+        <w:rPr>
+          <w:rFonts w:cstheme="minorHAnsi"/>
+          <w:b/>
+          <w:sz w:val="24"/>
+          <w:szCs w:val="24"/>
+          <w:highlight w:val="green"/>
+        </w:rPr>
+        <w:t>Fmt</w:t>
+      </w:r>
+      <w:r>
+        <w:rPr>
+          <w:rFonts w:cstheme="minorHAnsi"/>
+          <w:b/>
+          <w:sz w:val="24"/>
+          <w:szCs w:val="24"/>
+          <w:highlight w:val="green"/>
+        </w:rPr>
+        <w:t>.nombreRazonSocial</w:t>
+      </w:r>
+      <w:r>
+        <w:rPr>
+          <w:rFonts w:cstheme="minorHAnsi"/>
+          <w:b/>
+          <w:sz w:val="24"/>
+          <w:szCs w:val="24"/>
+          <w:highlight w:val="green"/>
+        </w:rPr>
+        <w:t>_upper</w:t>
+      </w:r>
+      <w:r>
+        <w:rPr>
+          <w:rFonts w:cstheme="minorHAnsi"/>
+          <w:b/>
+          <w:sz w:val="24"/>
+          <w:szCs w:val="24"/>
+          <w:highlight w:val="green"/>
+        </w:rPr>
+        <w:t>+++</w:t>
       </w:r>
       <w:r>
         <w:rPr>
           <w:b/>
           <w:color w:val="000000" w:themeColor="text1"/>
-        </w:rPr>
-        <w:t xml:space="preserve">, </w:t>
-      </w:r>
-      <w:r>
-        <w:rPr>
+          <w:highlight w:val="green"/>
+        </w:rPr>
+        <w:t>,</w:t>
+      </w:r>
+      <w:r>
+        <w:rPr>
+          <w:b/>
           <w:color w:val="000000" w:themeColor="text1"/>
         </w:rPr>
+        <w:t xml:space="preserve"> </w:t>
+      </w:r>
+      <w:r>
+        <w:rPr>
+          <w:color w:val="000000" w:themeColor="text1"/>
+        </w:rPr>
         <w:t xml:space="preserve"> con  domicilio  en </w:t>
       </w:r>
       <w:r>
@@ -1542,30 +2059,127 @@
           <w:b/>
           <w:sz w:val="24"/>
           <w:szCs w:val="24"/>
-        </w:rPr>
-        <w:t>+++demanda.domicilioRazonSocial+++</w:t>
+          <w:highlight w:val="green"/>
+        </w:rPr>
+        <w:t>+++demanda</w:t>
+      </w:r>
+      <w:r>
+        <w:rPr>
+          <w:rFonts w:cstheme="minorHAnsi"/>
+          <w:b/>
+          <w:sz w:val="24"/>
+          <w:szCs w:val="24"/>
+          <w:highlight w:val="green"/>
+        </w:rPr>
+        <w:t>Fmt</w:t>
+      </w:r>
+      <w:r>
+        <w:rPr>
+          <w:rFonts w:cstheme="minorHAnsi"/>
+          <w:b/>
+          <w:sz w:val="24"/>
+          <w:szCs w:val="24"/>
+          <w:highlight w:val="green"/>
+        </w:rPr>
+        <w:t>.domicilioRazonSocial</w:t>
+      </w:r>
+      <w:r>
+        <w:rPr>
+          <w:rFonts w:cstheme="minorHAnsi"/>
+          <w:b/>
+          <w:sz w:val="24"/>
+          <w:szCs w:val="24"/>
+          <w:highlight w:val="green"/>
+        </w:rPr>
+        <w:t>_upper</w:t>
+      </w:r>
+      <w:r>
+        <w:rPr>
+          <w:rFonts w:cstheme="minorHAnsi"/>
+          <w:b/>
+          <w:sz w:val="24"/>
+          <w:szCs w:val="24"/>
+          <w:highlight w:val="green"/>
+        </w:rPr>
+        <w:t>+++</w:t>
       </w:r>
       <w:r>
         <w:rPr>
           <w:b/>
           <w:color w:val="000000" w:themeColor="text1"/>
-        </w:rPr>
-        <w:t xml:space="preserve">,  RUT:  </w:t>
-      </w:r>
-      <w:r>
-        <w:rPr>
-          <w:rFonts w:cstheme="minorHAnsi"/>
-          <w:b/>
-          <w:sz w:val="24"/>
-          <w:szCs w:val="24"/>
-        </w:rPr>
-        <w:t>+++demanda.rutRazonSocial+++</w:t>
-      </w:r>
-      <w:r>
-        <w:rPr>
+          <w:highlight w:val="green"/>
+        </w:rPr>
+        <w:t>,</w:t>
+      </w:r>
+      <w:r>
+        <w:rPr>
+          <w:b/>
           <w:color w:val="000000" w:themeColor="text1"/>
         </w:rPr>
-        <w:t xml:space="preserve">,  y  solidariamente  en  contra  de </w:t>
+        <w:t xml:space="preserve">  RUT:  </w:t>
+      </w:r>
+      <w:r>
+        <w:rPr>
+          <w:rFonts w:cstheme="minorHAnsi"/>
+          <w:b/>
+          <w:sz w:val="24"/>
+          <w:szCs w:val="24"/>
+          <w:highlight w:val="green"/>
+        </w:rPr>
+        <w:t>+++demanda</w:t>
+      </w:r>
+      <w:r>
+        <w:rPr>
+          <w:rFonts w:cstheme="minorHAnsi"/>
+          <w:b/>
+          <w:sz w:val="24"/>
+          <w:szCs w:val="24"/>
+          <w:highlight w:val="green"/>
+        </w:rPr>
+        <w:t>Fmt</w:t>
+      </w:r>
+      <w:r>
+        <w:rPr>
+          <w:rFonts w:cstheme="minorHAnsi"/>
+          <w:b/>
+          <w:sz w:val="24"/>
+          <w:szCs w:val="24"/>
+          <w:highlight w:val="green"/>
+        </w:rPr>
+        <w:t>.rutRazonSocial</w:t>
+      </w:r>
+      <w:r>
+        <w:rPr>
+          <w:rFonts w:cstheme="minorHAnsi"/>
+          <w:b/>
+          <w:sz w:val="24"/>
+          <w:szCs w:val="24"/>
+          <w:highlight w:val="green"/>
+        </w:rPr>
+        <w:t>_fmt</w:t>
+      </w:r>
+      <w:r>
+        <w:rPr>
+          <w:rFonts w:cstheme="minorHAnsi"/>
+          <w:b/>
+          <w:sz w:val="24"/>
+          <w:szCs w:val="24"/>
+          <w:highlight w:val="green"/>
+        </w:rPr>
+        <w:t>+++</w:t>
+      </w:r>
+      <w:r>
+        <w:rPr>
+          <w:color w:val="000000" w:themeColor="text1"/>
+          <w:highlight w:val="green"/>
+        </w:rPr>
+        <w:t>,</w:t>
+      </w:r>
+      <w:r>
+        <w:rPr>
+          <w:color w:val="000000" w:themeColor="text1"/>
+        </w:rPr>
+        <w:t xml:space="preserve">  y  solidariamente  en  contra  de </w:t>
       </w:r>
       <w:r>
         <w:rPr>
@@ -1650,7 +2264,22 @@
           <w:b/>
           <w:color w:val="000000" w:themeColor="text1"/>
         </w:rPr>
-        <w:t xml:space="preserve"> ARTURO  PRAT  #461,  ANTOFAGASTA </w:t>
+        <w:t xml:space="preserve"> </w:t>
+      </w:r>
+      <w:r>
+        <w:rPr>
+          <w:b/>
+          <w:color w:val="000000" w:themeColor="text1"/>
+          <w:highlight w:val="yellow"/>
+        </w:rPr>
+        <w:t>ARTURO  PRAT  #461,  ANTOFAGASTA</w:t>
+      </w:r>
+      <w:r>
+        <w:rPr>
+          <w:b/>
+          <w:color w:val="000000" w:themeColor="text1"/>
+        </w:rPr>
+        <w:t xml:space="preserve"> </w:t>
       </w:r>
       <w:r>
         <w:rPr>
@@ -1697,6 +2326,9 @@
         <w:t xml:space="preserve"> El </w:t>
       </w:r>
       <w:r>
+        <w:rPr>
+          <w:highlight w:val="green"/>
+        </w:rPr>
         <w:t>+++demandaFmt.fechaInicioRelacionLaboral_larga+++</w:t>
       </w:r>
       <w:r>
@@ -1717,11 +2349,58 @@
           <w:b/>
           <w:sz w:val="24"/>
           <w:szCs w:val="24"/>
-        </w:rPr>
-        <w:t>+++demanda.nombreRazonSocial+++</w:t>
-      </w:r>
-      <w:r>
-        <w:t xml:space="preserve">, bajo términos de subordinación y dependencia. </w:t>
+          <w:highlight w:val="green"/>
+        </w:rPr>
+        <w:t>+++demanda</w:t>
+      </w:r>
+      <w:r>
+        <w:rPr>
+          <w:rFonts w:cstheme="minorHAnsi"/>
+          <w:b/>
+          <w:sz w:val="24"/>
+          <w:szCs w:val="24"/>
+          <w:highlight w:val="green"/>
+        </w:rPr>
+        <w:t>Fmt</w:t>
+      </w:r>
+      <w:r>
+        <w:rPr>
+          <w:rFonts w:cstheme="minorHAnsi"/>
+          <w:b/>
+          <w:sz w:val="24"/>
+          <w:szCs w:val="24"/>
+          <w:highlight w:val="green"/>
+        </w:rPr>
+        <w:t>.nombreRazonSocial</w:t>
+      </w:r>
+      <w:r>
+        <w:rPr>
+          <w:rFonts w:cstheme="minorHAnsi"/>
+          <w:b/>
+          <w:sz w:val="24"/>
+          <w:szCs w:val="24"/>
+          <w:highlight w:val="green"/>
+        </w:rPr>
+        <w:t>_upper</w:t>
+      </w:r>
+      <w:r>
+        <w:rPr>
+          <w:rFonts w:cstheme="minorHAnsi"/>
+          <w:b/>
+          <w:sz w:val="24"/>
+          <w:szCs w:val="24"/>
+          <w:highlight w:val="green"/>
+        </w:rPr>
+        <w:t>+++</w:t>
+      </w:r>
+      <w:r>
+        <w:rPr>
+          <w:highlight w:val="green"/>
+        </w:rPr>
+        <w:t>,</w:t>
+      </w:r>
+      <w:r>
+        <w:t xml:space="preserve"> bajo términos de subordinación y dependencia. </w:t>
       </w:r>
     </w:p>
     <w:p>
@@ -1744,11 +2423,18 @@
           <w:bCs/>
           <w:sz w:val="24"/>
           <w:szCs w:val="24"/>
+          <w:highlight w:val="green"/>
         </w:rPr>
         <w:t>+++demanda.funciones+++</w:t>
       </w:r>
       <w:r>
-        <w:t xml:space="preserve">, que consistía en transportar trabajadores desde Antofagasta hasta compañía Minera Sierra Atacama como por ejemplo mecánicos, supervisores u otros. </w:t>
+        <w:rPr>
+          <w:highlight w:val="green"/>
+        </w:rPr>
+        <w:t>,</w:t>
+      </w:r>
+      <w:r>
+        <w:t xml:space="preserve"> que consistía en transportar trabajadores desde Antofagasta hasta compañía Minera Sierra Atacama como por ejemplo mecánicos, supervisores u otros. </w:t>
       </w:r>
     </w:p>
     <w:p>
@@ -1759,158 +2445,42 @@
         <w:t xml:space="preserve"> La jornada de trabajo consistía en trabajar de </w:t>
       </w:r>
       <w:r>
+        <w:rPr>
+          <w:highlight w:val="green"/>
+        </w:rPr>
         <w:t>+++demanda.jornada+++</w:t>
       </w:r>
       <w:r>
-        <w:t xml:space="preserve">, en los siguientes horarios: </w:t>
-      </w:r>
-    </w:p>
-    <w:p>
-      <w:pPr>
-        <w:spacing w:after="210"/>
+        <w:rPr>
+          <w:highlight w:val="green"/>
+        </w:rPr>
+        <w:t>,</w:t>
+      </w:r>
+      <w:r>
+        <w:t xml:space="preserve"> en los siguientes horarios: </w:t>
+      </w:r>
+    </w:p>
+    <w:p>
+      <w:pPr>
         <w:ind w:left="-15" w:firstLine="360"/>
-        <w:rPr>
-          <w:highlight w:val="yellow"/>
-        </w:rPr>
-      </w:pPr>
-      <w:r>
-        <w:rPr>
-          <w:b/>
-        </w:rPr>
-        <w:t xml:space="preserve"> </w:t>
-      </w:r>
-      <w:r>
-        <w:rPr>
-          <w:b/>
-          <w:highlight w:val="yellow"/>
-        </w:rPr>
-        <w:t xml:space="preserve">1.- </w:t>
-      </w:r>
-      <w:r>
-        <w:rPr>
-          <w:b/>
-          <w:i/>
-          <w:highlight w:val="yellow"/>
-        </w:rPr>
-        <w:t xml:space="preserve"> Retiraba  a  los  trabajadores  de  la  Minera  Sierra  Atacama  a  las  06:00  am  del  hotel  marina  para  subirlos  a  faena,  llegando  a  destino  a  las  07:30  am,  para  esperar  a  otros  trabajadores  salientes  de  turno  de  noche,  esperaba  1  hora,  para  llevarlos  a  las  08:30  am  al hotel marina, llegando a este a las 10:00 am. </w:t>
-      </w:r>
-    </w:p>
-    <w:p>
-      <w:pPr>
-        <w:spacing w:after="210"/>
-        <w:ind w:left="-15" w:firstLine="360"/>
-        <w:rPr>
-          <w:highlight w:val="yellow"/>
-        </w:rPr>
-      </w:pPr>
-      <w:r>
-        <w:rPr>
-          <w:b/>
-          <w:i/>
-          <w:highlight w:val="yellow"/>
-        </w:rPr>
-        <w:t xml:space="preserve"> 2.-  Luego  repite  las  labores  desde  las  18:00  pm  subiendo  con  trabajadores  llegando  a  faena  19:30  pm,  para  a  las  20:30  pm  bajando  con  contraturno  dejando  a  las  22:00  pm  dejando a trabajadores en Hotel.” </w:t>
-      </w:r>
-    </w:p>
-    <w:p>
-      <w:pPr>
-        <w:ind w:left="-15" w:firstLine="360"/>
-        <w:rPr>
-          <w:highlight w:val="yellow"/>
-        </w:rPr>
-      </w:pPr>
-      <w:r>
-        <w:rPr>
-          <w:highlight w:val="yellow"/>
-        </w:rPr>
-        <w:lastRenderedPageBreak/>
-        <w:t xml:space="preserve"> Cada  viaje  era  documentado  a  través  de  un  registro  de  entrada  y  salida  de  faena  en  la  garita,  además  se  registraba  (</w:t>
-      </w:r>
-      <w:r>
-        <w:rPr>
-          <w:i/>
-          <w:highlight w:val="yellow"/>
-        </w:rPr>
-        <w:t xml:space="preserve"> pistoleaba</w:t>
-      </w:r>
-      <w:r>
-        <w:rPr>
-          <w:highlight w:val="yellow"/>
-        </w:rPr>
-        <w:t xml:space="preserve"> )  la  cédula  de  identidad  o  en  su  defecto  una  hoja  planilla covid como lo demuestran las imágenes que acompaño en autos. </w:t>
-      </w:r>
-    </w:p>
-    <w:p>
-      <w:pPr>
-        <w:ind w:left="-15" w:firstLine="360"/>
-        <w:rPr>
-          <w:highlight w:val="yellow"/>
-        </w:rPr>
-      </w:pPr>
-      <w:r>
-        <w:rPr>
-          <w:highlight w:val="yellow"/>
-        </w:rPr>
-        <w:t xml:space="preserve"> El  vehículo  que  utilizaba  era  un  Mercedes  Benz  Sprinter  416  proporcionado  por  empresa además de la bencina y sus mantenciones. </w:t>
-      </w:r>
-    </w:p>
-    <w:p>
-      <w:pPr>
-        <w:ind w:left="-15" w:firstLine="360"/>
-      </w:pPr>
-      <w:r>
-        <w:rPr>
-          <w:highlight w:val="yellow"/>
-        </w:rPr>
-        <w:t xml:space="preserve"> La  empresa  me  entrego  una  polera  para  trabajar,  pero  no  zapatos  de  seguridad  y  tampoco pantalones u otra indumentaria para realizar mis labores</w:t>
-      </w:r>
-      <w:r>
-        <w:t xml:space="preserve">. </w:t>
-      </w:r>
-    </w:p>
-    <w:p>
-      <w:pPr>
-        <w:ind w:left="-15" w:firstLine="360"/>
-      </w:pPr>
-      <w:r>
-        <w:t xml:space="preserve"> La  remuneración  mensual  </w:t>
+      </w:pPr>
+      <w:r>
+        <w:t xml:space="preserve">La  remuneración  mensual  </w:t>
       </w:r>
       <w:r>
         <w:t xml:space="preserve">era </w:t>
       </w:r>
       <w:r>
+        <w:rPr>
+          <w:highlight w:val="green"/>
+        </w:rPr>
         <w:t>+++demandaFmt.remuneracion_clp+++</w:t>
       </w:r>
       <w:r>
-        <w:t xml:space="preserve">. </w:t>
-      </w:r>
-    </w:p>
-    <w:p>
-      <w:pPr>
-        <w:ind w:left="-15" w:firstLine="360"/>
-        <w:rPr>
-          <w:highlight w:val="yellow"/>
-        </w:rPr>
-      </w:pPr>
-      <w:r>
-        <w:t xml:space="preserve"> </w:t>
-      </w:r>
-      <w:r>
-        <w:rPr>
-          <w:highlight w:val="yellow"/>
-        </w:rPr>
-        <w:t xml:space="preserve">Acompañaré  en  autos  fotografías  de  comprobante  de  transferencia  de  pagos  mes  de  noviembre $2.329.762 y diciembre por $2.395.575. </w:t>
-      </w:r>
-    </w:p>
-    <w:p>
-      <w:pPr>
-        <w:ind w:left="-15" w:firstLine="360"/>
-      </w:pPr>
-      <w:r>
-        <w:rPr>
-          <w:highlight w:val="yellow"/>
-        </w:rPr>
-        <w:t xml:space="preserve"> No  existió  pago  de  leyes  sociales  AFP,  FONASA  ni  AFC  durante  toda  la  vigencia  del  vínculo contractual, es decir, desde enero de 2022 a enero de 2023.</w:t>
+        <w:rPr>
+          <w:highlight w:val="green"/>
+        </w:rPr>
+        <w:t>.</w:t>
       </w:r>
       <w:r>
         <w:t xml:space="preserve"> </w:t>
@@ -1920,17 +2490,20 @@
       <w:pPr>
         <w:spacing w:after="841"/>
         <w:ind w:left="-15" w:firstLine="723"/>
-        <w:rPr>
-          <w:color w:val="000000" w:themeColor="text1"/>
-        </w:rPr>
-      </w:pPr>
-      <w:r>
-        <w:t xml:space="preserve"> El contrato era de naturaleza </w:t>
-      </w:r>
-      <w:r>
+      </w:pPr>
+      <w:r>
+        <w:t xml:space="preserve">El contrato era de naturaleza </w:t>
+      </w:r>
+      <w:r>
+        <w:rPr>
+          <w:highlight w:val="green"/>
+        </w:rPr>
         <w:t>+++demanda.naturalezaContrato+++</w:t>
       </w:r>
       <w:r>
+        <w:rPr>
+          <w:highlight w:val="green"/>
+        </w:rPr>
         <w:t>.</w:t>
       </w:r>
     </w:p>
@@ -1938,6 +2511,427 @@
       <w:pPr>
         <w:spacing w:after="0" w:line="360" w:lineRule="auto"/>
         <w:ind w:firstLine="708"/>
+        <w:jc w:val="both"/>
+        <w:rPr>
+          <w:rFonts w:cstheme="minorHAnsi"/>
+          <w:b/>
+          <w:sz w:val="24"/>
+          <w:szCs w:val="24"/>
+        </w:rPr>
+      </w:pPr>
+      <w:r>
+        <w:rPr>
+          <w:rFonts w:cstheme="minorHAnsi"/>
+          <w:b/>
+          <w:sz w:val="24"/>
+          <w:szCs w:val="24"/>
+        </w:rPr>
+        <w:t xml:space="preserve">El contrato terminó por </w:t>
+      </w:r>
+      <w:r>
+        <w:rPr>
+          <w:rFonts w:cstheme="minorHAnsi"/>
+          <w:b/>
+          <w:sz w:val="24"/>
+          <w:szCs w:val="24"/>
+          <w:highlight w:val="green"/>
+        </w:rPr>
+        <w:t>+++</w:t>
+      </w:r>
+      <w:r>
+        <w:rPr>
+          <w:rFonts w:cstheme="minorHAnsi"/>
+          <w:b/>
+          <w:sz w:val="24"/>
+          <w:szCs w:val="24"/>
+          <w:highlight w:val="green"/>
+        </w:rPr>
+        <w:t>demanda.motivoTermino</w:t>
+      </w:r>
+      <w:r>
+        <w:rPr>
+          <w:rFonts w:cstheme="minorHAnsi"/>
+          <w:b/>
+          <w:sz w:val="24"/>
+          <w:szCs w:val="24"/>
+          <w:highlight w:val="green"/>
+        </w:rPr>
+        <w:t>+++.</w:t>
+      </w:r>
+    </w:p>
+    <w:p>
+      <w:pPr>
+        <w:spacing w:after="0" w:line="360" w:lineRule="auto"/>
+        <w:ind w:firstLine="708"/>
+        <w:jc w:val="both"/>
+        <w:rPr>
+          <w:rFonts w:cstheme="minorHAnsi"/>
+          <w:b/>
+          <w:sz w:val="24"/>
+          <w:szCs w:val="24"/>
+        </w:rPr>
+      </w:pPr>
+      <w:r>
+        <w:rPr>
+          <w:rFonts w:cstheme="minorHAnsi"/>
+          <w:b/>
+          <w:sz w:val="24"/>
+          <w:szCs w:val="24"/>
+        </w:rPr>
+        <w:t>El término del contrato no se pagaron las leyes sociales según siguiente detalle:</w:t>
+      </w:r>
+    </w:p>
+    <w:p>
+      <w:pPr>
+        <w:spacing w:after="0" w:line="360" w:lineRule="auto"/>
+        <w:ind w:firstLine="708"/>
+        <w:jc w:val="both"/>
+        <w:rPr>
+          <w:rFonts w:cstheme="minorHAnsi"/>
+          <w:b/>
+          <w:sz w:val="24"/>
+          <w:szCs w:val="24"/>
+        </w:rPr>
+      </w:pPr>
+    </w:p>
+    <w:p>
+      <w:pPr>
+        <w:spacing w:after="0" w:line="360" w:lineRule="auto"/>
+        <w:ind w:firstLine="708"/>
+        <w:jc w:val="both"/>
+        <w:rPr>
+          <w:rFonts w:cstheme="minorHAnsi"/>
+          <w:b/>
+          <w:sz w:val="24"/>
+          <w:szCs w:val="24"/>
+        </w:rPr>
+      </w:pPr>
+      <w:r>
+        <w:rPr>
+          <w:rFonts w:cstheme="minorHAnsi"/>
+          <w:b/>
+          <w:sz w:val="24"/>
+          <w:szCs w:val="24"/>
+        </w:rPr>
+        <w:t xml:space="preserve">Afc </w:t>
+      </w:r>
+      <w:r>
+        <w:rPr>
+          <w:rFonts w:cstheme="minorHAnsi"/>
+          <w:b/>
+          <w:sz w:val="24"/>
+          <w:szCs w:val="24"/>
+          <w:highlight w:val="green"/>
+        </w:rPr>
+        <w:t>+++</w:t>
+      </w:r>
+      <w:r>
+        <w:rPr>
+          <w:rFonts w:cstheme="minorHAnsi"/>
+          <w:b/>
+          <w:sz w:val="24"/>
+          <w:szCs w:val="24"/>
+          <w:highlight w:val="green"/>
+        </w:rPr>
+        <w:t>demanda.</w:t>
+      </w:r>
+      <w:r>
+        <w:rPr>
+          <w:rFonts w:cstheme="minorHAnsi"/>
+          <w:b/>
+          <w:sz w:val="24"/>
+          <w:szCs w:val="24"/>
+          <w:highlight w:val="green"/>
+          <w:lang w:val="es-419"/>
+        </w:rPr>
+        <w:t>cotizacionAfc</w:t>
+      </w:r>
+      <w:r>
+        <w:rPr>
+          <w:rFonts w:cstheme="minorHAnsi"/>
+          <w:b/>
+          <w:sz w:val="24"/>
+          <w:szCs w:val="24"/>
+          <w:highlight w:val="green"/>
+        </w:rPr>
+        <w:t>+++</w:t>
+      </w:r>
+    </w:p>
+    <w:p>
+      <w:pPr>
+        <w:spacing w:after="0" w:line="360" w:lineRule="auto"/>
+        <w:ind w:firstLine="708"/>
+        <w:jc w:val="both"/>
+        <w:rPr>
+          <w:rFonts w:cstheme="minorHAnsi"/>
+          <w:b/>
+          <w:sz w:val="24"/>
+          <w:szCs w:val="24"/>
+        </w:rPr>
+      </w:pPr>
+      <w:r>
+        <w:rPr>
+          <w:rFonts w:cstheme="minorHAnsi"/>
+          <w:b/>
+          <w:sz w:val="24"/>
+          <w:szCs w:val="24"/>
+        </w:rPr>
+        <w:t xml:space="preserve">Fonasa </w:t>
+      </w:r>
+      <w:r>
+        <w:rPr>
+          <w:rFonts w:cstheme="minorHAnsi"/>
+          <w:b/>
+          <w:sz w:val="24"/>
+          <w:szCs w:val="24"/>
+          <w:highlight w:val="green"/>
+        </w:rPr>
+        <w:t>+++</w:t>
+      </w:r>
+      <w:r>
+        <w:rPr>
+          <w:rFonts w:cstheme="minorHAnsi"/>
+          <w:b/>
+          <w:sz w:val="24"/>
+          <w:szCs w:val="24"/>
+          <w:highlight w:val="green"/>
+        </w:rPr>
+        <w:t>demanda.cotizacionSalud</w:t>
+      </w:r>
+      <w:r>
+        <w:rPr>
+          <w:rFonts w:cstheme="minorHAnsi"/>
+          <w:b/>
+          <w:sz w:val="24"/>
+          <w:szCs w:val="24"/>
+          <w:highlight w:val="green"/>
+        </w:rPr>
+        <w:t>+++</w:t>
+      </w:r>
+    </w:p>
+    <w:p>
+      <w:pPr>
+        <w:spacing w:after="0" w:line="360" w:lineRule="auto"/>
+        <w:ind w:firstLine="708"/>
+        <w:jc w:val="both"/>
+        <w:rPr>
+          <w:rFonts w:cstheme="minorHAnsi"/>
+          <w:b/>
+          <w:sz w:val="24"/>
+          <w:szCs w:val="24"/>
+        </w:rPr>
+      </w:pPr>
+      <w:r>
+        <w:rPr>
+          <w:rFonts w:cstheme="minorHAnsi"/>
+          <w:b/>
+          <w:sz w:val="24"/>
+          <w:szCs w:val="24"/>
+        </w:rPr>
+        <w:t xml:space="preserve">Afp </w:t>
+      </w:r>
+      <w:r>
+        <w:rPr>
+          <w:rFonts w:cstheme="minorHAnsi"/>
+          <w:b/>
+          <w:sz w:val="24"/>
+          <w:szCs w:val="24"/>
+          <w:highlight w:val="green"/>
+        </w:rPr>
+        <w:t>+++</w:t>
+      </w:r>
+      <w:r>
+        <w:rPr>
+          <w:rFonts w:cstheme="minorHAnsi"/>
+          <w:b/>
+          <w:sz w:val="24"/>
+          <w:szCs w:val="24"/>
+          <w:highlight w:val="green"/>
+        </w:rPr>
+        <w:t>demanda.cotizacionAfp</w:t>
+      </w:r>
+      <w:r>
+        <w:rPr>
+          <w:rFonts w:cstheme="minorHAnsi"/>
+          <w:b/>
+          <w:sz w:val="24"/>
+          <w:szCs w:val="24"/>
+          <w:highlight w:val="green"/>
+        </w:rPr>
+        <w:t>+++</w:t>
+      </w:r>
+    </w:p>
+    <w:p>
+      <w:pPr>
+        <w:spacing w:after="0" w:line="360" w:lineRule="auto"/>
+        <w:ind w:firstLine="708"/>
+        <w:jc w:val="both"/>
+        <w:rPr>
+          <w:rFonts w:cstheme="minorHAnsi"/>
+          <w:b/>
+          <w:sz w:val="24"/>
+          <w:szCs w:val="24"/>
+        </w:rPr>
+      </w:pPr>
+      <w:r>
+        <w:rPr>
+          <w:rFonts w:cstheme="minorHAnsi"/>
+          <w:b/>
+          <w:sz w:val="24"/>
+          <w:szCs w:val="24"/>
+        </w:rPr>
+        <w:t>EL DERECHO</w:t>
+      </w:r>
+    </w:p>
+    <w:p>
+      <w:pPr>
+        <w:spacing w:after="0" w:line="360" w:lineRule="auto"/>
+        <w:ind w:firstLine="708"/>
+        <w:jc w:val="both"/>
+        <w:rPr>
+          <w:rFonts w:cstheme="minorHAnsi"/>
+          <w:b/>
+          <w:sz w:val="24"/>
+          <w:szCs w:val="24"/>
+        </w:rPr>
+      </w:pPr>
+    </w:p>
+    <w:p>
+      <w:pPr>
+        <w:spacing w:after="0" w:line="360" w:lineRule="auto"/>
+        <w:ind w:firstLine="708"/>
+        <w:jc w:val="both"/>
+        <w:rPr>
+          <w:rFonts w:cstheme="minorHAnsi"/>
+          <w:b/>
+          <w:sz w:val="24"/>
+          <w:szCs w:val="24"/>
+          <w:highlight w:val="yellow"/>
+        </w:rPr>
+      </w:pPr>
+      <w:r>
+        <w:rPr>
+          <w:rFonts w:cstheme="minorHAnsi"/>
+          <w:b/>
+          <w:sz w:val="24"/>
+          <w:szCs w:val="24"/>
+          <w:highlight w:val="yellow"/>
+        </w:rPr>
+        <w:t xml:space="preserve">ACÁ PODRÍAMOS PONER PRIMERO LAS FÓRMULAS </w:t>
+      </w:r>
+    </w:p>
+    <w:p>
+      <w:pPr>
+        <w:spacing w:after="0" w:line="360" w:lineRule="auto"/>
+        <w:ind w:firstLine="708"/>
+        <w:jc w:val="both"/>
+        <w:rPr>
+          <w:rFonts w:cstheme="minorHAnsi"/>
+          <w:b/>
+          <w:sz w:val="24"/>
+          <w:szCs w:val="24"/>
+          <w:highlight w:val="yellow"/>
+        </w:rPr>
+      </w:pPr>
+    </w:p>
+    <w:p>
+      <w:pPr>
+        <w:spacing w:after="0" w:line="360" w:lineRule="auto"/>
+        <w:ind w:firstLine="708"/>
+        <w:jc w:val="both"/>
+        <w:rPr>
+          <w:rFonts w:cstheme="minorHAnsi"/>
+          <w:b/>
+          <w:sz w:val="24"/>
+          <w:szCs w:val="24"/>
+          <w:highlight w:val="yellow"/>
+        </w:rPr>
+      </w:pPr>
+      <w:r>
+        <w:rPr>
+          <w:rFonts w:cstheme="minorHAnsi"/>
+          <w:b/>
+          <w:sz w:val="24"/>
+          <w:szCs w:val="24"/>
+          <w:highlight w:val="yellow"/>
+        </w:rPr>
+        <w:t>POR EJ. EXTENSIÓN DE RELACIÓN LABORAL DA XXX AÑOS DE SERVICIOS.</w:t>
+      </w:r>
+    </w:p>
+    <w:p>
+      <w:pPr>
+        <w:spacing w:after="0" w:line="360" w:lineRule="auto"/>
+        <w:ind w:firstLine="708"/>
+        <w:jc w:val="both"/>
+        <w:rPr>
+          <w:rFonts w:cstheme="minorHAnsi"/>
+          <w:b/>
+          <w:sz w:val="24"/>
+          <w:szCs w:val="24"/>
+          <w:highlight w:val="yellow"/>
+        </w:rPr>
+      </w:pPr>
+      <w:r>
+        <w:rPr>
+          <w:rFonts w:cstheme="minorHAnsi"/>
+          <w:b/>
+          <w:sz w:val="24"/>
+          <w:szCs w:val="24"/>
+          <w:highlight w:val="yellow"/>
+        </w:rPr>
+        <w:t>POR EJ. EXTENSIÓN DE CONTRATO DA XXX CANTIDAD DE DINERO A COMPENSAR POR FERIADO.</w:t>
+      </w:r>
+    </w:p>
+    <w:p>
+      <w:pPr>
+        <w:spacing w:after="0" w:line="360" w:lineRule="auto"/>
+        <w:ind w:firstLine="708"/>
+        <w:jc w:val="both"/>
+        <w:rPr>
+          <w:rFonts w:cstheme="minorHAnsi"/>
+          <w:b/>
+          <w:sz w:val="24"/>
+          <w:szCs w:val="24"/>
+          <w:highlight w:val="yellow"/>
+        </w:rPr>
+      </w:pPr>
+      <w:r>
+        <w:rPr>
+          <w:rFonts w:cstheme="minorHAnsi"/>
+          <w:b/>
+          <w:sz w:val="24"/>
+          <w:szCs w:val="24"/>
+          <w:highlight w:val="yellow"/>
+        </w:rPr>
+        <w:t>POR EJ. EL NO PAGO DE LEYES SOCIALES DA LUGAR A NULIDAD DEL DESPIDO.</w:t>
+      </w:r>
+    </w:p>
+    <w:p>
+      <w:pPr>
+        <w:spacing w:after="0" w:line="360" w:lineRule="auto"/>
+        <w:ind w:firstLine="708"/>
+        <w:jc w:val="both"/>
+        <w:rPr>
+          <w:rFonts w:cstheme="minorHAnsi"/>
+          <w:b/>
+          <w:sz w:val="24"/>
+          <w:szCs w:val="24"/>
+        </w:rPr>
+      </w:pPr>
+      <w:r>
+        <w:rPr>
+          <w:rFonts w:cstheme="minorHAnsi"/>
+          <w:b/>
+          <w:sz w:val="24"/>
+          <w:szCs w:val="24"/>
+          <w:highlight w:val="yellow"/>
+        </w:rPr>
+        <w:t>ESO PERMITIRÁ AGREGAR EL TEXTO DE APOYO EN EL DERECHO DESPUÉS, SIN CONFUNDIRNOS.</w:t>
+      </w:r>
+    </w:p>
+    <w:p>
+      <w:pPr>
+        <w:spacing w:after="0" w:line="360" w:lineRule="auto"/>
         <w:jc w:val="both"/>
         <w:rPr>
           <w:rFonts w:cstheme="minorHAnsi"/>
@@ -2859,6 +3853,15 @@
     <w:pPr>
       <w:ind w:left="720"/>
       <w:contextualSpacing/>
+    </w:pPr>
+  </w:style>
+  <w:style w:type="paragraph" w:styleId="Sinespaciado">
+    <w:name w:val="No Spacing"/>
+    <w:uiPriority w:val="1"/>
+    <w:qFormat/>
+    <w:rsid w:val="009E13F8"/>
+    <w:pPr>
+      <w:spacing w:after="0" w:line="240" w:lineRule="auto"/>
     </w:pPr>
   </w:style>
 </w:styles>
@@ -3352,6 +4355,10 @@
 </p:properties>
 </file>
 
+<file path=customXml/item4.xml><?xml version="1.0" encoding="utf-8"?>
+<b:Sources xmlns:b="http://schemas.openxmlformats.org/officeDocument/2006/bibliography" xmlns="http://schemas.openxmlformats.org/officeDocument/2006/bibliography" SelectedStyle="\APASixthEditionOfficeOnline.xsl" StyleName="APA" Version="6"/>
+</file>
+
 <file path=customXml/itemProps1.xml><?xml version="1.0" encoding="utf-8"?>
 <ds:datastoreItem xmlns:ds="http://schemas.openxmlformats.org/officeDocument/2006/customXml" ds:itemID="{A9FEAF85-3C16-4730-9AF2-6067570A11B0}">
   <ds:schemaRefs>
@@ -3388,4 +4395,12 @@
     <ds:schemaRef ds:uri="fe7e8eae-8f19-43b5-a199-e3dfa6648a7c"/>
   </ds:schemaRefs>
 </ds:datastoreItem>
+</file>
+
+<file path=customXml/itemProps4.xml><?xml version="1.0" encoding="utf-8"?>
+<ds:datastoreItem xmlns:ds="http://schemas.openxmlformats.org/officeDocument/2006/customXml" ds:itemID="{A106397B-5C17-46D2-93FE-6C4FC61353A3}">
+  <ds:schemaRefs>
+    <ds:schemaRef ds:uri="http://schemas.openxmlformats.org/officeDocument/2006/bibliography"/>
+  </ds:schemaRefs>
+</ds:datastoreItem>
 </file>
--- a/app/templates/template_demanda.docx
+++ b/app/templates/template_demanda.docx
@@ -2759,6 +2759,41 @@
           <w:highlight w:val="green"/>
         </w:rPr>
         <w:t>+++</w:t>
+      </w:r>
+    </w:p>
+    <w:p>
+      <w:pPr>
+        <w:spacing w:after="0" w:line="360" w:lineRule="auto"/>
+        <w:ind w:firstLine="708"/>
+        <w:jc w:val="both"/>
+        <w:rPr>
+          <w:rFonts w:cstheme="minorHAnsi"/>
+          <w:b/>
+          <w:sz w:val="24"/>
+          <w:szCs w:val="24"/>
+        </w:rPr>
+      </w:pPr>
+    </w:p>
+    <w:p>
+      <w:pPr>
+        <w:spacing w:after="0" w:line="360" w:lineRule="auto"/>
+        <w:ind w:firstLine="708"/>
+        <w:jc w:val="both"/>
+        <w:rPr>
+          <w:rFonts w:cstheme="minorHAnsi"/>
+          <w:b/>
+          <w:sz w:val="24"/>
+          <w:szCs w:val="24"/>
+        </w:rPr>
+      </w:pPr>
+      <w:r>
+        <w:rPr>
+          <w:rFonts w:cstheme="minorHAnsi"/>
+          <w:b/>
+          <w:sz w:val="24"/>
+          <w:szCs w:val="24"/>
+        </w:rPr>
+        <w:t>+++clausulas+++</w:t>
       </w:r>
     </w:p>
     <w:p>
@@ -4129,12 +4164,14 @@
 </file>
 
 <file path=customXml/item1.xml><?xml version="1.0" encoding="utf-8"?>
-<?mso-contentType ?>
-<FormTemplates xmlns="http://schemas.microsoft.com/sharepoint/v3/contenttype/forms">
-  <Display>DocumentLibraryForm</Display>
-  <Edit>DocumentLibraryForm</Edit>
-  <New>DocumentLibraryForm</New>
-</FormTemplates>
+<p:properties xmlns:p="http://schemas.microsoft.com/office/2006/metadata/properties" xmlns:xsi="http://www.w3.org/2001/XMLSchema-instance" xmlns:pc="http://schemas.microsoft.com/office/infopath/2007/PartnerControls">
+  <documentManagement>
+    <lcf76f155ced4ddcb4097134ff3c332f xmlns="2dd5cc6d-f845-4b74-a9d4-0c2932b01156">
+      <Terms xmlns="http://schemas.microsoft.com/office/infopath/2007/PartnerControls"/>
+    </lcf76f155ced4ddcb4097134ff3c332f>
+    <TaxCatchAll xmlns="fe7e8eae-8f19-43b5-a199-e3dfa6648a7c" xsi:nil="true"/>
+  </documentManagement>
+</p:properties>
 </file>
 
 <file path=customXml/item2.xml><?xml version="1.0" encoding="utf-8"?>
@@ -4345,14 +4382,12 @@
 </file>
 
 <file path=customXml/item3.xml><?xml version="1.0" encoding="utf-8"?>
-<p:properties xmlns:p="http://schemas.microsoft.com/office/2006/metadata/properties" xmlns:xsi="http://www.w3.org/2001/XMLSchema-instance" xmlns:pc="http://schemas.microsoft.com/office/infopath/2007/PartnerControls">
-  <documentManagement>
-    <lcf76f155ced4ddcb4097134ff3c332f xmlns="2dd5cc6d-f845-4b74-a9d4-0c2932b01156">
-      <Terms xmlns="http://schemas.microsoft.com/office/infopath/2007/PartnerControls"/>
-    </lcf76f155ced4ddcb4097134ff3c332f>
-    <TaxCatchAll xmlns="fe7e8eae-8f19-43b5-a199-e3dfa6648a7c" xsi:nil="true"/>
-  </documentManagement>
-</p:properties>
+<?mso-contentType ?>
+<FormTemplates xmlns="http://schemas.microsoft.com/sharepoint/v3/contenttype/forms">
+  <Display>DocumentLibraryForm</Display>
+  <Edit>DocumentLibraryForm</Edit>
+  <New>DocumentLibraryForm</New>
+</FormTemplates>
 </file>
 
 <file path=customXml/item4.xml><?xml version="1.0" encoding="utf-8"?>
@@ -4360,9 +4395,12 @@
 </file>
 
 <file path=customXml/itemProps1.xml><?xml version="1.0" encoding="utf-8"?>
-<ds:datastoreItem xmlns:ds="http://schemas.openxmlformats.org/officeDocument/2006/customXml" ds:itemID="{A9FEAF85-3C16-4730-9AF2-6067570A11B0}">
+<ds:datastoreItem xmlns:ds="http://schemas.openxmlformats.org/officeDocument/2006/customXml" ds:itemID="{42A9E0C2-AB1C-48D2-B720-396EA4581806}">
   <ds:schemaRefs>
-    <ds:schemaRef ds:uri="http://schemas.microsoft.com/sharepoint/v3/contenttype/forms"/>
+    <ds:schemaRef ds:uri="http://schemas.microsoft.com/office/2006/metadata/properties"/>
+    <ds:schemaRef ds:uri="http://schemas.microsoft.com/office/infopath/2007/PartnerControls"/>
+    <ds:schemaRef ds:uri="2dd5cc6d-f845-4b74-a9d4-0c2932b01156"/>
+    <ds:schemaRef ds:uri="fe7e8eae-8f19-43b5-a199-e3dfa6648a7c"/>
   </ds:schemaRefs>
 </ds:datastoreItem>
 </file>
@@ -4387,12 +4425,9 @@
 </file>
 
 <file path=customXml/itemProps3.xml><?xml version="1.0" encoding="utf-8"?>
-<ds:datastoreItem xmlns:ds="http://schemas.openxmlformats.org/officeDocument/2006/customXml" ds:itemID="{42A9E0C2-AB1C-48D2-B720-396EA4581806}">
+<ds:datastoreItem xmlns:ds="http://schemas.openxmlformats.org/officeDocument/2006/customXml" ds:itemID="{A9FEAF85-3C16-4730-9AF2-6067570A11B0}">
   <ds:schemaRefs>
-    <ds:schemaRef ds:uri="http://schemas.microsoft.com/office/2006/metadata/properties"/>
-    <ds:schemaRef ds:uri="http://schemas.microsoft.com/office/infopath/2007/PartnerControls"/>
-    <ds:schemaRef ds:uri="2dd5cc6d-f845-4b74-a9d4-0c2932b01156"/>
-    <ds:schemaRef ds:uri="fe7e8eae-8f19-43b5-a199-e3dfa6648a7c"/>
+    <ds:schemaRef ds:uri="http://schemas.microsoft.com/sharepoint/v3/contenttype/forms"/>
   </ds:schemaRefs>
 </ds:datastoreItem>
 </file>

--- a/app/templates/template_demanda.docx
+++ b/app/templates/template_demanda.docx
@@ -80,6 +80,7 @@
         </w:rPr>
         <w:tab/>
       </w:r>
+      <w:proofErr w:type="gramStart"/>
       <w:r>
         <w:rPr>
           <w:rFonts w:cstheme="minorHAnsi"/>
@@ -107,7 +108,18 @@
           <w:szCs w:val="24"/>
           <w:highlight w:val="green"/>
         </w:rPr>
-        <w:t>+++demanda</w:t>
+        <w:t>+++</w:t>
+      </w:r>
+      <w:proofErr w:type="spellStart"/>
+      <w:r>
+        <w:rPr>
+          <w:rFonts w:cstheme="minorHAnsi"/>
+          <w:b/>
+          <w:sz w:val="24"/>
+          <w:szCs w:val="24"/>
+          <w:highlight w:val="green"/>
+        </w:rPr>
+        <w:t>demanda</w:t>
       </w:r>
       <w:r>
         <w:rPr>
@@ -129,6 +141,7 @@
         </w:rPr>
         <w:t>.materias</w:t>
       </w:r>
+      <w:proofErr w:type="gramEnd"/>
       <w:r>
         <w:rPr>
           <w:rFonts w:cstheme="minorHAnsi"/>
@@ -139,6 +152,7 @@
         </w:rPr>
         <w:t>_texto</w:t>
       </w:r>
+      <w:proofErr w:type="spellEnd"/>
       <w:r>
         <w:rPr>
           <w:rFonts w:cstheme="minorHAnsi"/>
@@ -217,7 +231,29 @@
           <w:szCs w:val="24"/>
           <w:highlight w:val="green"/>
         </w:rPr>
-        <w:t>+++demandaFmt.nombres_upper+++.</w:t>
+        <w:t>+++</w:t>
+      </w:r>
+      <w:proofErr w:type="spellStart"/>
+      <w:r>
+        <w:rPr>
+          <w:rFonts w:cstheme="minorHAnsi"/>
+          <w:b/>
+          <w:sz w:val="24"/>
+          <w:szCs w:val="24"/>
+          <w:highlight w:val="green"/>
+        </w:rPr>
+        <w:t>demandaFmt.nombres_upper</w:t>
+      </w:r>
+      <w:proofErr w:type="spellEnd"/>
+      <w:r>
+        <w:rPr>
+          <w:rFonts w:cstheme="minorHAnsi"/>
+          <w:b/>
+          <w:sz w:val="24"/>
+          <w:szCs w:val="24"/>
+          <w:highlight w:val="green"/>
+        </w:rPr>
+        <w:t>+++.</w:t>
       </w:r>
     </w:p>
     <w:p>
@@ -293,7 +329,29 @@
           <w:szCs w:val="24"/>
           <w:highlight w:val="green"/>
         </w:rPr>
-        <w:t>+++demandaFmt.run_fmt+++</w:t>
+        <w:t>+++</w:t>
+      </w:r>
+      <w:proofErr w:type="spellStart"/>
+      <w:r>
+        <w:rPr>
+          <w:rFonts w:cstheme="minorHAnsi"/>
+          <w:b/>
+          <w:sz w:val="24"/>
+          <w:szCs w:val="24"/>
+          <w:highlight w:val="green"/>
+        </w:rPr>
+        <w:t>demandaFmt.run_fmt</w:t>
+      </w:r>
+      <w:proofErr w:type="spellEnd"/>
+      <w:r>
+        <w:rPr>
+          <w:rFonts w:cstheme="minorHAnsi"/>
+          <w:b/>
+          <w:sz w:val="24"/>
+          <w:szCs w:val="24"/>
+          <w:highlight w:val="green"/>
+        </w:rPr>
+        <w:t>+++</w:t>
       </w:r>
     </w:p>
     <w:p>
@@ -333,6 +391,7 @@
         </w:rPr>
         <w:tab/>
       </w:r>
+      <w:proofErr w:type="gramStart"/>
       <w:r>
         <w:rPr>
           <w:rFonts w:cstheme="minorHAnsi"/>
@@ -360,7 +419,18 @@
           <w:szCs w:val="24"/>
           <w:highlight w:val="green"/>
         </w:rPr>
-        <w:t>+++demanda</w:t>
+        <w:t>+++</w:t>
+      </w:r>
+      <w:proofErr w:type="spellStart"/>
+      <w:r>
+        <w:rPr>
+          <w:rFonts w:cstheme="minorHAnsi"/>
+          <w:b/>
+          <w:sz w:val="24"/>
+          <w:szCs w:val="24"/>
+          <w:highlight w:val="green"/>
+        </w:rPr>
+        <w:t>demanda</w:t>
       </w:r>
       <w:r>
         <w:rPr>
@@ -382,6 +452,7 @@
         </w:rPr>
         <w:t>.domicilioParticular</w:t>
       </w:r>
+      <w:proofErr w:type="gramEnd"/>
       <w:r>
         <w:rPr>
           <w:rFonts w:cstheme="minorHAnsi"/>
@@ -392,6 +463,7 @@
         </w:rPr>
         <w:t>_upper</w:t>
       </w:r>
+      <w:proofErr w:type="spellEnd"/>
       <w:r>
         <w:rPr>
           <w:rFonts w:cstheme="minorHAnsi"/>
@@ -556,7 +628,27 @@
           <w:szCs w:val="24"/>
         </w:rPr>
         <w:tab/>
-        <w:t>14 DE FEBRERO N° 1822, OFICINA 11, SEGUNDO PISO, EDIFICIO CUMBRES; ANTOFAGASTA</w:t>
+        <w:t xml:space="preserve">14 DE FEBRERO </w:t>
+      </w:r>
+      <w:proofErr w:type="spellStart"/>
+      <w:r>
+        <w:rPr>
+          <w:rFonts w:cstheme="minorHAnsi"/>
+          <w:b/>
+          <w:sz w:val="24"/>
+          <w:szCs w:val="24"/>
+        </w:rPr>
+        <w:t>N°</w:t>
+      </w:r>
+      <w:proofErr w:type="spellEnd"/>
+      <w:r>
+        <w:rPr>
+          <w:rFonts w:cstheme="minorHAnsi"/>
+          <w:b/>
+          <w:sz w:val="24"/>
+          <w:szCs w:val="24"/>
+        </w:rPr>
+        <w:t xml:space="preserve"> 1822, OFICINA 11, SEGUNDO PISO, EDIFICIO CUMBRES; ANTOFAGASTA</w:t>
       </w:r>
     </w:p>
     <w:p>
@@ -596,6 +688,7 @@
         </w:rPr>
         <w:tab/>
       </w:r>
+      <w:proofErr w:type="gramStart"/>
       <w:r>
         <w:rPr>
           <w:rFonts w:cstheme="minorHAnsi"/>
@@ -623,7 +716,18 @@
           <w:szCs w:val="24"/>
           <w:highlight w:val="green"/>
         </w:rPr>
-        <w:t>+++demanda</w:t>
+        <w:t>+++</w:t>
+      </w:r>
+      <w:proofErr w:type="spellStart"/>
+      <w:r>
+        <w:rPr>
+          <w:rFonts w:cstheme="minorHAnsi"/>
+          <w:b/>
+          <w:sz w:val="24"/>
+          <w:szCs w:val="24"/>
+          <w:highlight w:val="green"/>
+        </w:rPr>
+        <w:t>demanda</w:t>
       </w:r>
       <w:r>
         <w:rPr>
@@ -645,6 +749,7 @@
         </w:rPr>
         <w:t>.nombreRazonSocial</w:t>
       </w:r>
+      <w:proofErr w:type="gramEnd"/>
       <w:r>
         <w:rPr>
           <w:rFonts w:cstheme="minorHAnsi"/>
@@ -655,6 +760,7 @@
         </w:rPr>
         <w:t>_upper</w:t>
       </w:r>
+      <w:proofErr w:type="spellEnd"/>
       <w:r>
         <w:rPr>
           <w:rFonts w:cstheme="minorHAnsi"/>
@@ -712,6 +818,7 @@
         </w:rPr>
         <w:tab/>
       </w:r>
+      <w:proofErr w:type="gramStart"/>
       <w:r>
         <w:rPr>
           <w:rFonts w:cstheme="minorHAnsi"/>
@@ -739,7 +846,18 @@
           <w:szCs w:val="24"/>
           <w:highlight w:val="green"/>
         </w:rPr>
-        <w:t>+++demanda</w:t>
+        <w:t>+++</w:t>
+      </w:r>
+      <w:proofErr w:type="spellStart"/>
+      <w:r>
+        <w:rPr>
+          <w:rFonts w:cstheme="minorHAnsi"/>
+          <w:b/>
+          <w:sz w:val="24"/>
+          <w:szCs w:val="24"/>
+          <w:highlight w:val="green"/>
+        </w:rPr>
+        <w:t>demanda</w:t>
       </w:r>
       <w:r>
         <w:rPr>
@@ -761,6 +879,7 @@
         </w:rPr>
         <w:t>.rutRazonSocial</w:t>
       </w:r>
+      <w:proofErr w:type="gramEnd"/>
       <w:r>
         <w:rPr>
           <w:rFonts w:cstheme="minorHAnsi"/>
@@ -771,6 +890,7 @@
         </w:rPr>
         <w:t>_fmt</w:t>
       </w:r>
+      <w:proofErr w:type="spellEnd"/>
       <w:r>
         <w:rPr>
           <w:rFonts w:cstheme="minorHAnsi"/>
@@ -819,6 +939,7 @@
         </w:rPr>
         <w:tab/>
       </w:r>
+      <w:proofErr w:type="gramStart"/>
       <w:r>
         <w:rPr>
           <w:rFonts w:cstheme="minorHAnsi"/>
@@ -846,7 +967,18 @@
           <w:szCs w:val="24"/>
           <w:highlight w:val="green"/>
         </w:rPr>
-        <w:t>+++demanda</w:t>
+        <w:t>+++</w:t>
+      </w:r>
+      <w:proofErr w:type="spellStart"/>
+      <w:r>
+        <w:rPr>
+          <w:rFonts w:cstheme="minorHAnsi"/>
+          <w:b/>
+          <w:sz w:val="24"/>
+          <w:szCs w:val="24"/>
+          <w:highlight w:val="green"/>
+        </w:rPr>
+        <w:t>demanda</w:t>
       </w:r>
       <w:r>
         <w:rPr>
@@ -868,6 +1000,7 @@
         </w:rPr>
         <w:t>.domicilioRazonSocial</w:t>
       </w:r>
+      <w:proofErr w:type="gramEnd"/>
       <w:r>
         <w:rPr>
           <w:rFonts w:cstheme="minorHAnsi"/>
@@ -878,6 +1011,7 @@
         </w:rPr>
         <w:t>_upper</w:t>
       </w:r>
+      <w:proofErr w:type="spellEnd"/>
       <w:r>
         <w:rPr>
           <w:rFonts w:cstheme="minorHAnsi"/>
@@ -906,7 +1040,29 @@
           <w:sz w:val="24"/>
           <w:szCs w:val="24"/>
         </w:rPr>
-        <w:t>+++IF hasDemandadoSolidarios+++</w:t>
+        <w:t xml:space="preserve">+++IF </w:t>
+      </w:r>
+      <w:bookmarkStart w:id="0" w:name="_Hlk211606948"/>
+      <w:proofErr w:type="spellStart"/>
+      <w:r>
+        <w:rPr>
+          <w:rFonts w:cstheme="minorHAnsi"/>
+          <w:b/>
+          <w:sz w:val="24"/>
+          <w:szCs w:val="24"/>
+        </w:rPr>
+        <w:t>hasDemandadoSolidarios</w:t>
+      </w:r>
+      <w:bookmarkEnd w:id="0"/>
+      <w:proofErr w:type="spellEnd"/>
+      <w:r>
+        <w:rPr>
+          <w:rFonts w:cstheme="minorHAnsi"/>
+          <w:b/>
+          <w:sz w:val="24"/>
+          <w:szCs w:val="24"/>
+        </w:rPr>
+        <w:t>+++</w:t>
       </w:r>
     </w:p>
     <w:p>
@@ -926,7 +1082,27 @@
           <w:sz w:val="24"/>
           <w:szCs w:val="24"/>
         </w:rPr>
-        <w:t>+++FOR d IN demandadoSolidariosFmt+++</w:t>
+        <w:t xml:space="preserve">+++FOR d IN </w:t>
+      </w:r>
+      <w:proofErr w:type="spellStart"/>
+      <w:r>
+        <w:rPr>
+          <w:rFonts w:cstheme="minorHAnsi"/>
+          <w:b/>
+          <w:sz w:val="24"/>
+          <w:szCs w:val="24"/>
+        </w:rPr>
+        <w:t>demandadoSolidariosFmt</w:t>
+      </w:r>
+      <w:proofErr w:type="spellEnd"/>
+      <w:r>
+        <w:rPr>
+          <w:rFonts w:cstheme="minorHAnsi"/>
+          <w:b/>
+          <w:sz w:val="24"/>
+          <w:szCs w:val="24"/>
+        </w:rPr>
+        <w:t>+++</w:t>
       </w:r>
     </w:p>
     <w:p>
@@ -986,17 +1162,51 @@
           <w:szCs w:val="24"/>
           <w:highlight w:val="green"/>
         </w:rPr>
-        <w:t>$d.</w:t>
-      </w:r>
-      <w:r>
-        <w:rPr>
-          <w:rFonts w:cstheme="minorHAnsi"/>
-          <w:b/>
-          <w:sz w:val="24"/>
-          <w:szCs w:val="24"/>
-          <w:highlight w:val="green"/>
-        </w:rPr>
-        <w:t>nombre_upper+++.</w:t>
+        <w:t>$</w:t>
+      </w:r>
+      <w:proofErr w:type="spellStart"/>
+      <w:proofErr w:type="gramStart"/>
+      <w:r>
+        <w:rPr>
+          <w:rFonts w:cstheme="minorHAnsi"/>
+          <w:b/>
+          <w:sz w:val="24"/>
+          <w:szCs w:val="24"/>
+          <w:highlight w:val="green"/>
+        </w:rPr>
+        <w:t>d.</w:t>
+      </w:r>
+      <w:r>
+        <w:rPr>
+          <w:rFonts w:cstheme="minorHAnsi"/>
+          <w:b/>
+          <w:sz w:val="24"/>
+          <w:szCs w:val="24"/>
+          <w:highlight w:val="green"/>
+        </w:rPr>
+        <w:t>nombre</w:t>
+      </w:r>
+      <w:proofErr w:type="gramEnd"/>
+      <w:r>
+        <w:rPr>
+          <w:rFonts w:cstheme="minorHAnsi"/>
+          <w:b/>
+          <w:sz w:val="24"/>
+          <w:szCs w:val="24"/>
+          <w:highlight w:val="green"/>
+        </w:rPr>
+        <w:t>_upper</w:t>
+      </w:r>
+      <w:proofErr w:type="spellEnd"/>
+      <w:r>
+        <w:rPr>
+          <w:rFonts w:cstheme="minorHAnsi"/>
+          <w:b/>
+          <w:sz w:val="24"/>
+          <w:szCs w:val="24"/>
+          <w:highlight w:val="green"/>
+        </w:rPr>
+        <w:t>+++.</w:t>
       </w:r>
     </w:p>
     <w:p>
@@ -1082,17 +1292,39 @@
           <w:szCs w:val="24"/>
           <w:highlight w:val="green"/>
         </w:rPr>
-        <w:t>$d.</w:t>
-      </w:r>
-      <w:r>
-        <w:rPr>
-          <w:rFonts w:cstheme="minorHAnsi"/>
-          <w:b/>
-          <w:sz w:val="24"/>
-          <w:szCs w:val="24"/>
-          <w:highlight w:val="green"/>
-        </w:rPr>
-        <w:t>rut_fmt+++.</w:t>
+        <w:t>$</w:t>
+      </w:r>
+      <w:proofErr w:type="spellStart"/>
+      <w:r>
+        <w:rPr>
+          <w:rFonts w:cstheme="minorHAnsi"/>
+          <w:b/>
+          <w:sz w:val="24"/>
+          <w:szCs w:val="24"/>
+          <w:highlight w:val="green"/>
+        </w:rPr>
+        <w:t>d.</w:t>
+      </w:r>
+      <w:r>
+        <w:rPr>
+          <w:rFonts w:cstheme="minorHAnsi"/>
+          <w:b/>
+          <w:sz w:val="24"/>
+          <w:szCs w:val="24"/>
+          <w:highlight w:val="green"/>
+        </w:rPr>
+        <w:t>rut_fmt</w:t>
+      </w:r>
+      <w:proofErr w:type="spellEnd"/>
+      <w:r>
+        <w:rPr>
+          <w:rFonts w:cstheme="minorHAnsi"/>
+          <w:b/>
+          <w:sz w:val="24"/>
+          <w:szCs w:val="24"/>
+          <w:highlight w:val="green"/>
+        </w:rPr>
+        <w:t>+++.</w:t>
       </w:r>
     </w:p>
     <w:p>
@@ -1169,17 +1401,51 @@
           <w:szCs w:val="24"/>
           <w:highlight w:val="green"/>
         </w:rPr>
-        <w:t>$d.</w:t>
-      </w:r>
-      <w:r>
-        <w:rPr>
-          <w:rFonts w:cstheme="minorHAnsi"/>
-          <w:b/>
-          <w:sz w:val="24"/>
-          <w:szCs w:val="24"/>
-          <w:highlight w:val="green"/>
-        </w:rPr>
-        <w:t>domicilio_upper+++.</w:t>
+        <w:t>$</w:t>
+      </w:r>
+      <w:proofErr w:type="spellStart"/>
+      <w:proofErr w:type="gramStart"/>
+      <w:r>
+        <w:rPr>
+          <w:rFonts w:cstheme="minorHAnsi"/>
+          <w:b/>
+          <w:sz w:val="24"/>
+          <w:szCs w:val="24"/>
+          <w:highlight w:val="green"/>
+        </w:rPr>
+        <w:t>d.</w:t>
+      </w:r>
+      <w:r>
+        <w:rPr>
+          <w:rFonts w:cstheme="minorHAnsi"/>
+          <w:b/>
+          <w:sz w:val="24"/>
+          <w:szCs w:val="24"/>
+          <w:highlight w:val="green"/>
+        </w:rPr>
+        <w:t>domicilio</w:t>
+      </w:r>
+      <w:proofErr w:type="gramEnd"/>
+      <w:r>
+        <w:rPr>
+          <w:rFonts w:cstheme="minorHAnsi"/>
+          <w:b/>
+          <w:sz w:val="24"/>
+          <w:szCs w:val="24"/>
+          <w:highlight w:val="green"/>
+        </w:rPr>
+        <w:t>_upper</w:t>
+      </w:r>
+      <w:proofErr w:type="spellEnd"/>
+      <w:r>
+        <w:rPr>
+          <w:rFonts w:cstheme="minorHAnsi"/>
+          <w:b/>
+          <w:sz w:val="24"/>
+          <w:szCs w:val="24"/>
+          <w:highlight w:val="green"/>
+        </w:rPr>
+        <w:t>+++.</w:t>
       </w:r>
       <w:r>
         <w:rPr>
@@ -1248,8 +1514,20 @@
           <w:szCs w:val="24"/>
           <w:highlight w:val="green"/>
         </w:rPr>
-        <w:t>$d.</w:t>
-      </w:r>
+        <w:t>$</w:t>
+      </w:r>
+      <w:proofErr w:type="gramStart"/>
+      <w:r>
+        <w:rPr>
+          <w:rFonts w:cstheme="minorHAnsi"/>
+          <w:b/>
+          <w:sz w:val="24"/>
+          <w:szCs w:val="24"/>
+          <w:highlight w:val="green"/>
+        </w:rPr>
+        <w:t>d.</w:t>
+      </w:r>
+      <w:proofErr w:type="spellStart"/>
       <w:r>
         <w:rPr>
           <w:rFonts w:cstheme="minorHAnsi"/>
@@ -1259,7 +1537,31 @@
           <w:highlight w:val="green"/>
           <w:lang w:val="es-419"/>
         </w:rPr>
-        <w:t>representanteLegal_upper+++</w:t>
+        <w:t>representanteLegal</w:t>
+      </w:r>
+      <w:proofErr w:type="gramEnd"/>
+      <w:r>
+        <w:rPr>
+          <w:rFonts w:cstheme="minorHAnsi"/>
+          <w:b/>
+          <w:sz w:val="24"/>
+          <w:szCs w:val="24"/>
+          <w:highlight w:val="green"/>
+          <w:lang w:val="es-419"/>
+        </w:rPr>
+        <w:t>_upper</w:t>
+      </w:r>
+      <w:proofErr w:type="spellEnd"/>
+      <w:r>
+        <w:rPr>
+          <w:rFonts w:cstheme="minorHAnsi"/>
+          <w:b/>
+          <w:sz w:val="24"/>
+          <w:szCs w:val="24"/>
+          <w:highlight w:val="green"/>
+          <w:lang w:val="es-419"/>
+        </w:rPr>
+        <w:t>+++</w:t>
       </w:r>
     </w:p>
     <w:p>
@@ -1346,8 +1648,20 @@
           <w:szCs w:val="24"/>
           <w:highlight w:val="green"/>
         </w:rPr>
-        <w:t>$d.</w:t>
-      </w:r>
+        <w:t>$</w:t>
+      </w:r>
+      <w:proofErr w:type="gramStart"/>
+      <w:r>
+        <w:rPr>
+          <w:rFonts w:cstheme="minorHAnsi"/>
+          <w:b/>
+          <w:sz w:val="24"/>
+          <w:szCs w:val="24"/>
+          <w:highlight w:val="green"/>
+        </w:rPr>
+        <w:t>d.</w:t>
+      </w:r>
+      <w:proofErr w:type="spellStart"/>
       <w:r>
         <w:rPr>
           <w:rFonts w:cstheme="minorHAnsi"/>
@@ -1357,7 +1671,31 @@
           <w:highlight w:val="green"/>
           <w:lang w:val="es-419"/>
         </w:rPr>
-        <w:t>runRepresentanteLegal_fmt++</w:t>
+        <w:t>runRepresentanteLegal</w:t>
+      </w:r>
+      <w:proofErr w:type="gramEnd"/>
+      <w:r>
+        <w:rPr>
+          <w:rFonts w:cstheme="minorHAnsi"/>
+          <w:b/>
+          <w:sz w:val="24"/>
+          <w:szCs w:val="24"/>
+          <w:highlight w:val="green"/>
+          <w:lang w:val="es-419"/>
+        </w:rPr>
+        <w:t>_fmt</w:t>
+      </w:r>
+      <w:proofErr w:type="spellEnd"/>
+      <w:r>
+        <w:rPr>
+          <w:rFonts w:cstheme="minorHAnsi"/>
+          <w:b/>
+          <w:sz w:val="24"/>
+          <w:szCs w:val="24"/>
+          <w:highlight w:val="green"/>
+          <w:lang w:val="es-419"/>
+        </w:rPr>
+        <w:t>++</w:t>
       </w:r>
       <w:r>
         <w:rPr>
@@ -1736,7 +2074,29 @@
           <w:szCs w:val="24"/>
           <w:highlight w:val="green"/>
         </w:rPr>
-        <w:t>+++demandaFmt.nombres_upper+++</w:t>
+        <w:t>+++</w:t>
+      </w:r>
+      <w:proofErr w:type="spellStart"/>
+      <w:r>
+        <w:rPr>
+          <w:rFonts w:cstheme="minorHAnsi"/>
+          <w:b/>
+          <w:sz w:val="24"/>
+          <w:szCs w:val="24"/>
+          <w:highlight w:val="green"/>
+        </w:rPr>
+        <w:t>demandaFmt.nombres_upper</w:t>
+      </w:r>
+      <w:proofErr w:type="spellEnd"/>
+      <w:r>
+        <w:rPr>
+          <w:rFonts w:cstheme="minorHAnsi"/>
+          <w:b/>
+          <w:sz w:val="24"/>
+          <w:szCs w:val="24"/>
+          <w:highlight w:val="green"/>
+        </w:rPr>
+        <w:t>+++</w:t>
       </w:r>
       <w:r>
         <w:rPr>
@@ -1766,6 +2126,7 @@
         </w:rPr>
         <w:t>+++</w:t>
       </w:r>
+      <w:proofErr w:type="spellStart"/>
       <w:r>
         <w:rPr>
           <w:rFonts w:cstheme="minorHAnsi"/>
@@ -1776,6 +2137,7 @@
         </w:rPr>
         <w:t>demandaFmt.run_fmt</w:t>
       </w:r>
+      <w:proofErr w:type="spellEnd"/>
       <w:r>
         <w:rPr>
           <w:rFonts w:cstheme="minorHAnsi"/>
@@ -1812,7 +2174,29 @@
           <w:szCs w:val="24"/>
           <w:highlight w:val="green"/>
         </w:rPr>
-        <w:t>+++demanda.funciones+++</w:t>
+        <w:t>+++</w:t>
+      </w:r>
+      <w:proofErr w:type="spellStart"/>
+      <w:proofErr w:type="gramStart"/>
+      <w:r>
+        <w:rPr>
+          <w:rFonts w:cstheme="minorHAnsi"/>
+          <w:sz w:val="24"/>
+          <w:szCs w:val="24"/>
+          <w:highlight w:val="green"/>
+        </w:rPr>
+        <w:t>demanda.funciones</w:t>
+      </w:r>
+      <w:proofErr w:type="spellEnd"/>
+      <w:proofErr w:type="gramEnd"/>
+      <w:r>
+        <w:rPr>
+          <w:rFonts w:cstheme="minorHAnsi"/>
+          <w:sz w:val="24"/>
+          <w:szCs w:val="24"/>
+          <w:highlight w:val="green"/>
+        </w:rPr>
+        <w:t>+++</w:t>
       </w:r>
       <w:r>
         <w:rPr>
@@ -1839,27 +2223,176 @@
           <w:szCs w:val="24"/>
           <w:highlight w:val="green"/>
         </w:rPr>
+        <w:t>+++</w:t>
+      </w:r>
+      <w:proofErr w:type="spellStart"/>
+      <w:r>
+        <w:rPr>
+          <w:rFonts w:cstheme="minorHAnsi"/>
+          <w:b/>
+          <w:sz w:val="24"/>
+          <w:szCs w:val="24"/>
+          <w:highlight w:val="green"/>
+        </w:rPr>
+        <w:t>demanda</w:t>
+      </w:r>
+      <w:r>
+        <w:rPr>
+          <w:rFonts w:cstheme="minorHAnsi"/>
+          <w:b/>
+          <w:sz w:val="24"/>
+          <w:szCs w:val="24"/>
+          <w:highlight w:val="green"/>
+        </w:rPr>
+        <w:t>Fmt</w:t>
+      </w:r>
+      <w:r>
+        <w:rPr>
+          <w:rFonts w:cstheme="minorHAnsi"/>
+          <w:b/>
+          <w:sz w:val="24"/>
+          <w:szCs w:val="24"/>
+          <w:highlight w:val="green"/>
+        </w:rPr>
+        <w:t>.domicilioParticular</w:t>
+      </w:r>
+      <w:r>
+        <w:rPr>
+          <w:rFonts w:cstheme="minorHAnsi"/>
+          <w:b/>
+          <w:sz w:val="24"/>
+          <w:szCs w:val="24"/>
+          <w:highlight w:val="green"/>
+        </w:rPr>
+        <w:t>_upper</w:t>
+      </w:r>
+      <w:proofErr w:type="spellEnd"/>
+      <w:r>
+        <w:rPr>
+          <w:rFonts w:cstheme="minorHAnsi"/>
+          <w:b/>
+          <w:sz w:val="24"/>
+          <w:szCs w:val="24"/>
+          <w:highlight w:val="green"/>
+        </w:rPr>
+        <w:t>+++</w:t>
+      </w:r>
+      <w:r>
+        <w:rPr>
+          <w:rFonts w:cstheme="minorHAnsi"/>
+          <w:sz w:val="24"/>
+          <w:szCs w:val="24"/>
+          <w:highlight w:val="green"/>
+        </w:rPr>
+        <w:t>,</w:t>
+      </w:r>
+      <w:r>
+        <w:rPr>
+          <w:rFonts w:cstheme="minorHAnsi"/>
+          <w:sz w:val="24"/>
+          <w:szCs w:val="24"/>
+        </w:rPr>
+        <w:t xml:space="preserve"> a S.S., con el debido respeto digo:</w:t>
+      </w:r>
+    </w:p>
+    <w:p>
+      <w:pPr>
+        <w:pStyle w:val="Sinespaciado"/>
+      </w:pPr>
+      <w:r>
+        <w:t xml:space="preserve">Que,  en  tiempo  y  forma,  de  conformidad  a  lo  dispuesto  en  los  artículos  63,  41,  47,  162,  171,  425,  485,  489,  496,  500  y  demás  pertinentes  al  Código  del  Trabajo,  vengo  en  interponer  demanda  en  Procedimiento  de  Aplicación  General  por </w:t>
+      </w:r>
+      <w:r>
+        <w:rPr>
+          <w:highlight w:val="green"/>
+        </w:rPr>
         <w:t>+++demanda</w:t>
       </w:r>
       <w:r>
         <w:rPr>
-          <w:rFonts w:cstheme="minorHAnsi"/>
-          <w:b/>
-          <w:sz w:val="24"/>
-          <w:szCs w:val="24"/>
           <w:highlight w:val="green"/>
         </w:rPr>
         <w:t>Fmt</w:t>
       </w:r>
       <w:r>
         <w:rPr>
-          <w:rFonts w:cstheme="minorHAnsi"/>
-          <w:b/>
-          <w:sz w:val="24"/>
-          <w:szCs w:val="24"/>
-          <w:highlight w:val="green"/>
-        </w:rPr>
-        <w:t>.domicilioParticular</w:t>
+          <w:highlight w:val="green"/>
+        </w:rPr>
+        <w:t>.materias</w:t>
+      </w:r>
+      <w:r>
+        <w:rPr>
+          <w:highlight w:val="green"/>
+        </w:rPr>
+        <w:t>_texto</w:t>
+      </w:r>
+      <w:r>
+        <w:rPr>
+          <w:highlight w:val="green"/>
+        </w:rPr>
+        <w:t>_</w:t>
+      </w:r>
+      <w:r>
+        <w:rPr>
+          <w:highlight w:val="green"/>
+        </w:rPr>
+        <w:t>2</w:t>
+      </w:r>
+      <w:r>
+        <w:rPr>
+          <w:highlight w:val="green"/>
+        </w:rPr>
+        <w:t>+++</w:t>
+      </w:r>
+      <w:r>
+        <w:t xml:space="preserve"> en  contra  de </w:t>
+      </w:r>
+      <w:r>
+        <w:rPr>
+          <w:b/>
+        </w:rPr>
+        <w:t xml:space="preserve"> </w:t>
+      </w:r>
+      <w:r>
+        <w:rPr>
+          <w:rFonts w:cstheme="minorHAnsi"/>
+          <w:b/>
+          <w:sz w:val="24"/>
+          <w:szCs w:val="24"/>
+          <w:highlight w:val="green"/>
+        </w:rPr>
+        <w:t>+++</w:t>
+      </w:r>
+      <w:proofErr w:type="spellStart"/>
+      <w:r>
+        <w:rPr>
+          <w:rFonts w:cstheme="minorHAnsi"/>
+          <w:b/>
+          <w:sz w:val="24"/>
+          <w:szCs w:val="24"/>
+          <w:highlight w:val="green"/>
+        </w:rPr>
+        <w:t>demanda</w:t>
+      </w:r>
+      <w:r>
+        <w:rPr>
+          <w:rFonts w:cstheme="minorHAnsi"/>
+          <w:b/>
+          <w:sz w:val="24"/>
+          <w:szCs w:val="24"/>
+          <w:highlight w:val="green"/>
+        </w:rPr>
+        <w:t>Fmt</w:t>
+      </w:r>
+      <w:r>
+        <w:rPr>
+          <w:rFonts w:cstheme="minorHAnsi"/>
+          <w:b/>
+          <w:sz w:val="24"/>
+          <w:szCs w:val="24"/>
+          <w:highlight w:val="green"/>
+        </w:rPr>
+        <w:t>.nombreRazonSocial</w:t>
       </w:r>
       <w:r>
         <w:rPr>
@@ -1871,420 +2404,255 @@
         </w:rPr>
         <w:t>_upper</w:t>
       </w:r>
-      <w:r>
-        <w:rPr>
-          <w:rFonts w:cstheme="minorHAnsi"/>
-          <w:b/>
-          <w:sz w:val="24"/>
-          <w:szCs w:val="24"/>
-          <w:highlight w:val="green"/>
-        </w:rPr>
-        <w:t>+++</w:t>
-      </w:r>
-      <w:r>
-        <w:rPr>
-          <w:rFonts w:cstheme="minorHAnsi"/>
-          <w:sz w:val="24"/>
-          <w:szCs w:val="24"/>
+      <w:proofErr w:type="spellEnd"/>
+      <w:r>
+        <w:rPr>
+          <w:rFonts w:cstheme="minorHAnsi"/>
+          <w:b/>
+          <w:sz w:val="24"/>
+          <w:szCs w:val="24"/>
+          <w:highlight w:val="green"/>
+        </w:rPr>
+        <w:t>+++</w:t>
+      </w:r>
+      <w:r>
+        <w:rPr>
+          <w:b/>
           <w:highlight w:val="green"/>
         </w:rPr>
         <w:t>,</w:t>
       </w:r>
       <w:r>
         <w:rPr>
-          <w:rFonts w:cstheme="minorHAnsi"/>
-          <w:sz w:val="24"/>
-          <w:szCs w:val="24"/>
-        </w:rPr>
-        <w:t xml:space="preserve"> a S.S., con el debido respeto digo:</w:t>
-      </w:r>
-    </w:p>
-    <w:p>
-      <w:pPr>
-        <w:spacing w:after="841"/>
-        <w:ind w:left="-15" w:firstLine="723"/>
-        <w:rPr>
-          <w:color w:val="000000" w:themeColor="text1"/>
-        </w:rPr>
-      </w:pPr>
-      <w:r>
-        <w:rPr>
-          <w:color w:val="000000" w:themeColor="text1"/>
-        </w:rPr>
-        <w:t xml:space="preserve">Que,  en  tiempo  y  forma,  de  conformidad  a  lo  dispuesto  en  los  artículos  63,  41,  47,  162,  171,  425,  485,  489,  496,  500  y  demás  pertinentes  al  Código  del  Trabajo,  vengo  en  interponer  demanda  en  Procedimiento  de  Aplicación  General  por </w:t>
-      </w:r>
-      <w:r>
-        <w:rPr>
-          <w:color w:val="000000" w:themeColor="text1"/>
-          <w:highlight w:val="green"/>
-        </w:rPr>
-        <w:t>+++demanda</w:t>
-      </w:r>
-      <w:r>
-        <w:rPr>
-          <w:color w:val="000000" w:themeColor="text1"/>
+          <w:b/>
+        </w:rPr>
+        <w:t xml:space="preserve"> </w:t>
+      </w:r>
+      <w:r>
+        <w:t xml:space="preserve"> con  domicilio  en </w:t>
+      </w:r>
+      <w:r>
+        <w:rPr>
+          <w:b/>
+        </w:rPr>
+        <w:t xml:space="preserve"> </w:t>
+      </w:r>
+      <w:r>
+        <w:rPr>
+          <w:rFonts w:cstheme="minorHAnsi"/>
+          <w:b/>
+          <w:sz w:val="24"/>
+          <w:szCs w:val="24"/>
+          <w:highlight w:val="green"/>
+        </w:rPr>
+        <w:t>+++</w:t>
+      </w:r>
+      <w:proofErr w:type="spellStart"/>
+      <w:r>
+        <w:rPr>
+          <w:rFonts w:cstheme="minorHAnsi"/>
+          <w:b/>
+          <w:sz w:val="24"/>
+          <w:szCs w:val="24"/>
+          <w:highlight w:val="green"/>
+        </w:rPr>
+        <w:t>demanda</w:t>
+      </w:r>
+      <w:r>
+        <w:rPr>
+          <w:rFonts w:cstheme="minorHAnsi"/>
+          <w:b/>
+          <w:sz w:val="24"/>
+          <w:szCs w:val="24"/>
           <w:highlight w:val="green"/>
         </w:rPr>
         <w:t>Fmt</w:t>
       </w:r>
       <w:r>
         <w:rPr>
-          <w:color w:val="000000" w:themeColor="text1"/>
-          <w:highlight w:val="green"/>
-        </w:rPr>
-        <w:t>.materias</w:t>
-      </w:r>
-      <w:r>
-        <w:rPr>
-          <w:color w:val="000000" w:themeColor="text1"/>
-          <w:highlight w:val="green"/>
-        </w:rPr>
-        <w:t>_texto</w:t>
-      </w:r>
-      <w:r>
-        <w:rPr>
-          <w:color w:val="000000" w:themeColor="text1"/>
-          <w:highlight w:val="green"/>
-        </w:rPr>
-        <w:t>_</w:t>
-      </w:r>
-      <w:r>
-        <w:rPr>
-          <w:color w:val="000000" w:themeColor="text1"/>
-          <w:highlight w:val="green"/>
-        </w:rPr>
-        <w:t>2</w:t>
-      </w:r>
-      <w:r>
-        <w:rPr>
-          <w:color w:val="000000" w:themeColor="text1"/>
-          <w:highlight w:val="green"/>
-        </w:rPr>
-        <w:t>+++</w:t>
-      </w:r>
-      <w:r>
-        <w:rPr>
-          <w:color w:val="000000" w:themeColor="text1"/>
-        </w:rPr>
-        <w:t xml:space="preserve"> en  contra  de </w:t>
-      </w:r>
-      <w:r>
-        <w:rPr>
-          <w:b/>
-          <w:color w:val="000000" w:themeColor="text1"/>
-        </w:rPr>
+          <w:rFonts w:cstheme="minorHAnsi"/>
+          <w:b/>
+          <w:sz w:val="24"/>
+          <w:szCs w:val="24"/>
+          <w:highlight w:val="green"/>
+        </w:rPr>
+        <w:t>.domicilioRazonSocial</w:t>
+      </w:r>
+      <w:r>
+        <w:rPr>
+          <w:rFonts w:cstheme="minorHAnsi"/>
+          <w:b/>
+          <w:sz w:val="24"/>
+          <w:szCs w:val="24"/>
+          <w:highlight w:val="green"/>
+        </w:rPr>
+        <w:t>_upper</w:t>
+      </w:r>
+      <w:proofErr w:type="spellEnd"/>
+      <w:r>
+        <w:rPr>
+          <w:rFonts w:cstheme="minorHAnsi"/>
+          <w:b/>
+          <w:sz w:val="24"/>
+          <w:szCs w:val="24"/>
+          <w:highlight w:val="green"/>
+        </w:rPr>
+        <w:t>+++</w:t>
+      </w:r>
+      <w:r>
+        <w:rPr>
+          <w:b/>
+          <w:highlight w:val="green"/>
+        </w:rPr>
+        <w:t>,</w:t>
+      </w:r>
+      <w:r>
+        <w:rPr>
+          <w:b/>
+        </w:rPr>
+        <w:t xml:space="preserve">  RUT:  </w:t>
+      </w:r>
+      <w:r>
+        <w:rPr>
+          <w:rFonts w:cstheme="minorHAnsi"/>
+          <w:b/>
+          <w:sz w:val="24"/>
+          <w:szCs w:val="24"/>
+          <w:highlight w:val="green"/>
+        </w:rPr>
+        <w:t>+++</w:t>
+      </w:r>
+      <w:proofErr w:type="spellStart"/>
+      <w:r>
+        <w:rPr>
+          <w:rFonts w:cstheme="minorHAnsi"/>
+          <w:b/>
+          <w:sz w:val="24"/>
+          <w:szCs w:val="24"/>
+          <w:highlight w:val="green"/>
+        </w:rPr>
+        <w:t>demanda</w:t>
+      </w:r>
+      <w:r>
+        <w:rPr>
+          <w:rFonts w:cstheme="minorHAnsi"/>
+          <w:b/>
+          <w:sz w:val="24"/>
+          <w:szCs w:val="24"/>
+          <w:highlight w:val="green"/>
+        </w:rPr>
+        <w:t>Fmt</w:t>
+      </w:r>
+      <w:r>
+        <w:rPr>
+          <w:rFonts w:cstheme="minorHAnsi"/>
+          <w:b/>
+          <w:sz w:val="24"/>
+          <w:szCs w:val="24"/>
+          <w:highlight w:val="green"/>
+        </w:rPr>
+        <w:t>.rutRazonSocial</w:t>
+      </w:r>
+      <w:r>
+        <w:rPr>
+          <w:rFonts w:cstheme="minorHAnsi"/>
+          <w:b/>
+          <w:sz w:val="24"/>
+          <w:szCs w:val="24"/>
+          <w:highlight w:val="green"/>
+        </w:rPr>
+        <w:t>_fmt</w:t>
+      </w:r>
+      <w:proofErr w:type="spellEnd"/>
+      <w:r>
+        <w:rPr>
+          <w:rFonts w:cstheme="minorHAnsi"/>
+          <w:b/>
+          <w:sz w:val="24"/>
+          <w:szCs w:val="24"/>
+          <w:highlight w:val="green"/>
+        </w:rPr>
+        <w:t>+++</w:t>
+      </w:r>
+      <w:r>
+        <w:rPr>
+          <w:highlight w:val="green"/>
+        </w:rPr>
+        <w:t>,</w:t>
+      </w:r>
+      <w:r>
+        <w:t xml:space="preserve">  y  </w:t>
+      </w:r>
+      <w:r>
+        <w:t>solidariamente</w:t>
+      </w:r>
+      <w:r>
+        <w:t xml:space="preserve">  en  contra  de</w:t>
+      </w:r>
+      <w:r>
         <w:t xml:space="preserve"> </w:t>
       </w:r>
       <w:r>
-        <w:rPr>
-          <w:rFonts w:cstheme="minorHAnsi"/>
-          <w:b/>
-          <w:sz w:val="24"/>
-          <w:szCs w:val="24"/>
-          <w:highlight w:val="green"/>
-        </w:rPr>
-        <w:t>+++demanda</w:t>
-      </w:r>
-      <w:r>
-        <w:rPr>
-          <w:rFonts w:cstheme="minorHAnsi"/>
-          <w:b/>
-          <w:sz w:val="24"/>
-          <w:szCs w:val="24"/>
-          <w:highlight w:val="green"/>
-        </w:rPr>
-        <w:t>Fmt</w:t>
-      </w:r>
-      <w:r>
-        <w:rPr>
-          <w:rFonts w:cstheme="minorHAnsi"/>
-          <w:b/>
-          <w:sz w:val="24"/>
-          <w:szCs w:val="24"/>
-          <w:highlight w:val="green"/>
-        </w:rPr>
-        <w:t>.nombreRazonSocial</w:t>
-      </w:r>
-      <w:r>
-        <w:rPr>
-          <w:rFonts w:cstheme="minorHAnsi"/>
-          <w:b/>
-          <w:sz w:val="24"/>
-          <w:szCs w:val="24"/>
-          <w:highlight w:val="green"/>
-        </w:rPr>
-        <w:t>_upper</w:t>
-      </w:r>
-      <w:r>
-        <w:rPr>
-          <w:rFonts w:cstheme="minorHAnsi"/>
-          <w:b/>
-          <w:sz w:val="24"/>
-          <w:szCs w:val="24"/>
-          <w:highlight w:val="green"/>
-        </w:rPr>
-        <w:t>+++</w:t>
-      </w:r>
-      <w:r>
-        <w:rPr>
-          <w:b/>
-          <w:color w:val="000000" w:themeColor="text1"/>
-          <w:highlight w:val="green"/>
-        </w:rPr>
-        <w:t>,</w:t>
-      </w:r>
-      <w:r>
-        <w:rPr>
-          <w:b/>
-          <w:color w:val="000000" w:themeColor="text1"/>
-        </w:rPr>
+        <w:t xml:space="preserve">+++IF </w:t>
+      </w:r>
+      <w:proofErr w:type="spellStart"/>
+      <w:r>
+        <w:t>hasDemandadoSolidarios</w:t>
+      </w:r>
+      <w:proofErr w:type="spellEnd"/>
+      <w:r>
+        <w:t>++++++</w:t>
+      </w:r>
+      <w:proofErr w:type="spellStart"/>
+      <w:r>
+        <w:t>solidarios_inline</w:t>
+      </w:r>
+      <w:proofErr w:type="spellEnd"/>
+      <w:r>
+        <w:t>++++++END-IF+++</w:t>
+      </w:r>
+      <w:r>
         <w:t xml:space="preserve"> </w:t>
       </w:r>
       <w:r>
-        <w:rPr>
-          <w:color w:val="000000" w:themeColor="text1"/>
-        </w:rPr>
-        <w:t xml:space="preserve"> con  domicilio  en </w:t>
-      </w:r>
-      <w:r>
-        <w:rPr>
-          <w:b/>
-          <w:color w:val="000000" w:themeColor="text1"/>
+        <w:t xml:space="preserve">representada  por  don </w:t>
+      </w:r>
+      <w:r>
+        <w:rPr>
+          <w:b/>
         </w:rPr>
         <w:t xml:space="preserve"> </w:t>
       </w:r>
       <w:r>
         <w:rPr>
-          <w:rFonts w:cstheme="minorHAnsi"/>
-          <w:b/>
-          <w:sz w:val="24"/>
-          <w:szCs w:val="24"/>
-          <w:highlight w:val="green"/>
-        </w:rPr>
-        <w:t>+++demanda</w:t>
-      </w:r>
-      <w:r>
-        <w:rPr>
-          <w:rFonts w:cstheme="minorHAnsi"/>
-          <w:b/>
-          <w:sz w:val="24"/>
-          <w:szCs w:val="24"/>
-          <w:highlight w:val="green"/>
-        </w:rPr>
-        <w:t>Fmt</w:t>
-      </w:r>
-      <w:r>
-        <w:rPr>
-          <w:rFonts w:cstheme="minorHAnsi"/>
-          <w:b/>
-          <w:sz w:val="24"/>
-          <w:szCs w:val="24"/>
-          <w:highlight w:val="green"/>
-        </w:rPr>
-        <w:t>.domicilioRazonSocial</w:t>
-      </w:r>
-      <w:r>
-        <w:rPr>
-          <w:rFonts w:cstheme="minorHAnsi"/>
-          <w:b/>
-          <w:sz w:val="24"/>
-          <w:szCs w:val="24"/>
-          <w:highlight w:val="green"/>
-        </w:rPr>
-        <w:t>_upper</w:t>
-      </w:r>
-      <w:r>
-        <w:rPr>
-          <w:rFonts w:cstheme="minorHAnsi"/>
-          <w:b/>
-          <w:sz w:val="24"/>
-          <w:szCs w:val="24"/>
-          <w:highlight w:val="green"/>
-        </w:rPr>
-        <w:t>+++</w:t>
-      </w:r>
-      <w:r>
-        <w:rPr>
-          <w:b/>
-          <w:color w:val="000000" w:themeColor="text1"/>
-          <w:highlight w:val="green"/>
-        </w:rPr>
-        <w:t>,</w:t>
-      </w:r>
-      <w:r>
-        <w:rPr>
-          <w:b/>
-          <w:color w:val="000000" w:themeColor="text1"/>
-        </w:rPr>
-        <w:t xml:space="preserve">  RUT:  </w:t>
-      </w:r>
-      <w:r>
-        <w:rPr>
-          <w:rFonts w:cstheme="minorHAnsi"/>
-          <w:b/>
-          <w:sz w:val="24"/>
-          <w:szCs w:val="24"/>
-          <w:highlight w:val="green"/>
-        </w:rPr>
-        <w:t>+++demanda</w:t>
-      </w:r>
-      <w:r>
-        <w:rPr>
-          <w:rFonts w:cstheme="minorHAnsi"/>
-          <w:b/>
-          <w:sz w:val="24"/>
-          <w:szCs w:val="24"/>
-          <w:highlight w:val="green"/>
-        </w:rPr>
-        <w:t>Fmt</w:t>
-      </w:r>
-      <w:r>
-        <w:rPr>
-          <w:rFonts w:cstheme="minorHAnsi"/>
-          <w:b/>
-          <w:sz w:val="24"/>
-          <w:szCs w:val="24"/>
-          <w:highlight w:val="green"/>
-        </w:rPr>
-        <w:t>.rutRazonSocial</w:t>
-      </w:r>
-      <w:r>
-        <w:rPr>
-          <w:rFonts w:cstheme="minorHAnsi"/>
-          <w:b/>
-          <w:sz w:val="24"/>
-          <w:szCs w:val="24"/>
-          <w:highlight w:val="green"/>
-        </w:rPr>
-        <w:t>_fmt</w:t>
-      </w:r>
-      <w:r>
-        <w:rPr>
-          <w:rFonts w:cstheme="minorHAnsi"/>
-          <w:b/>
-          <w:sz w:val="24"/>
-          <w:szCs w:val="24"/>
-          <w:highlight w:val="green"/>
-        </w:rPr>
-        <w:t>+++</w:t>
-      </w:r>
-      <w:r>
-        <w:rPr>
-          <w:color w:val="000000" w:themeColor="text1"/>
-          <w:highlight w:val="green"/>
-        </w:rPr>
-        <w:t>,</w:t>
-      </w:r>
-      <w:r>
-        <w:rPr>
-          <w:color w:val="000000" w:themeColor="text1"/>
-        </w:rPr>
-        <w:t xml:space="preserve">  y  solidariamente  en  contra  de </w:t>
-      </w:r>
-      <w:r>
-        <w:rPr>
-          <w:b/>
-          <w:color w:val="000000" w:themeColor="text1"/>
+          <w:b/>
+          <w:highlight w:val="yellow"/>
+        </w:rPr>
+        <w:t>RUBÉN  FERNANDO  MONARDEZ  VALDIVIA,  RUT:  8.911.440-3</w:t>
+      </w:r>
+      <w:r>
+        <w:t xml:space="preserve"> ,  o  por  quien  a  la  época  de  la  notificación  de  la  demanda  ejerza  dichas  funciones,  conforme  a  lo  dispuesto  en  el  Artículo  4°  del  Código  del  Trabajo;  ambos  con  domicilio  en </w:t>
+      </w:r>
+      <w:r>
+        <w:rPr>
+          <w:b/>
         </w:rPr>
         <w:t xml:space="preserve"> </w:t>
       </w:r>
       <w:r>
         <w:rPr>
-          <w:rFonts w:cstheme="minorHAnsi"/>
-          <w:b/>
-          <w:sz w:val="24"/>
-          <w:szCs w:val="24"/>
-          <w:lang w:val="es-419"/>
-        </w:rPr>
-        <w:t>nombre</w:t>
-      </w:r>
-      <w:r>
-        <w:rPr>
-          <w:rFonts w:cstheme="minorHAnsi"/>
-          <w:b/>
-          <w:sz w:val="24"/>
-          <w:szCs w:val="24"/>
-        </w:rPr>
-        <w:t>Solidario1</w:t>
-      </w:r>
-      <w:r>
-        <w:rPr>
-          <w:b/>
-          <w:color w:val="000000" w:themeColor="text1"/>
-        </w:rPr>
-        <w:t xml:space="preserve">,  RUT:  </w:t>
-      </w:r>
-      <w:r>
-        <w:rPr>
-          <w:rFonts w:cstheme="minorHAnsi"/>
-          <w:b/>
-          <w:sz w:val="24"/>
-          <w:szCs w:val="24"/>
-        </w:rPr>
-        <w:t>rutSolidario1</w:t>
-      </w:r>
-      <w:r>
-        <w:rPr>
-          <w:rFonts w:cstheme="minorHAnsi"/>
-          <w:b/>
-          <w:sz w:val="24"/>
-          <w:szCs w:val="24"/>
+          <w:b/>
+          <w:highlight w:val="yellow"/>
+        </w:rPr>
+        <w:t>ARTURO  PRAT  #461,  ANTOFAGASTA</w:t>
+      </w:r>
+      <w:r>
+        <w:rPr>
+          <w:b/>
         </w:rPr>
         <w:t xml:space="preserve"> </w:t>
       </w:r>
       <w:r>
-        <w:rPr>
-          <w:color w:val="000000" w:themeColor="text1"/>
-        </w:rPr>
-        <w:t xml:space="preserve">representada  por  don </w:t>
-      </w:r>
-      <w:r>
-        <w:rPr>
-          <w:b/>
-          <w:color w:val="000000" w:themeColor="text1"/>
-        </w:rPr>
-        <w:t xml:space="preserve"> </w:t>
-      </w:r>
-      <w:r>
-        <w:rPr>
-          <w:b/>
-          <w:color w:val="000000" w:themeColor="text1"/>
-          <w:highlight w:val="yellow"/>
-        </w:rPr>
-        <w:t>RUBÉN  FERNANDO  MONARDEZ  VALDIVIA,  RUT:  8.911.440-3</w:t>
-      </w:r>
-      <w:r>
-        <w:rPr>
-          <w:color w:val="000000" w:themeColor="text1"/>
-        </w:rPr>
-        <w:t xml:space="preserve"> ,  o  por  quien  a  la  época  de  la  notificación  de  la  demanda  ejerza  dichas  funciones,  conforme  a  lo  dispuesto  en  el  Artículo  4°  del  Código  del  Trabajo;  ambos  con  domicilio  en </w:t>
-      </w:r>
-      <w:r>
-        <w:rPr>
-          <w:b/>
-          <w:color w:val="000000" w:themeColor="text1"/>
-        </w:rPr>
-        <w:t xml:space="preserve"> </w:t>
-      </w:r>
-      <w:r>
-        <w:rPr>
-          <w:b/>
-          <w:color w:val="000000" w:themeColor="text1"/>
-          <w:highlight w:val="yellow"/>
-        </w:rPr>
-        <w:t>ARTURO  PRAT  #461,  ANTOFAGASTA</w:t>
-      </w:r>
-      <w:r>
-        <w:rPr>
-          <w:b/>
-          <w:color w:val="000000" w:themeColor="text1"/>
-        </w:rPr>
-        <w:t xml:space="preserve"> </w:t>
-      </w:r>
-      <w:r>
-        <w:rPr>
-          <w:color w:val="000000" w:themeColor="text1"/>
-        </w:rPr>
         <w:t xml:space="preserve"> o  en  subsidio,  para  el  improbable  evento  en  que  no  se  dé  lugar  a  la  solidaridad,  en  virtud  de  lo  dispuesto  por  el  Artículo  183-D  del  ya  citado  Código  del  ramo,  subsidiariedad,  con  base  a  los  siguientes  fundamentos de hecho y de Derecho que a continuación expongo: </w:t>
       </w:r>
     </w:p>
@@ -2329,7 +2697,21 @@
         <w:rPr>
           <w:highlight w:val="green"/>
         </w:rPr>
-        <w:t>+++demandaFmt.fechaInicioRelacionLaboral_larga+++</w:t>
+        <w:t>+++</w:t>
+      </w:r>
+      <w:proofErr w:type="spellStart"/>
+      <w:r>
+        <w:rPr>
+          <w:highlight w:val="green"/>
+        </w:rPr>
+        <w:t>demandaFmt.fechaInicioRelacionLaboral_larga</w:t>
+      </w:r>
+      <w:proofErr w:type="spellEnd"/>
+      <w:r>
+        <w:rPr>
+          <w:highlight w:val="green"/>
+        </w:rPr>
+        <w:t>+++</w:t>
       </w:r>
       <w:r>
         <w:t xml:space="preserve"> </w:t>
@@ -2351,7 +2733,18 @@
           <w:szCs w:val="24"/>
           <w:highlight w:val="green"/>
         </w:rPr>
-        <w:t>+++demanda</w:t>
+        <w:t>+++</w:t>
+      </w:r>
+      <w:proofErr w:type="spellStart"/>
+      <w:r>
+        <w:rPr>
+          <w:rFonts w:cstheme="minorHAnsi"/>
+          <w:b/>
+          <w:sz w:val="24"/>
+          <w:szCs w:val="24"/>
+          <w:highlight w:val="green"/>
+        </w:rPr>
+        <w:t>demanda</w:t>
       </w:r>
       <w:r>
         <w:rPr>
@@ -2383,6 +2776,7 @@
         </w:rPr>
         <w:t>_upper</w:t>
       </w:r>
+      <w:proofErr w:type="spellEnd"/>
       <w:r>
         <w:rPr>
           <w:rFonts w:cstheme="minorHAnsi"/>
@@ -2425,7 +2819,33 @@
           <w:szCs w:val="24"/>
           <w:highlight w:val="green"/>
         </w:rPr>
-        <w:t>+++demanda.funciones+++</w:t>
+        <w:t>+++</w:t>
+      </w:r>
+      <w:proofErr w:type="spellStart"/>
+      <w:proofErr w:type="gramStart"/>
+      <w:r>
+        <w:rPr>
+          <w:rFonts w:cstheme="minorHAnsi"/>
+          <w:b/>
+          <w:bCs/>
+          <w:sz w:val="24"/>
+          <w:szCs w:val="24"/>
+          <w:highlight w:val="green"/>
+        </w:rPr>
+        <w:t>demanda.funciones</w:t>
+      </w:r>
+      <w:proofErr w:type="spellEnd"/>
+      <w:proofErr w:type="gramEnd"/>
+      <w:r>
+        <w:rPr>
+          <w:rFonts w:cstheme="minorHAnsi"/>
+          <w:b/>
+          <w:bCs/>
+          <w:sz w:val="24"/>
+          <w:szCs w:val="24"/>
+          <w:highlight w:val="green"/>
+        </w:rPr>
+        <w:t>+++</w:t>
       </w:r>
       <w:r>
         <w:rPr>
@@ -2448,7 +2868,23 @@
         <w:rPr>
           <w:highlight w:val="green"/>
         </w:rPr>
-        <w:t>+++demanda.jornada+++</w:t>
+        <w:t>+++</w:t>
+      </w:r>
+      <w:proofErr w:type="spellStart"/>
+      <w:proofErr w:type="gramStart"/>
+      <w:r>
+        <w:rPr>
+          <w:highlight w:val="green"/>
+        </w:rPr>
+        <w:t>demanda.jornada</w:t>
+      </w:r>
+      <w:proofErr w:type="spellEnd"/>
+      <w:proofErr w:type="gramEnd"/>
+      <w:r>
+        <w:rPr>
+          <w:highlight w:val="green"/>
+        </w:rPr>
+        <w:t>+++</w:t>
       </w:r>
       <w:r>
         <w:rPr>
@@ -2464,17 +2900,44 @@
       <w:pPr>
         <w:ind w:left="-15" w:firstLine="360"/>
       </w:pPr>
-      <w:r>
-        <w:t xml:space="preserve">La  remuneración  mensual  </w:t>
-      </w:r>
-      <w:r>
-        <w:t xml:space="preserve">era </w:t>
-      </w:r>
-      <w:r>
-        <w:rPr>
-          <w:highlight w:val="green"/>
-        </w:rPr>
-        <w:t>+++demandaFmt.remuneracion_clp+++</w:t>
+      <w:proofErr w:type="gramStart"/>
+      <w:r>
+        <w:t>La  remuneración</w:t>
+      </w:r>
+      <w:proofErr w:type="gramEnd"/>
+      <w:r>
+        <w:t xml:space="preserve">  </w:t>
+      </w:r>
+      <w:proofErr w:type="gramStart"/>
+      <w:r>
+        <w:t xml:space="preserve">mensual  </w:t>
+      </w:r>
+      <w:r>
+        <w:t>era</w:t>
+      </w:r>
+      <w:proofErr w:type="gramEnd"/>
+      <w:r>
+        <w:t xml:space="preserve"> </w:t>
+      </w:r>
+      <w:r>
+        <w:rPr>
+          <w:highlight w:val="green"/>
+        </w:rPr>
+        <w:t>+++</w:t>
+      </w:r>
+      <w:proofErr w:type="spellStart"/>
+      <w:r>
+        <w:rPr>
+          <w:highlight w:val="green"/>
+        </w:rPr>
+        <w:t>demandaFmt.remuneracion_clp</w:t>
+      </w:r>
+      <w:proofErr w:type="spellEnd"/>
+      <w:r>
+        <w:rPr>
+          <w:highlight w:val="green"/>
+        </w:rPr>
+        <w:t>+++</w:t>
       </w:r>
       <w:r>
         <w:rPr>
@@ -2498,7 +2961,23 @@
         <w:rPr>
           <w:highlight w:val="green"/>
         </w:rPr>
-        <w:t>+++demanda.naturalezaContrato+++</w:t>
+        <w:t>+++</w:t>
+      </w:r>
+      <w:proofErr w:type="spellStart"/>
+      <w:proofErr w:type="gramStart"/>
+      <w:r>
+        <w:rPr>
+          <w:highlight w:val="green"/>
+        </w:rPr>
+        <w:t>demanda.naturalezaContrato</w:t>
+      </w:r>
+      <w:proofErr w:type="spellEnd"/>
+      <w:proofErr w:type="gramEnd"/>
+      <w:r>
+        <w:rPr>
+          <w:highlight w:val="green"/>
+        </w:rPr>
+        <w:t>+++</w:t>
       </w:r>
       <w:r>
         <w:rPr>
@@ -2538,6 +3017,8 @@
         </w:rPr>
         <w:t>+++</w:t>
       </w:r>
+      <w:proofErr w:type="spellStart"/>
+      <w:proofErr w:type="gramStart"/>
       <w:r>
         <w:rPr>
           <w:rFonts w:cstheme="minorHAnsi"/>
@@ -2548,6 +3029,8 @@
         </w:rPr>
         <w:t>demanda.motivoTermino</w:t>
       </w:r>
+      <w:proofErr w:type="spellEnd"/>
+      <w:proofErr w:type="gramEnd"/>
       <w:r>
         <w:rPr>
           <w:rFonts w:cstheme="minorHAnsi"/>
@@ -2606,25 +3089,37 @@
           <w:szCs w:val="24"/>
         </w:rPr>
       </w:pPr>
-      <w:r>
-        <w:rPr>
-          <w:rFonts w:cstheme="minorHAnsi"/>
-          <w:b/>
-          <w:sz w:val="24"/>
-          <w:szCs w:val="24"/>
-        </w:rPr>
-        <w:t xml:space="preserve">Afc </w:t>
-      </w:r>
-      <w:r>
-        <w:rPr>
-          <w:rFonts w:cstheme="minorHAnsi"/>
-          <w:b/>
-          <w:sz w:val="24"/>
-          <w:szCs w:val="24"/>
-          <w:highlight w:val="green"/>
-        </w:rPr>
-        <w:t>+++</w:t>
-      </w:r>
+      <w:proofErr w:type="spellStart"/>
+      <w:r>
+        <w:rPr>
+          <w:rFonts w:cstheme="minorHAnsi"/>
+          <w:b/>
+          <w:sz w:val="24"/>
+          <w:szCs w:val="24"/>
+        </w:rPr>
+        <w:t>Afc</w:t>
+      </w:r>
+      <w:proofErr w:type="spellEnd"/>
+      <w:r>
+        <w:rPr>
+          <w:rFonts w:cstheme="minorHAnsi"/>
+          <w:b/>
+          <w:sz w:val="24"/>
+          <w:szCs w:val="24"/>
+        </w:rPr>
+        <w:t xml:space="preserve"> </w:t>
+      </w:r>
+      <w:r>
+        <w:rPr>
+          <w:rFonts w:cstheme="minorHAnsi"/>
+          <w:b/>
+          <w:sz w:val="24"/>
+          <w:szCs w:val="24"/>
+          <w:highlight w:val="green"/>
+        </w:rPr>
+        <w:t>+++</w:t>
+      </w:r>
+      <w:proofErr w:type="gramStart"/>
       <w:r>
         <w:rPr>
           <w:rFonts w:cstheme="minorHAnsi"/>
@@ -2635,6 +3130,7 @@
         </w:rPr>
         <w:t>demanda.</w:t>
       </w:r>
+      <w:proofErr w:type="spellStart"/>
       <w:r>
         <w:rPr>
           <w:rFonts w:cstheme="minorHAnsi"/>
@@ -2646,6 +3142,8 @@
         </w:rPr>
         <w:t>cotizacionAfc</w:t>
       </w:r>
+      <w:proofErr w:type="spellEnd"/>
+      <w:proofErr w:type="gramEnd"/>
       <w:r>
         <w:rPr>
           <w:rFonts w:cstheme="minorHAnsi"/>
@@ -2688,6 +3186,8 @@
         </w:rPr>
         <w:t>+++</w:t>
       </w:r>
+      <w:proofErr w:type="spellStart"/>
+      <w:proofErr w:type="gramStart"/>
       <w:r>
         <w:rPr>
           <w:rFonts w:cstheme="minorHAnsi"/>
@@ -2698,6 +3198,8 @@
         </w:rPr>
         <w:t>demanda.cotizacionSalud</w:t>
       </w:r>
+      <w:proofErr w:type="spellEnd"/>
+      <w:proofErr w:type="gramEnd"/>
       <w:r>
         <w:rPr>
           <w:rFonts w:cstheme="minorHAnsi"/>
@@ -2721,25 +3223,39 @@
           <w:szCs w:val="24"/>
         </w:rPr>
       </w:pPr>
-      <w:r>
-        <w:rPr>
-          <w:rFonts w:cstheme="minorHAnsi"/>
-          <w:b/>
-          <w:sz w:val="24"/>
-          <w:szCs w:val="24"/>
-        </w:rPr>
-        <w:t xml:space="preserve">Afp </w:t>
-      </w:r>
-      <w:r>
-        <w:rPr>
-          <w:rFonts w:cstheme="minorHAnsi"/>
-          <w:b/>
-          <w:sz w:val="24"/>
-          <w:szCs w:val="24"/>
-          <w:highlight w:val="green"/>
-        </w:rPr>
-        <w:t>+++</w:t>
-      </w:r>
+      <w:proofErr w:type="spellStart"/>
+      <w:r>
+        <w:rPr>
+          <w:rFonts w:cstheme="minorHAnsi"/>
+          <w:b/>
+          <w:sz w:val="24"/>
+          <w:szCs w:val="24"/>
+        </w:rPr>
+        <w:lastRenderedPageBreak/>
+        <w:t>Afp</w:t>
+      </w:r>
+      <w:proofErr w:type="spellEnd"/>
+      <w:r>
+        <w:rPr>
+          <w:rFonts w:cstheme="minorHAnsi"/>
+          <w:b/>
+          <w:sz w:val="24"/>
+          <w:szCs w:val="24"/>
+        </w:rPr>
+        <w:t xml:space="preserve"> </w:t>
+      </w:r>
+      <w:r>
+        <w:rPr>
+          <w:rFonts w:cstheme="minorHAnsi"/>
+          <w:b/>
+          <w:sz w:val="24"/>
+          <w:szCs w:val="24"/>
+          <w:highlight w:val="green"/>
+        </w:rPr>
+        <w:t>+++</w:t>
+      </w:r>
+      <w:proofErr w:type="spellStart"/>
+      <w:proofErr w:type="gramStart"/>
       <w:r>
         <w:rPr>
           <w:rFonts w:cstheme="minorHAnsi"/>
@@ -2750,6 +3266,8 @@
         </w:rPr>
         <w:t>demanda.cotizacionAfp</w:t>
       </w:r>
+      <w:proofErr w:type="spellEnd"/>
+      <w:proofErr w:type="gramEnd"/>
       <w:r>
         <w:rPr>
           <w:rFonts w:cstheme="minorHAnsi"/>
@@ -2792,6 +3310,7 @@
           <w:b/>
           <w:sz w:val="24"/>
           <w:szCs w:val="24"/>
+          <w:highlight w:val="lightGray"/>
         </w:rPr>
         <w:t>+++clausulas+++</w:t>
       </w:r>
@@ -3855,7 +4374,6 @@
   <w:style w:type="character" w:default="1" w:styleId="Fuentedeprrafopredeter">
     <w:name w:val="Default Paragraph Font"/>
     <w:uiPriority w:val="1"/>
-    <w:semiHidden/>
     <w:unhideWhenUsed/>
   </w:style>
   <w:style w:type="table" w:default="1" w:styleId="Tablanormal">
@@ -4164,14 +4682,12 @@
 </file>
 
 <file path=customXml/item1.xml><?xml version="1.0" encoding="utf-8"?>
-<p:properties xmlns:p="http://schemas.microsoft.com/office/2006/metadata/properties" xmlns:xsi="http://www.w3.org/2001/XMLSchema-instance" xmlns:pc="http://schemas.microsoft.com/office/infopath/2007/PartnerControls">
-  <documentManagement>
-    <lcf76f155ced4ddcb4097134ff3c332f xmlns="2dd5cc6d-f845-4b74-a9d4-0c2932b01156">
-      <Terms xmlns="http://schemas.microsoft.com/office/infopath/2007/PartnerControls"/>
-    </lcf76f155ced4ddcb4097134ff3c332f>
-    <TaxCatchAll xmlns="fe7e8eae-8f19-43b5-a199-e3dfa6648a7c" xsi:nil="true"/>
-  </documentManagement>
-</p:properties>
+<?mso-contentType ?>
+<FormTemplates xmlns="http://schemas.microsoft.com/sharepoint/v3/contenttype/forms">
+  <Display>DocumentLibraryForm</Display>
+  <Edit>DocumentLibraryForm</Edit>
+  <New>DocumentLibraryForm</New>
+</FormTemplates>
 </file>
 
 <file path=customXml/item2.xml><?xml version="1.0" encoding="utf-8"?>
@@ -4382,12 +4898,14 @@
 </file>
 
 <file path=customXml/item3.xml><?xml version="1.0" encoding="utf-8"?>
-<?mso-contentType ?>
-<FormTemplates xmlns="http://schemas.microsoft.com/sharepoint/v3/contenttype/forms">
-  <Display>DocumentLibraryForm</Display>
-  <Edit>DocumentLibraryForm</Edit>
-  <New>DocumentLibraryForm</New>
-</FormTemplates>
+<p:properties xmlns:p="http://schemas.microsoft.com/office/2006/metadata/properties" xmlns:xsi="http://www.w3.org/2001/XMLSchema-instance" xmlns:pc="http://schemas.microsoft.com/office/infopath/2007/PartnerControls">
+  <documentManagement>
+    <lcf76f155ced4ddcb4097134ff3c332f xmlns="2dd5cc6d-f845-4b74-a9d4-0c2932b01156">
+      <Terms xmlns="http://schemas.microsoft.com/office/infopath/2007/PartnerControls"/>
+    </lcf76f155ced4ddcb4097134ff3c332f>
+    <TaxCatchAll xmlns="fe7e8eae-8f19-43b5-a199-e3dfa6648a7c" xsi:nil="true"/>
+  </documentManagement>
+</p:properties>
 </file>
 
 <file path=customXml/item4.xml><?xml version="1.0" encoding="utf-8"?>
@@ -4395,12 +4913,9 @@
 </file>
 
 <file path=customXml/itemProps1.xml><?xml version="1.0" encoding="utf-8"?>
-<ds:datastoreItem xmlns:ds="http://schemas.openxmlformats.org/officeDocument/2006/customXml" ds:itemID="{42A9E0C2-AB1C-48D2-B720-396EA4581806}">
+<ds:datastoreItem xmlns:ds="http://schemas.openxmlformats.org/officeDocument/2006/customXml" ds:itemID="{A9FEAF85-3C16-4730-9AF2-6067570A11B0}">
   <ds:schemaRefs>
-    <ds:schemaRef ds:uri="http://schemas.microsoft.com/office/2006/metadata/properties"/>
-    <ds:schemaRef ds:uri="http://schemas.microsoft.com/office/infopath/2007/PartnerControls"/>
-    <ds:schemaRef ds:uri="2dd5cc6d-f845-4b74-a9d4-0c2932b01156"/>
-    <ds:schemaRef ds:uri="fe7e8eae-8f19-43b5-a199-e3dfa6648a7c"/>
+    <ds:schemaRef ds:uri="http://schemas.microsoft.com/sharepoint/v3/contenttype/forms"/>
   </ds:schemaRefs>
 </ds:datastoreItem>
 </file>
@@ -4425,9 +4940,12 @@
 </file>
 
 <file path=customXml/itemProps3.xml><?xml version="1.0" encoding="utf-8"?>
-<ds:datastoreItem xmlns:ds="http://schemas.openxmlformats.org/officeDocument/2006/customXml" ds:itemID="{A9FEAF85-3C16-4730-9AF2-6067570A11B0}">
+<ds:datastoreItem xmlns:ds="http://schemas.openxmlformats.org/officeDocument/2006/customXml" ds:itemID="{42A9E0C2-AB1C-48D2-B720-396EA4581806}">
   <ds:schemaRefs>
-    <ds:schemaRef ds:uri="http://schemas.microsoft.com/sharepoint/v3/contenttype/forms"/>
+    <ds:schemaRef ds:uri="http://schemas.microsoft.com/office/2006/metadata/properties"/>
+    <ds:schemaRef ds:uri="http://schemas.microsoft.com/office/infopath/2007/PartnerControls"/>
+    <ds:schemaRef ds:uri="2dd5cc6d-f845-4b74-a9d4-0c2932b01156"/>
+    <ds:schemaRef ds:uri="fe7e8eae-8f19-43b5-a199-e3dfa6648a7c"/>
   </ds:schemaRefs>
 </ds:datastoreItem>
 </file>

--- a/app/templates/template_demanda.docx
+++ b/app/templates/template_demanda.docx
@@ -2590,10 +2590,7 @@
         <w:t xml:space="preserve">  en  contra  de</w:t>
       </w:r>
       <w:r>
-        <w:t xml:space="preserve"> </w:t>
-      </w:r>
-      <w:r>
-        <w:t xml:space="preserve">+++IF </w:t>
+        <w:t xml:space="preserve"> +++IF </w:t>
       </w:r>
       <w:proofErr w:type="spellStart"/>
       <w:r>
@@ -3312,7 +3309,39 @@
           <w:szCs w:val="24"/>
           <w:highlight w:val="lightGray"/>
         </w:rPr>
-        <w:t>+++clausulas+++</w:t>
+        <w:t>+++</w:t>
+      </w:r>
+      <w:proofErr w:type="spellStart"/>
+      <w:r>
+        <w:rPr>
+          <w:rFonts w:cstheme="minorHAnsi"/>
+          <w:b/>
+          <w:sz w:val="24"/>
+          <w:szCs w:val="24"/>
+          <w:highlight w:val="lightGray"/>
+        </w:rPr>
+        <w:t>clausulas</w:t>
+      </w:r>
+      <w:r>
+        <w:rPr>
+          <w:rFonts w:cstheme="minorHAnsi"/>
+          <w:b/>
+          <w:sz w:val="24"/>
+          <w:szCs w:val="24"/>
+          <w:highlight w:val="lightGray"/>
+        </w:rPr>
+        <w:t>_encabezado</w:t>
+      </w:r>
+      <w:proofErr w:type="spellEnd"/>
+      <w:r>
+        <w:rPr>
+          <w:rFonts w:cstheme="minorHAnsi"/>
+          <w:b/>
+          <w:sz w:val="24"/>
+          <w:szCs w:val="24"/>
+          <w:highlight w:val="lightGray"/>
+        </w:rPr>
+        <w:t>+++</w:t>
       </w:r>
     </w:p>
     <w:p>
@@ -3327,6 +3356,87 @@
           <w:szCs w:val="24"/>
         </w:rPr>
       </w:pPr>
+    </w:p>
+    <w:p>
+      <w:pPr>
+        <w:spacing w:after="0" w:line="360" w:lineRule="auto"/>
+        <w:ind w:firstLine="708"/>
+        <w:jc w:val="both"/>
+        <w:rPr>
+          <w:rFonts w:cstheme="minorHAnsi"/>
+          <w:b/>
+          <w:sz w:val="24"/>
+          <w:szCs w:val="24"/>
+        </w:rPr>
+      </w:pPr>
+      <w:r>
+        <w:rPr>
+          <w:rFonts w:cstheme="minorHAnsi"/>
+          <w:b/>
+          <w:sz w:val="24"/>
+          <w:szCs w:val="24"/>
+          <w:highlight w:val="cyan"/>
+        </w:rPr>
+        <w:t>+++</w:t>
+      </w:r>
+      <w:proofErr w:type="spellStart"/>
+      <w:r>
+        <w:rPr>
+          <w:rFonts w:cstheme="minorHAnsi"/>
+          <w:b/>
+          <w:sz w:val="24"/>
+          <w:szCs w:val="24"/>
+          <w:highlight w:val="cyan"/>
+        </w:rPr>
+        <w:t>clausulas</w:t>
+      </w:r>
+      <w:r>
+        <w:rPr>
+          <w:rFonts w:cstheme="minorHAnsi"/>
+          <w:b/>
+          <w:sz w:val="24"/>
+          <w:szCs w:val="24"/>
+          <w:highlight w:val="cyan"/>
+        </w:rPr>
+        <w:t>_hechos</w:t>
+      </w:r>
+      <w:proofErr w:type="spellEnd"/>
+      <w:r>
+        <w:rPr>
+          <w:rFonts w:cstheme="minorHAnsi"/>
+          <w:b/>
+          <w:sz w:val="24"/>
+          <w:szCs w:val="24"/>
+          <w:highlight w:val="cyan"/>
+        </w:rPr>
+        <w:t>+++</w:t>
+      </w:r>
+    </w:p>
+    <w:p>
+      <w:pPr>
+        <w:spacing w:after="0" w:line="360" w:lineRule="auto"/>
+        <w:ind w:firstLine="708"/>
+        <w:jc w:val="both"/>
+        <w:rPr>
+          <w:rFonts w:cstheme="minorHAnsi"/>
+          <w:b/>
+          <w:sz w:val="24"/>
+          <w:szCs w:val="24"/>
+        </w:rPr>
+      </w:pPr>
+    </w:p>
+    <w:p>
+      <w:pPr>
+        <w:spacing w:after="0" w:line="360" w:lineRule="auto"/>
+        <w:ind w:firstLine="708"/>
+        <w:jc w:val="both"/>
+        <w:rPr>
+          <w:rFonts w:cstheme="minorHAnsi"/>
+          <w:b/>
+          <w:sz w:val="24"/>
+          <w:szCs w:val="24"/>
+        </w:rPr>
+      </w:pPr>
       <w:r>
         <w:rPr>
           <w:rFonts w:cstheme="minorHAnsi"/>
@@ -3335,6 +3445,142 @@
           <w:szCs w:val="24"/>
         </w:rPr>
         <w:t>EL DERECHO</w:t>
+      </w:r>
+    </w:p>
+    <w:p>
+      <w:pPr>
+        <w:spacing w:after="0" w:line="360" w:lineRule="auto"/>
+        <w:ind w:firstLine="708"/>
+        <w:jc w:val="both"/>
+        <w:rPr>
+          <w:rFonts w:cstheme="minorHAnsi"/>
+          <w:b/>
+          <w:sz w:val="24"/>
+          <w:szCs w:val="24"/>
+        </w:rPr>
+      </w:pPr>
+    </w:p>
+    <w:p>
+      <w:pPr>
+        <w:spacing w:after="0" w:line="360" w:lineRule="auto"/>
+        <w:ind w:firstLine="708"/>
+        <w:jc w:val="both"/>
+        <w:rPr>
+          <w:rFonts w:cstheme="minorHAnsi"/>
+          <w:b/>
+          <w:sz w:val="24"/>
+          <w:szCs w:val="24"/>
+        </w:rPr>
+      </w:pPr>
+      <w:r>
+        <w:rPr>
+          <w:rFonts w:cstheme="minorHAnsi"/>
+          <w:b/>
+          <w:sz w:val="24"/>
+          <w:szCs w:val="24"/>
+          <w:highlight w:val="red"/>
+        </w:rPr>
+        <w:t>+++</w:t>
+      </w:r>
+      <w:proofErr w:type="spellStart"/>
+      <w:r>
+        <w:rPr>
+          <w:rFonts w:cstheme="minorHAnsi"/>
+          <w:b/>
+          <w:sz w:val="24"/>
+          <w:szCs w:val="24"/>
+          <w:highlight w:val="red"/>
+        </w:rPr>
+        <w:t>clausulas</w:t>
+      </w:r>
+      <w:r>
+        <w:rPr>
+          <w:rFonts w:cstheme="minorHAnsi"/>
+          <w:b/>
+          <w:sz w:val="24"/>
+          <w:szCs w:val="24"/>
+          <w:highlight w:val="red"/>
+        </w:rPr>
+        <w:t>_derecho</w:t>
+      </w:r>
+      <w:proofErr w:type="spellEnd"/>
+      <w:r>
+        <w:rPr>
+          <w:rFonts w:cstheme="minorHAnsi"/>
+          <w:b/>
+          <w:sz w:val="24"/>
+          <w:szCs w:val="24"/>
+          <w:highlight w:val="red"/>
+        </w:rPr>
+        <w:t>+++</w:t>
+      </w:r>
+    </w:p>
+    <w:p>
+      <w:pPr>
+        <w:spacing w:after="0" w:line="360" w:lineRule="auto"/>
+        <w:ind w:firstLine="708"/>
+        <w:jc w:val="both"/>
+        <w:rPr>
+          <w:rFonts w:cstheme="minorHAnsi"/>
+          <w:b/>
+          <w:sz w:val="24"/>
+          <w:szCs w:val="24"/>
+        </w:rPr>
+      </w:pPr>
+    </w:p>
+    <w:p>
+      <w:pPr>
+        <w:spacing w:after="0" w:line="360" w:lineRule="auto"/>
+        <w:ind w:firstLine="708"/>
+        <w:jc w:val="both"/>
+        <w:rPr>
+          <w:rFonts w:cstheme="minorHAnsi"/>
+          <w:b/>
+          <w:sz w:val="24"/>
+          <w:szCs w:val="24"/>
+        </w:rPr>
+      </w:pPr>
+      <w:r>
+        <w:rPr>
+          <w:rFonts w:cstheme="minorHAnsi"/>
+          <w:b/>
+          <w:sz w:val="24"/>
+          <w:szCs w:val="24"/>
+          <w:highlight w:val="darkGray"/>
+        </w:rPr>
+        <w:t>+++</w:t>
+      </w:r>
+      <w:proofErr w:type="spellStart"/>
+      <w:r>
+        <w:rPr>
+          <w:rFonts w:cstheme="minorHAnsi"/>
+          <w:b/>
+          <w:sz w:val="24"/>
+          <w:szCs w:val="24"/>
+          <w:highlight w:val="darkGray"/>
+        </w:rPr>
+        <w:t>clausulas</w:t>
+      </w:r>
+      <w:r>
+        <w:rPr>
+          <w:rFonts w:cstheme="minorHAnsi"/>
+          <w:b/>
+          <w:sz w:val="24"/>
+          <w:szCs w:val="24"/>
+          <w:highlight w:val="darkGray"/>
+        </w:rPr>
+        <w:t>_peticiones</w:t>
+      </w:r>
+      <w:proofErr w:type="spellEnd"/>
+      <w:r>
+        <w:rPr>
+          <w:rFonts w:cstheme="minorHAnsi"/>
+          <w:b/>
+          <w:sz w:val="24"/>
+          <w:szCs w:val="24"/>
+          <w:highlight w:val="darkGray"/>
+        </w:rPr>
+        <w:t>+++</w:t>
       </w:r>
     </w:p>
     <w:p>
